--- a/Proposta TCC - Raul Martins Furtado Fernandes.docx
+++ b/Proposta TCC - Raul Martins Furtado Fernandes.docx
@@ -1,6 +1,6 @@
 
 <file path=word/document.xml><?xml version="1.0" encoding="utf-8"?>
-<w:document xmlns:wpc="http://schemas.microsoft.com/office/word/2010/wordprocessingCanvas" xmlns:cx="http://schemas.microsoft.com/office/drawing/2014/chartex" xmlns:cx1="http://schemas.microsoft.com/office/drawing/2015/9/8/chartex" xmlns:cx2="http://schemas.microsoft.com/office/drawing/2015/10/21/chartex" xmlns:cx3="http://schemas.microsoft.com/office/drawing/2016/5/9/chartex" xmlns:cx4="http://schemas.microsoft.com/office/drawing/2016/5/10/chartex" xmlns:cx5="http://schemas.microsoft.com/office/drawing/2016/5/11/chartex" xmlns:cx6="http://schemas.microsoft.com/office/drawing/2016/5/12/chartex" xmlns:cx7="http://schemas.microsoft.com/office/drawing/2016/5/13/chartex" xmlns:cx8="http://schemas.microsoft.com/office/drawing/2016/5/14/chartex" xmlns:mc="http://schemas.openxmlformats.org/markup-compatibility/2006" xmlns:aink="http://schemas.microsoft.com/office/drawing/2016/ink" xmlns:am3d="http://schemas.microsoft.com/office/drawing/2017/model3d" xmlns:o="urn:schemas-microsoft-com:office:office" xmlns:oel="http://schemas.microsoft.com/office/2019/extlst" xmlns:r="http://schemas.openxmlformats.org/officeDocument/2006/relationships" xmlns:m="http://schemas.openxmlformats.org/officeDocument/2006/math" xmlns:v="urn:schemas-microsoft-com:vml" xmlns:wp14="http://schemas.microsoft.com/office/word/2010/wordprocessingDrawing" xmlns:wp="http://schemas.openxmlformats.org/drawingml/2006/wordprocessingDrawing" xmlns:w10="urn:schemas-microsoft-com:office:word" xmlns:w="http://schemas.openxmlformats.org/wordprocessingml/2006/main" xmlns:w14="http://schemas.microsoft.com/office/word/2010/wordml" xmlns:w15="http://schemas.microsoft.com/office/word/2012/wordml" xmlns:w16cex="http://schemas.microsoft.com/office/word/2018/wordml/cex" xmlns:w16cid="http://schemas.microsoft.com/office/word/2016/wordml/cid" xmlns:w16="http://schemas.microsoft.com/office/word/2018/wordml" xmlns:w16sdtdh="http://schemas.microsoft.com/office/word/2020/wordml/sdtdatahash" xmlns:w16se="http://schemas.microsoft.com/office/word/2015/wordml/symex" xmlns:wpg="http://schemas.microsoft.com/office/word/2010/wordprocessingGroup" xmlns:wpi="http://schemas.microsoft.com/office/word/2010/wordprocessingInk" xmlns:wne="http://schemas.microsoft.com/office/word/2006/wordml" xmlns:wps="http://schemas.microsoft.com/office/word/2010/wordprocessingShape" mc:Ignorable="w14 w15 w16se w16cid w16 w16cex w16sdtdh wp14">
+<w:document xmlns:wpc="http://schemas.microsoft.com/office/word/2010/wordprocessingCanvas" xmlns:cx="http://schemas.microsoft.com/office/drawing/2014/chartex" xmlns:cx1="http://schemas.microsoft.com/office/drawing/2015/9/8/chartex" xmlns:cx2="http://schemas.microsoft.com/office/drawing/2015/10/21/chartex" xmlns:cx3="http://schemas.microsoft.com/office/drawing/2016/5/9/chartex" xmlns:cx4="http://schemas.microsoft.com/office/drawing/2016/5/10/chartex" xmlns:cx5="http://schemas.microsoft.com/office/drawing/2016/5/11/chartex" xmlns:cx6="http://schemas.microsoft.com/office/drawing/2016/5/12/chartex" xmlns:cx7="http://schemas.microsoft.com/office/drawing/2016/5/13/chartex" xmlns:cx8="http://schemas.microsoft.com/office/drawing/2016/5/14/chartex" xmlns:mc="http://schemas.openxmlformats.org/markup-compatibility/2006" xmlns:aink="http://schemas.microsoft.com/office/drawing/2016/ink" xmlns:am3d="http://schemas.microsoft.com/office/drawing/2017/model3d" xmlns:o="urn:schemas-microsoft-com:office:office" xmlns:oel="http://schemas.microsoft.com/office/2019/extlst" xmlns:r="http://schemas.openxmlformats.org/officeDocument/2006/relationships" xmlns:m="http://schemas.openxmlformats.org/officeDocument/2006/math" xmlns:v="urn:schemas-microsoft-com:vml" xmlns:wp14="http://schemas.microsoft.com/office/word/2010/wordprocessingDrawing" xmlns:wp="http://schemas.openxmlformats.org/drawingml/2006/wordprocessingDrawing" xmlns:w10="urn:schemas-microsoft-com:office:word" xmlns:w="http://schemas.openxmlformats.org/wordprocessingml/2006/main" xmlns:w14="http://schemas.microsoft.com/office/word/2010/wordml" xmlns:w15="http://schemas.microsoft.com/office/word/2012/wordml" xmlns:w16cex="http://schemas.microsoft.com/office/word/2018/wordml/cex" xmlns:w16cid="http://schemas.microsoft.com/office/word/2016/wordml/cid" xmlns:w16="http://schemas.microsoft.com/office/word/2018/wordml" xmlns:w16du="http://schemas.microsoft.com/office/word/2023/wordml/word16du" xmlns:w16sdtdh="http://schemas.microsoft.com/office/word/2020/wordml/sdtdatahash" xmlns:w16sdtfl="http://schemas.microsoft.com/office/word/2024/wordml/sdtformatlock" xmlns:w16se="http://schemas.microsoft.com/office/word/2015/wordml/symex" xmlns:wpg="http://schemas.microsoft.com/office/word/2010/wordprocessingGroup" xmlns:wpi="http://schemas.microsoft.com/office/word/2010/wordprocessingInk" xmlns:wne="http://schemas.microsoft.com/office/word/2006/wordml" xmlns:wps="http://schemas.microsoft.com/office/word/2010/wordprocessingShape" mc:Ignorable="w14 w15 w16se w16cid w16 w16cex w16sdtdh w16sdtfl w16du wp14">
   <w:body>
     <w:p>
       <w:pPr>
@@ -3495,15 +3495,71 @@
           <w:szCs w:val="24"/>
           <w:highlight w:val="white"/>
         </w:rPr>
-        <w:t xml:space="preserve"> unidades, fases e</w:t>
-      </w:r>
+        <w:t xml:space="preserve"> </w:t>
+      </w:r>
+      <w:del w:id="8" w:author="RAUL MARTINS FURTADO FERNANDES" w:date="2025-10-04T19:43:00Z" w16du:dateUtc="2025-10-04T22:43:00Z">
+        <w:r>
+          <w:rPr>
+            <w:rFonts w:eastAsia="Roboto" w:cs="Times New Roman"/>
+            <w:szCs w:val="24"/>
+            <w:highlight w:val="white"/>
+          </w:rPr>
+          <w:delText>unidades</w:delText>
+        </w:r>
+      </w:del>
+      <w:ins w:id="9" w:author="RAUL MARTINS FURTADO FERNANDES" w:date="2025-10-04T19:43:00Z" w16du:dateUtc="2025-10-04T22:43:00Z">
+        <w:r>
+          <w:rPr>
+            <w:rFonts w:eastAsia="Roboto" w:cs="Times New Roman"/>
+            <w:szCs w:val="24"/>
+            <w:highlight w:val="white"/>
+          </w:rPr>
+          <w:t>trilhas</w:t>
+        </w:r>
+      </w:ins>
       <w:r>
         <w:rPr>
           <w:rFonts w:eastAsia="Roboto" w:cs="Times New Roman"/>
           <w:szCs w:val="24"/>
           <w:highlight w:val="white"/>
         </w:rPr>
-        <w:t xml:space="preserve"> exercícios, trabalhando com diferentes níveis linguísticos e promovendo o desenvolvimento </w:t>
+        <w:t>, fases e</w:t>
+      </w:r>
+      <w:r>
+        <w:rPr>
+          <w:rFonts w:eastAsia="Roboto" w:cs="Times New Roman"/>
+          <w:szCs w:val="24"/>
+          <w:highlight w:val="white"/>
+        </w:rPr>
+        <w:t xml:space="preserve"> exercícios, trabalhando com diferentes </w:t>
+      </w:r>
+      <w:del w:id="10" w:author="RAUL MARTINS FURTADO FERNANDES" w:date="2025-10-04T19:46:00Z" w16du:dateUtc="2025-10-04T22:46:00Z">
+        <w:r>
+          <w:rPr>
+            <w:rFonts w:eastAsia="Roboto" w:cs="Times New Roman"/>
+            <w:szCs w:val="24"/>
+            <w:highlight w:val="white"/>
+          </w:rPr>
+          <w:delText>níveis linguísticos</w:delText>
+        </w:r>
+      </w:del>
+      <w:ins w:id="11" w:author="RAUL MARTINS FURTADO FERNANDES" w:date="2025-10-04T19:46:00Z" w16du:dateUtc="2025-10-04T22:46:00Z">
+        <w:r>
+          <w:rPr>
+            <w:rFonts w:eastAsia="Roboto" w:cs="Times New Roman"/>
+            <w:szCs w:val="24"/>
+            <w:highlight w:val="white"/>
+          </w:rPr>
+          <w:t>aspectos pedagógicos</w:t>
+        </w:r>
+      </w:ins>
+      <w:r>
+        <w:rPr>
+          <w:rFonts w:eastAsia="Roboto" w:cs="Times New Roman"/>
+          <w:szCs w:val="24"/>
+          <w:highlight w:val="white"/>
+        </w:rPr>
+        <w:t xml:space="preserve"> e promovendo o desenvolvimento </w:t>
       </w:r>
       <w:r>
         <w:rPr>
@@ -3549,7 +3605,35 @@
           <w:szCs w:val="24"/>
           <w:highlight w:val="white"/>
         </w:rPr>
-        <w:t>Consultem o Dicionário de Termos do Hora da Libras</w:t>
+        <w:t xml:space="preserve">Consultem o </w:t>
+      </w:r>
+      <w:del w:id="12" w:author="RAUL MARTINS FURTADO FERNANDES" w:date="2025-10-04T19:44:00Z" w16du:dateUtc="2025-10-04T22:44:00Z">
+        <w:r>
+          <w:rPr>
+            <w:rFonts w:eastAsia="Roboto" w:cs="Times New Roman"/>
+            <w:szCs w:val="24"/>
+            <w:highlight w:val="white"/>
+          </w:rPr>
+          <w:delText>Dicionário de Termos</w:delText>
+        </w:r>
+      </w:del>
+      <w:ins w:id="13" w:author="RAUL MARTINS FURTADO FERNANDES" w:date="2025-10-04T19:44:00Z" w16du:dateUtc="2025-10-04T22:44:00Z">
+        <w:r>
+          <w:rPr>
+            <w:rFonts w:eastAsia="Roboto" w:cs="Times New Roman"/>
+            <w:szCs w:val="24"/>
+            <w:highlight w:val="white"/>
+          </w:rPr>
+          <w:t>Repositório Fonológico</w:t>
+        </w:r>
+      </w:ins>
+      <w:r>
+        <w:rPr>
+          <w:rFonts w:eastAsia="Roboto" w:cs="Times New Roman"/>
+          <w:szCs w:val="24"/>
+          <w:highlight w:val="white"/>
+        </w:rPr>
+        <w:t xml:space="preserve"> do Hora da Libras</w:t>
       </w:r>
       <w:r>
         <w:rPr>
@@ -3582,21 +3666,69 @@
         </w:rPr>
         <w:t xml:space="preserve">Adicionem novos termos e </w:t>
       </w:r>
+      <w:del w:id="14" w:author="RAUL MARTINS FURTADO FERNANDES" w:date="2025-10-04T19:47:00Z" w16du:dateUtc="2025-10-04T22:47:00Z">
+        <w:r>
+          <w:rPr>
+            <w:rFonts w:eastAsia="Roboto" w:cs="Times New Roman"/>
+            <w:szCs w:val="24"/>
+            <w:highlight w:val="white"/>
+          </w:rPr>
+          <w:delText xml:space="preserve">representações </w:delText>
+        </w:r>
+        <w:r>
+          <w:rPr>
+            <w:rFonts w:eastAsia="Roboto" w:cs="Times New Roman"/>
+            <w:szCs w:val="24"/>
+            <w:highlight w:val="white"/>
+          </w:rPr>
+          <w:delText>regionalizadas</w:delText>
+        </w:r>
+      </w:del>
+      <w:ins w:id="15" w:author="RAUL MARTINS FURTADO FERNANDES" w:date="2025-10-04T19:47:00Z" w16du:dateUtc="2025-10-04T22:47:00Z">
+        <w:r>
+          <w:rPr>
+            <w:rFonts w:eastAsia="Roboto" w:cs="Times New Roman"/>
+            <w:szCs w:val="24"/>
+            <w:highlight w:val="white"/>
+          </w:rPr>
+          <w:t>recursos</w:t>
+        </w:r>
+      </w:ins>
       <w:r>
         <w:rPr>
           <w:rFonts w:eastAsia="Roboto" w:cs="Times New Roman"/>
           <w:szCs w:val="24"/>
           <w:highlight w:val="white"/>
         </w:rPr>
-        <w:t xml:space="preserve">representações </w:t>
-      </w:r>
+        <w:t xml:space="preserve"> para o </w:t>
+      </w:r>
+      <w:del w:id="16" w:author="RAUL MARTINS FURTADO FERNANDES" w:date="2025-10-04T19:47:00Z" w16du:dateUtc="2025-10-04T22:47:00Z">
+        <w:r>
+          <w:rPr>
+            <w:rFonts w:eastAsia="Roboto" w:cs="Times New Roman"/>
+            <w:szCs w:val="24"/>
+            <w:highlight w:val="white"/>
+          </w:rPr>
+          <w:delText>Dicionário de Termos</w:delText>
+        </w:r>
+      </w:del>
+      <w:ins w:id="17" w:author="RAUL MARTINS FURTADO FERNANDES" w:date="2025-10-04T19:47:00Z" w16du:dateUtc="2025-10-04T22:47:00Z">
+        <w:r>
+          <w:rPr>
+            <w:rFonts w:eastAsia="Roboto" w:cs="Times New Roman"/>
+            <w:szCs w:val="24"/>
+            <w:highlight w:val="white"/>
+          </w:rPr>
+          <w:t>Acervo de Conteúdo</w:t>
+        </w:r>
+      </w:ins>
       <w:r>
         <w:rPr>
           <w:rFonts w:eastAsia="Roboto" w:cs="Times New Roman"/>
           <w:szCs w:val="24"/>
           <w:highlight w:val="white"/>
         </w:rPr>
-        <w:t>regionalizadas para o Dicionário de Termos do Hora da Libras;</w:t>
+        <w:t xml:space="preserve"> do Hora da Libras;</w:t>
       </w:r>
     </w:p>
     <w:p>
@@ -3644,185 +3776,188 @@
         <w:ind w:firstLine="708"/>
         <w:jc w:val="both"/>
         <w:rPr>
+          <w:del w:id="18" w:author="RAUL MARTINS FURTADO FERNANDES" w:date="2025-10-04T19:50:00Z" w16du:dateUtc="2025-10-04T22:50:00Z"/>
           <w:rFonts w:eastAsia="Roboto" w:cs="Times New Roman"/>
           <w:szCs w:val="24"/>
           <w:highlight w:val="white"/>
         </w:rPr>
       </w:pPr>
-      <w:r>
-        <w:rPr>
-          <w:rFonts w:eastAsia="Roboto" w:cs="Times New Roman"/>
-          <w:szCs w:val="24"/>
-          <w:highlight w:val="white"/>
-        </w:rPr>
-        <w:lastRenderedPageBreak/>
-        <w:t xml:space="preserve">O objetivo secundário do projeto é contribuir para </w:t>
-      </w:r>
-      <w:r>
-        <w:rPr>
-          <w:rFonts w:eastAsia="Roboto" w:cs="Times New Roman"/>
-          <w:szCs w:val="24"/>
-          <w:highlight w:val="white"/>
-        </w:rPr>
-        <w:t xml:space="preserve">o aprimoramento do aplicativo Hora da Libras, </w:t>
-      </w:r>
-      <w:r>
-        <w:rPr>
-          <w:rFonts w:eastAsia="Roboto" w:cs="Times New Roman"/>
-          <w:szCs w:val="24"/>
-          <w:highlight w:val="white"/>
-        </w:rPr>
-        <w:t>para que es</w:t>
-      </w:r>
-      <w:r>
-        <w:rPr>
-          <w:rFonts w:eastAsia="Roboto" w:cs="Times New Roman"/>
-          <w:szCs w:val="24"/>
-          <w:highlight w:val="white"/>
-        </w:rPr>
-        <w:t xml:space="preserve">se </w:t>
-      </w:r>
-      <w:r>
-        <w:rPr>
-          <w:rFonts w:eastAsia="Roboto" w:cs="Times New Roman"/>
-          <w:szCs w:val="24"/>
-          <w:highlight w:val="white"/>
-        </w:rPr>
-        <w:t>possa a</w:t>
-      </w:r>
-      <w:r>
-        <w:rPr>
-          <w:rFonts w:eastAsia="Roboto" w:cs="Times New Roman"/>
-          <w:szCs w:val="24"/>
-          <w:highlight w:val="white"/>
-        </w:rPr>
-        <w:t>tin</w:t>
-      </w:r>
-      <w:r>
-        <w:rPr>
-          <w:rFonts w:eastAsia="Roboto" w:cs="Times New Roman"/>
-          <w:szCs w:val="24"/>
-          <w:highlight w:val="white"/>
-        </w:rPr>
-        <w:t>gir</w:t>
-      </w:r>
-      <w:r>
-        <w:rPr>
-          <w:rFonts w:eastAsia="Roboto" w:cs="Times New Roman"/>
-          <w:szCs w:val="24"/>
-          <w:highlight w:val="white"/>
-        </w:rPr>
-        <w:t xml:space="preserve"> seu potencial pedagógico</w:t>
-      </w:r>
-      <w:r>
-        <w:rPr>
-          <w:rFonts w:eastAsia="Roboto" w:cs="Times New Roman"/>
-          <w:szCs w:val="24"/>
-          <w:highlight w:val="white"/>
-        </w:rPr>
-        <w:t xml:space="preserve"> e </w:t>
-      </w:r>
-      <w:r>
-        <w:rPr>
-          <w:rFonts w:eastAsia="Roboto" w:cs="Times New Roman"/>
-          <w:szCs w:val="24"/>
-          <w:highlight w:val="white"/>
-        </w:rPr>
-        <w:t>te</w:t>
-      </w:r>
-      <w:r>
-        <w:rPr>
-          <w:rFonts w:eastAsia="Roboto" w:cs="Times New Roman"/>
-          <w:szCs w:val="24"/>
-          <w:highlight w:val="white"/>
-        </w:rPr>
-        <w:t>nha</w:t>
-      </w:r>
-      <w:r>
-        <w:rPr>
-          <w:rFonts w:eastAsia="Roboto" w:cs="Times New Roman"/>
-          <w:szCs w:val="24"/>
-          <w:highlight w:val="white"/>
-        </w:rPr>
-        <w:t xml:space="preserve"> maior impacto social. </w:t>
-      </w:r>
-      <w:r>
-        <w:rPr>
-          <w:rFonts w:eastAsia="Roboto" w:cs="Times New Roman"/>
-          <w:szCs w:val="24"/>
-          <w:highlight w:val="white"/>
-        </w:rPr>
-        <w:t>Nesse sentido</w:t>
-      </w:r>
-      <w:r>
-        <w:rPr>
-          <w:rFonts w:eastAsia="Roboto" w:cs="Times New Roman"/>
-          <w:szCs w:val="24"/>
-          <w:highlight w:val="white"/>
-        </w:rPr>
-        <w:t xml:space="preserve">, </w:t>
-      </w:r>
-      <w:r>
-        <w:rPr>
-          <w:rFonts w:eastAsia="Roboto" w:cs="Times New Roman"/>
-          <w:szCs w:val="24"/>
-          <w:highlight w:val="white"/>
-        </w:rPr>
-        <w:t>o presente</w:t>
-      </w:r>
-      <w:r>
-        <w:rPr>
-          <w:rFonts w:eastAsia="Roboto" w:cs="Times New Roman"/>
-          <w:szCs w:val="24"/>
-          <w:highlight w:val="white"/>
-        </w:rPr>
-        <w:t xml:space="preserve"> projeto </w:t>
-      </w:r>
-      <w:commentRangeStart w:id="8"/>
-      <w:r>
-        <w:rPr>
-          <w:rFonts w:eastAsia="Roboto" w:cs="Times New Roman"/>
-          <w:szCs w:val="24"/>
-          <w:highlight w:val="white"/>
-        </w:rPr>
-        <w:t>visa</w:t>
-      </w:r>
-      <w:commentRangeEnd w:id="8"/>
-      <w:r>
-        <w:commentReference w:id="8"/>
-      </w:r>
-      <w:r>
-        <w:rPr>
-          <w:rFonts w:eastAsia="Roboto" w:cs="Times New Roman"/>
-          <w:szCs w:val="24"/>
-          <w:highlight w:val="white"/>
-        </w:rPr>
-        <w:t xml:space="preserve"> realizar as seguintes melhorias</w:t>
-      </w:r>
-      <w:r>
-        <w:rPr>
-          <w:rFonts w:eastAsia="Roboto" w:cs="Times New Roman"/>
-          <w:szCs w:val="24"/>
-          <w:highlight w:val="white"/>
-        </w:rPr>
-        <w:t>:</w:t>
-      </w:r>
-      <w:r>
-        <w:rPr>
-          <w:rFonts w:eastAsia="Roboto" w:cs="Times New Roman"/>
-          <w:szCs w:val="24"/>
-          <w:highlight w:val="white"/>
-        </w:rPr>
-        <w:t xml:space="preserve"> </w:t>
-      </w:r>
-      <w:r>
-        <w:rPr>
-          <w:rFonts w:eastAsia="Roboto" w:cs="Times New Roman"/>
-          <w:szCs w:val="24"/>
-          <w:highlight w:val="white"/>
-        </w:rPr>
-        <w:t xml:space="preserve"> </w:t>
-      </w:r>
+      <w:del w:id="19" w:author="RAUL MARTINS FURTADO FERNANDES" w:date="2025-10-04T19:50:00Z" w16du:dateUtc="2025-10-04T22:50:00Z">
+        <w:r>
+          <w:rPr>
+            <w:rFonts w:eastAsia="Roboto" w:cs="Times New Roman"/>
+            <w:szCs w:val="24"/>
+            <w:highlight w:val="white"/>
+          </w:rPr>
+          <w:lastRenderedPageBreak/>
+          <w:delText xml:space="preserve">O objetivo secundário do projeto é contribuir para </w:delText>
+        </w:r>
+        <w:r>
+          <w:rPr>
+            <w:rFonts w:eastAsia="Roboto" w:cs="Times New Roman"/>
+            <w:szCs w:val="24"/>
+            <w:highlight w:val="white"/>
+          </w:rPr>
+          <w:delText xml:space="preserve">o aprimoramento do aplicativo Hora da Libras, </w:delText>
+        </w:r>
+        <w:r>
+          <w:rPr>
+            <w:rFonts w:eastAsia="Roboto" w:cs="Times New Roman"/>
+            <w:szCs w:val="24"/>
+            <w:highlight w:val="white"/>
+          </w:rPr>
+          <w:delText>para que es</w:delText>
+        </w:r>
+        <w:r>
+          <w:rPr>
+            <w:rFonts w:eastAsia="Roboto" w:cs="Times New Roman"/>
+            <w:szCs w:val="24"/>
+            <w:highlight w:val="white"/>
+          </w:rPr>
+          <w:delText xml:space="preserve">se </w:delText>
+        </w:r>
+        <w:r>
+          <w:rPr>
+            <w:rFonts w:eastAsia="Roboto" w:cs="Times New Roman"/>
+            <w:szCs w:val="24"/>
+            <w:highlight w:val="white"/>
+          </w:rPr>
+          <w:delText>possa a</w:delText>
+        </w:r>
+        <w:r>
+          <w:rPr>
+            <w:rFonts w:eastAsia="Roboto" w:cs="Times New Roman"/>
+            <w:szCs w:val="24"/>
+            <w:highlight w:val="white"/>
+          </w:rPr>
+          <w:delText>tin</w:delText>
+        </w:r>
+        <w:r>
+          <w:rPr>
+            <w:rFonts w:eastAsia="Roboto" w:cs="Times New Roman"/>
+            <w:szCs w:val="24"/>
+            <w:highlight w:val="white"/>
+          </w:rPr>
+          <w:delText>gir</w:delText>
+        </w:r>
+        <w:r>
+          <w:rPr>
+            <w:rFonts w:eastAsia="Roboto" w:cs="Times New Roman"/>
+            <w:szCs w:val="24"/>
+            <w:highlight w:val="white"/>
+          </w:rPr>
+          <w:delText xml:space="preserve"> seu potencial pedagógico</w:delText>
+        </w:r>
+        <w:r>
+          <w:rPr>
+            <w:rFonts w:eastAsia="Roboto" w:cs="Times New Roman"/>
+            <w:szCs w:val="24"/>
+            <w:highlight w:val="white"/>
+          </w:rPr>
+          <w:delText xml:space="preserve"> e </w:delText>
+        </w:r>
+        <w:r>
+          <w:rPr>
+            <w:rFonts w:eastAsia="Roboto" w:cs="Times New Roman"/>
+            <w:szCs w:val="24"/>
+            <w:highlight w:val="white"/>
+          </w:rPr>
+          <w:delText>te</w:delText>
+        </w:r>
+        <w:r>
+          <w:rPr>
+            <w:rFonts w:eastAsia="Roboto" w:cs="Times New Roman"/>
+            <w:szCs w:val="24"/>
+            <w:highlight w:val="white"/>
+          </w:rPr>
+          <w:delText>nha</w:delText>
+        </w:r>
+        <w:r>
+          <w:rPr>
+            <w:rFonts w:eastAsia="Roboto" w:cs="Times New Roman"/>
+            <w:szCs w:val="24"/>
+            <w:highlight w:val="white"/>
+          </w:rPr>
+          <w:delText xml:space="preserve"> maior impacto social. </w:delText>
+        </w:r>
+        <w:r>
+          <w:rPr>
+            <w:rFonts w:eastAsia="Roboto" w:cs="Times New Roman"/>
+            <w:szCs w:val="24"/>
+            <w:highlight w:val="white"/>
+          </w:rPr>
+          <w:delText>Nesse sentido</w:delText>
+        </w:r>
+        <w:r>
+          <w:rPr>
+            <w:rFonts w:eastAsia="Roboto" w:cs="Times New Roman"/>
+            <w:szCs w:val="24"/>
+            <w:highlight w:val="white"/>
+          </w:rPr>
+          <w:delText xml:space="preserve">, </w:delText>
+        </w:r>
+        <w:r>
+          <w:rPr>
+            <w:rFonts w:eastAsia="Roboto" w:cs="Times New Roman"/>
+            <w:szCs w:val="24"/>
+            <w:highlight w:val="white"/>
+          </w:rPr>
+          <w:delText>o presente</w:delText>
+        </w:r>
+        <w:r>
+          <w:rPr>
+            <w:rFonts w:eastAsia="Roboto" w:cs="Times New Roman"/>
+            <w:szCs w:val="24"/>
+            <w:highlight w:val="white"/>
+          </w:rPr>
+          <w:delText xml:space="preserve"> projeto </w:delText>
+        </w:r>
+        <w:commentRangeStart w:id="20"/>
+        <w:r>
+          <w:rPr>
+            <w:rFonts w:eastAsia="Roboto" w:cs="Times New Roman"/>
+            <w:szCs w:val="24"/>
+            <w:highlight w:val="white"/>
+          </w:rPr>
+          <w:delText>visa</w:delText>
+        </w:r>
+        <w:commentRangeEnd w:id="20"/>
+        <w:r>
+          <w:commentReference w:id="20"/>
+        </w:r>
+        <w:r>
+          <w:rPr>
+            <w:rFonts w:eastAsia="Roboto" w:cs="Times New Roman"/>
+            <w:szCs w:val="24"/>
+            <w:highlight w:val="white"/>
+          </w:rPr>
+          <w:delText xml:space="preserve"> realizar as seguintes melhorias</w:delText>
+        </w:r>
+        <w:r>
+          <w:rPr>
+            <w:rFonts w:eastAsia="Roboto" w:cs="Times New Roman"/>
+            <w:szCs w:val="24"/>
+            <w:highlight w:val="white"/>
+          </w:rPr>
+          <w:delText>:</w:delText>
+        </w:r>
+        <w:r>
+          <w:rPr>
+            <w:rFonts w:eastAsia="Roboto" w:cs="Times New Roman"/>
+            <w:szCs w:val="24"/>
+            <w:highlight w:val="white"/>
+          </w:rPr>
+          <w:delText xml:space="preserve"> </w:delText>
+        </w:r>
+        <w:r>
+          <w:rPr>
+            <w:rFonts w:eastAsia="Roboto" w:cs="Times New Roman"/>
+            <w:szCs w:val="24"/>
+            <w:highlight w:val="white"/>
+          </w:rPr>
+          <w:delText xml:space="preserve"> </w:delText>
+        </w:r>
+      </w:del>
     </w:p>
     <w:p>
       <w:pPr>
@@ -3834,165 +3969,178 @@
         <w:spacing w:line="360" w:lineRule="auto"/>
         <w:jc w:val="both"/>
         <w:rPr>
+          <w:del w:id="21" w:author="RAUL MARTINS FURTADO FERNANDES" w:date="2025-10-04T19:48:00Z" w16du:dateUtc="2025-10-04T22:48:00Z"/>
           <w:rFonts w:eastAsia="Roboto" w:cs="Times New Roman"/>
           <w:szCs w:val="24"/>
           <w:highlight w:val="white"/>
         </w:rPr>
       </w:pPr>
-      <w:commentRangeStart w:id="9"/>
-      <w:r>
-        <w:rPr>
-          <w:rFonts w:eastAsia="Roboto" w:cs="Times New Roman"/>
-          <w:szCs w:val="24"/>
-          <w:highlight w:val="white"/>
-        </w:rPr>
-        <w:t>Implementar a regionalização de termos</w:t>
-      </w:r>
-      <w:r>
-        <w:rPr>
-          <w:rFonts w:eastAsia="Roboto" w:cs="Times New Roman"/>
-          <w:szCs w:val="24"/>
-        </w:rPr>
-        <w:t xml:space="preserve">: </w:t>
-      </w:r>
-      <w:commentRangeEnd w:id="9"/>
+      <w:commentRangeStart w:id="22"/>
+      <w:commentRangeStart w:id="23"/>
+      <w:del w:id="24" w:author="RAUL MARTINS FURTADO FERNANDES" w:date="2025-10-04T19:48:00Z" w16du:dateUtc="2025-10-04T22:48:00Z">
+        <w:r>
+          <w:rPr>
+            <w:rFonts w:eastAsia="Roboto" w:cs="Times New Roman"/>
+            <w:szCs w:val="24"/>
+            <w:highlight w:val="white"/>
+          </w:rPr>
+          <w:delText>Implementar a regionalização de termos</w:delText>
+        </w:r>
+        <w:r>
+          <w:rPr>
+            <w:rFonts w:eastAsia="Roboto" w:cs="Times New Roman"/>
+            <w:szCs w:val="24"/>
+          </w:rPr>
+          <w:delText xml:space="preserve">: </w:delText>
+        </w:r>
+        <w:commentRangeEnd w:id="22"/>
+        <w:r>
+          <w:rPr>
+            <w:rStyle w:val="CommentReference"/>
+            <w:rFonts w:eastAsia="Arial" w:cs="Arial"/>
+            <w:lang w:eastAsia="pt-BR"/>
+          </w:rPr>
+          <w:commentReference w:id="22"/>
+        </w:r>
+        <w:r>
+          <w:rPr>
+            <w:rFonts w:cs="Times New Roman"/>
+            <w:szCs w:val="24"/>
+          </w:rPr>
+          <w:delText xml:space="preserve"> </w:delText>
+        </w:r>
+        <w:commentRangeStart w:id="25"/>
+        <w:r>
+          <w:rPr>
+            <w:rFonts w:cs="Times New Roman"/>
+            <w:szCs w:val="24"/>
+          </w:rPr>
+          <w:delText xml:space="preserve">No Brasil, </w:delText>
+        </w:r>
+        <w:r>
+          <w:rPr>
+            <w:rFonts w:cs="Times New Roman"/>
+            <w:szCs w:val="24"/>
+          </w:rPr>
+          <w:delText xml:space="preserve">um termo </w:delText>
+        </w:r>
+        <w:r>
+          <w:rPr>
+            <w:rFonts w:cs="Times New Roman"/>
+            <w:szCs w:val="24"/>
+          </w:rPr>
+          <w:delText xml:space="preserve">pode ter diferentes </w:delText>
+        </w:r>
+        <w:r>
+          <w:rPr>
+            <w:rFonts w:cs="Times New Roman"/>
+            <w:szCs w:val="24"/>
+          </w:rPr>
+          <w:delText xml:space="preserve">representações </w:delText>
+        </w:r>
+        <w:r>
+          <w:rPr>
+            <w:rFonts w:cs="Times New Roman"/>
+            <w:szCs w:val="24"/>
+          </w:rPr>
+          <w:delText>em LIBRAS</w:delText>
+        </w:r>
+        <w:r>
+          <w:rPr>
+            <w:rFonts w:cs="Times New Roman"/>
+            <w:szCs w:val="24"/>
+          </w:rPr>
+          <w:delText>,</w:delText>
+        </w:r>
+        <w:r>
+          <w:rPr>
+            <w:rFonts w:cs="Times New Roman"/>
+            <w:szCs w:val="24"/>
+          </w:rPr>
+          <w:delText xml:space="preserve"> dependendo da região. </w:delText>
+        </w:r>
+        <w:r>
+          <w:rPr>
+            <w:rFonts w:cs="Times New Roman"/>
+            <w:szCs w:val="24"/>
+          </w:rPr>
+          <w:delText xml:space="preserve">Adicionar </w:delText>
+        </w:r>
+        <w:r>
+          <w:rPr>
+            <w:rFonts w:cs="Times New Roman"/>
+            <w:szCs w:val="24"/>
+          </w:rPr>
+          <w:delText>essa funcionalidade</w:delText>
+        </w:r>
+        <w:r>
+          <w:rPr>
+            <w:rFonts w:cs="Times New Roman"/>
+            <w:szCs w:val="24"/>
+          </w:rPr>
+          <w:delText xml:space="preserve"> ao aplicativo</w:delText>
+        </w:r>
+        <w:r>
+          <w:rPr>
+            <w:rFonts w:cs="Times New Roman"/>
+            <w:szCs w:val="24"/>
+          </w:rPr>
+          <w:delText xml:space="preserve"> </w:delText>
+        </w:r>
+        <w:r>
+          <w:rPr>
+            <w:rFonts w:cs="Times New Roman"/>
+            <w:szCs w:val="24"/>
+          </w:rPr>
+          <w:delText xml:space="preserve">permitirá a adaptação da Língua para </w:delText>
+        </w:r>
+        <w:r>
+          <w:rPr>
+            <w:rFonts w:cs="Times New Roman"/>
+            <w:szCs w:val="24"/>
+          </w:rPr>
+          <w:delText>diferentes partes do país, promovendo um aprendizado</w:delText>
+        </w:r>
+        <w:r>
+          <w:rPr>
+            <w:rFonts w:cs="Times New Roman"/>
+            <w:szCs w:val="24"/>
+          </w:rPr>
+          <w:delText xml:space="preserve"> culturalmente</w:delText>
+        </w:r>
+        <w:r>
+          <w:rPr>
+            <w:rFonts w:cs="Times New Roman"/>
+            <w:szCs w:val="24"/>
+          </w:rPr>
+          <w:delText xml:space="preserve"> mais preciso</w:delText>
+        </w:r>
+        <w:commentRangeEnd w:id="25"/>
+        <w:r>
+          <w:rPr>
+            <w:rStyle w:val="CommentReference"/>
+            <w:rFonts w:eastAsia="Arial" w:cs="Arial"/>
+            <w:lang w:eastAsia="pt-BR"/>
+          </w:rPr>
+          <w:commentReference w:id="25"/>
+        </w:r>
+        <w:r>
+          <w:rPr>
+            <w:rFonts w:eastAsia="Roboto" w:cs="Times New Roman"/>
+            <w:szCs w:val="24"/>
+            <w:highlight w:val="white"/>
+          </w:rPr>
+          <w:delText>;</w:delText>
+        </w:r>
+      </w:del>
+      <w:commentRangeEnd w:id="23"/>
       <w:r>
         <w:rPr>
           <w:rStyle w:val="CommentReference"/>
           <w:rFonts w:eastAsia="Arial" w:cs="Arial"/>
           <w:lang w:eastAsia="pt-BR"/>
         </w:rPr>
-        <w:commentReference w:id="9"/>
-      </w:r>
-      <w:r>
-        <w:rPr>
-          <w:rFonts w:cs="Times New Roman"/>
-          <w:szCs w:val="24"/>
-        </w:rPr>
-        <w:t xml:space="preserve"> </w:t>
-      </w:r>
-      <w:commentRangeStart w:id="10"/>
-      <w:r>
-        <w:rPr>
-          <w:rFonts w:cs="Times New Roman"/>
-          <w:szCs w:val="24"/>
-        </w:rPr>
-        <w:t xml:space="preserve">No Brasil, </w:t>
-      </w:r>
-      <w:r>
-        <w:rPr>
-          <w:rFonts w:cs="Times New Roman"/>
-          <w:szCs w:val="24"/>
-        </w:rPr>
-        <w:t xml:space="preserve">um termo </w:t>
-      </w:r>
-      <w:r>
-        <w:rPr>
-          <w:rFonts w:cs="Times New Roman"/>
-          <w:szCs w:val="24"/>
-        </w:rPr>
-        <w:t xml:space="preserve">pode ter diferentes </w:t>
-      </w:r>
-      <w:r>
-        <w:rPr>
-          <w:rFonts w:cs="Times New Roman"/>
-          <w:szCs w:val="24"/>
-        </w:rPr>
-        <w:t xml:space="preserve">representações </w:t>
-      </w:r>
-      <w:r>
-        <w:rPr>
-          <w:rFonts w:cs="Times New Roman"/>
-          <w:szCs w:val="24"/>
-        </w:rPr>
-        <w:t>em LIBRAS</w:t>
-      </w:r>
-      <w:r>
-        <w:rPr>
-          <w:rFonts w:cs="Times New Roman"/>
-          <w:szCs w:val="24"/>
-        </w:rPr>
-        <w:t>,</w:t>
-      </w:r>
-      <w:r>
-        <w:rPr>
-          <w:rFonts w:cs="Times New Roman"/>
-          <w:szCs w:val="24"/>
-        </w:rPr>
-        <w:t xml:space="preserve"> dependendo da região. </w:t>
-      </w:r>
-      <w:r>
-        <w:rPr>
-          <w:rFonts w:cs="Times New Roman"/>
-          <w:szCs w:val="24"/>
-        </w:rPr>
-        <w:t xml:space="preserve">Adicionar </w:t>
-      </w:r>
-      <w:r>
-        <w:rPr>
-          <w:rFonts w:cs="Times New Roman"/>
-          <w:szCs w:val="24"/>
-        </w:rPr>
-        <w:t>essa funcionalidade</w:t>
-      </w:r>
-      <w:r>
-        <w:rPr>
-          <w:rFonts w:cs="Times New Roman"/>
-          <w:szCs w:val="24"/>
-        </w:rPr>
-        <w:t xml:space="preserve"> ao aplicativo</w:t>
-      </w:r>
-      <w:r>
-        <w:rPr>
-          <w:rFonts w:cs="Times New Roman"/>
-          <w:szCs w:val="24"/>
-        </w:rPr>
-        <w:t xml:space="preserve"> </w:t>
-      </w:r>
-      <w:r>
-        <w:rPr>
-          <w:rFonts w:cs="Times New Roman"/>
-          <w:szCs w:val="24"/>
-        </w:rPr>
-        <w:t xml:space="preserve">permitirá a adaptação da Língua para </w:t>
-      </w:r>
-      <w:r>
-        <w:rPr>
-          <w:rFonts w:cs="Times New Roman"/>
-          <w:szCs w:val="24"/>
-        </w:rPr>
-        <w:t>diferentes partes do país, promovendo um aprendizado</w:t>
-      </w:r>
-      <w:r>
-        <w:rPr>
-          <w:rFonts w:cs="Times New Roman"/>
-          <w:szCs w:val="24"/>
-        </w:rPr>
-        <w:t xml:space="preserve"> culturalmente</w:t>
-      </w:r>
-      <w:r>
-        <w:rPr>
-          <w:rFonts w:cs="Times New Roman"/>
-          <w:szCs w:val="24"/>
-        </w:rPr>
-        <w:t xml:space="preserve"> mais preciso</w:t>
-      </w:r>
-      <w:commentRangeEnd w:id="10"/>
-      <w:r>
-        <w:rPr>
-          <w:rStyle w:val="CommentReference"/>
-          <w:rFonts w:eastAsia="Arial" w:cs="Arial"/>
-          <w:lang w:eastAsia="pt-BR"/>
-        </w:rPr>
-        <w:commentReference w:id="10"/>
-      </w:r>
-      <w:r>
-        <w:rPr>
-          <w:rFonts w:eastAsia="Roboto" w:cs="Times New Roman"/>
-          <w:szCs w:val="24"/>
-          <w:highlight w:val="white"/>
-        </w:rPr>
-        <w:t>;</w:t>
+        <w:commentReference w:id="23"/>
       </w:r>
     </w:p>
     <w:p>
@@ -4005,156 +4153,159 @@
         <w:spacing w:line="360" w:lineRule="auto"/>
         <w:jc w:val="both"/>
         <w:rPr>
+          <w:del w:id="26" w:author="RAUL MARTINS FURTADO FERNANDES" w:date="2025-10-04T19:50:00Z" w16du:dateUtc="2025-10-04T22:50:00Z"/>
           <w:rFonts w:eastAsia="Roboto" w:cs="Times New Roman"/>
           <w:szCs w:val="24"/>
           <w:highlight w:val="white"/>
         </w:rPr>
       </w:pPr>
-      <w:r>
-        <w:rPr>
-          <w:rFonts w:eastAsia="Roboto" w:cs="Times New Roman"/>
-          <w:szCs w:val="24"/>
-          <w:highlight w:val="white"/>
-        </w:rPr>
-        <w:t>D</w:t>
-      </w:r>
-      <w:r>
-        <w:rPr>
-          <w:rFonts w:eastAsia="Roboto" w:cs="Times New Roman"/>
-          <w:szCs w:val="24"/>
-          <w:highlight w:val="white"/>
-        </w:rPr>
-        <w:t>iferentes meios de autenticação</w:t>
-      </w:r>
-      <w:r>
-        <w:rPr>
-          <w:rFonts w:eastAsia="Roboto" w:cs="Times New Roman"/>
-          <w:szCs w:val="24"/>
-          <w:highlight w:val="white"/>
-        </w:rPr>
-        <w:t xml:space="preserve">: </w:t>
-      </w:r>
-      <w:r>
-        <w:rPr>
-          <w:rFonts w:cs="Times New Roman"/>
-          <w:szCs w:val="24"/>
-        </w:rPr>
-        <w:t xml:space="preserve">Atualmente, </w:t>
-      </w:r>
-      <w:r>
-        <w:rPr>
-          <w:rFonts w:cs="Times New Roman"/>
-          <w:szCs w:val="24"/>
-        </w:rPr>
-        <w:t xml:space="preserve">o aplicativo </w:t>
-      </w:r>
-      <w:r>
-        <w:rPr>
-          <w:rFonts w:cs="Times New Roman"/>
-          <w:szCs w:val="24"/>
-        </w:rPr>
-        <w:t xml:space="preserve">só permite </w:t>
-      </w:r>
-      <w:r>
-        <w:rPr>
-          <w:rFonts w:cs="Times New Roman"/>
-          <w:szCs w:val="24"/>
-        </w:rPr>
-        <w:t xml:space="preserve">que um usuário se autentique utilizando sua conta no </w:t>
-      </w:r>
-      <w:r>
-        <w:rPr>
-          <w:rFonts w:cs="Times New Roman"/>
-          <w:szCs w:val="24"/>
-        </w:rPr>
-        <w:t>Google</w:t>
-      </w:r>
-      <w:r>
-        <w:rPr>
-          <w:rStyle w:val="FootnoteReference"/>
-          <w:rFonts w:cs="Times New Roman"/>
-          <w:szCs w:val="24"/>
-        </w:rPr>
-        <w:footnoteReference w:id="2"/>
-      </w:r>
-      <w:r>
-        <w:rPr>
-          <w:rFonts w:cs="Times New Roman"/>
-          <w:szCs w:val="24"/>
-        </w:rPr>
-        <w:t xml:space="preserve">. </w:t>
-      </w:r>
-      <w:r>
-        <w:rPr>
-          <w:rFonts w:cs="Times New Roman"/>
-          <w:szCs w:val="24"/>
-        </w:rPr>
-        <w:t xml:space="preserve">Pretende-se oferecer </w:t>
-      </w:r>
-      <w:r>
-        <w:rPr>
-          <w:rFonts w:cs="Times New Roman"/>
-          <w:szCs w:val="24"/>
-        </w:rPr>
-        <w:t xml:space="preserve">novas opções de autenticação, como </w:t>
-      </w:r>
-      <w:r>
-        <w:rPr>
-          <w:rFonts w:cs="Times New Roman"/>
-          <w:szCs w:val="24"/>
-        </w:rPr>
-        <w:t xml:space="preserve">através de </w:t>
-      </w:r>
-      <w:r>
-        <w:rPr>
-          <w:rFonts w:cs="Times New Roman"/>
-          <w:szCs w:val="24"/>
-        </w:rPr>
-        <w:t xml:space="preserve">login </w:t>
-      </w:r>
-      <w:r>
-        <w:rPr>
-          <w:rFonts w:cs="Times New Roman"/>
-          <w:szCs w:val="24"/>
-        </w:rPr>
-        <w:t xml:space="preserve">e </w:t>
-      </w:r>
-      <w:r>
-        <w:rPr>
-          <w:rFonts w:cs="Times New Roman"/>
-          <w:szCs w:val="24"/>
-        </w:rPr>
-        <w:t xml:space="preserve">senha e via </w:t>
-      </w:r>
-      <w:r>
-        <w:rPr>
-          <w:rFonts w:cs="Times New Roman"/>
-          <w:szCs w:val="24"/>
-        </w:rPr>
-        <w:t xml:space="preserve">conta do </w:t>
-      </w:r>
-      <w:r>
-        <w:rPr>
-          <w:rFonts w:cs="Times New Roman"/>
-          <w:szCs w:val="24"/>
-        </w:rPr>
-        <w:t>Facebook</w:t>
-      </w:r>
-      <w:r>
-        <w:rPr>
-          <w:rStyle w:val="FootnoteReference"/>
-          <w:rFonts w:cs="Times New Roman"/>
-          <w:szCs w:val="24"/>
-        </w:rPr>
-        <w:footnoteReference w:id="3"/>
-      </w:r>
-      <w:r>
-        <w:rPr>
-          <w:rFonts w:cs="Times New Roman"/>
-          <w:szCs w:val="24"/>
-        </w:rPr>
-        <w:t>.</w:t>
-      </w:r>
+      <w:del w:id="27" w:author="RAUL MARTINS FURTADO FERNANDES" w:date="2025-10-04T19:50:00Z" w16du:dateUtc="2025-10-04T22:50:00Z">
+        <w:r>
+          <w:rPr>
+            <w:rFonts w:eastAsia="Roboto" w:cs="Times New Roman"/>
+            <w:szCs w:val="24"/>
+            <w:highlight w:val="white"/>
+          </w:rPr>
+          <w:delText>D</w:delText>
+        </w:r>
+        <w:r>
+          <w:rPr>
+            <w:rFonts w:eastAsia="Roboto" w:cs="Times New Roman"/>
+            <w:szCs w:val="24"/>
+            <w:highlight w:val="white"/>
+          </w:rPr>
+          <w:delText>iferentes meios de autenticação</w:delText>
+        </w:r>
+        <w:r>
+          <w:rPr>
+            <w:rFonts w:eastAsia="Roboto" w:cs="Times New Roman"/>
+            <w:szCs w:val="24"/>
+            <w:highlight w:val="white"/>
+          </w:rPr>
+          <w:delText xml:space="preserve">: </w:delText>
+        </w:r>
+        <w:r>
+          <w:rPr>
+            <w:rFonts w:cs="Times New Roman"/>
+            <w:szCs w:val="24"/>
+          </w:rPr>
+          <w:delText xml:space="preserve">Atualmente, </w:delText>
+        </w:r>
+        <w:r>
+          <w:rPr>
+            <w:rFonts w:cs="Times New Roman"/>
+            <w:szCs w:val="24"/>
+          </w:rPr>
+          <w:delText xml:space="preserve">o aplicativo </w:delText>
+        </w:r>
+        <w:r>
+          <w:rPr>
+            <w:rFonts w:cs="Times New Roman"/>
+            <w:szCs w:val="24"/>
+          </w:rPr>
+          <w:delText xml:space="preserve">só permite </w:delText>
+        </w:r>
+        <w:r>
+          <w:rPr>
+            <w:rFonts w:cs="Times New Roman"/>
+            <w:szCs w:val="24"/>
+          </w:rPr>
+          <w:delText xml:space="preserve">que um usuário se autentique utilizando sua conta no </w:delText>
+        </w:r>
+        <w:r>
+          <w:rPr>
+            <w:rFonts w:cs="Times New Roman"/>
+            <w:szCs w:val="24"/>
+          </w:rPr>
+          <w:delText>Google</w:delText>
+        </w:r>
+        <w:r>
+          <w:rPr>
+            <w:rStyle w:val="FootnoteReference"/>
+            <w:rFonts w:cs="Times New Roman"/>
+            <w:szCs w:val="24"/>
+          </w:rPr>
+          <w:footnoteReference w:id="2"/>
+        </w:r>
+        <w:r>
+          <w:rPr>
+            <w:rFonts w:cs="Times New Roman"/>
+            <w:szCs w:val="24"/>
+          </w:rPr>
+          <w:delText xml:space="preserve">. </w:delText>
+        </w:r>
+        <w:r>
+          <w:rPr>
+            <w:rFonts w:cs="Times New Roman"/>
+            <w:szCs w:val="24"/>
+          </w:rPr>
+          <w:delText xml:space="preserve">Pretende-se oferecer </w:delText>
+        </w:r>
+        <w:r>
+          <w:rPr>
+            <w:rFonts w:cs="Times New Roman"/>
+            <w:szCs w:val="24"/>
+          </w:rPr>
+          <w:delText xml:space="preserve">novas opções de autenticação, como </w:delText>
+        </w:r>
+        <w:r>
+          <w:rPr>
+            <w:rFonts w:cs="Times New Roman"/>
+            <w:szCs w:val="24"/>
+          </w:rPr>
+          <w:delText xml:space="preserve">através de </w:delText>
+        </w:r>
+        <w:r>
+          <w:rPr>
+            <w:rFonts w:cs="Times New Roman"/>
+            <w:szCs w:val="24"/>
+          </w:rPr>
+          <w:delText xml:space="preserve">login </w:delText>
+        </w:r>
+        <w:r>
+          <w:rPr>
+            <w:rFonts w:cs="Times New Roman"/>
+            <w:szCs w:val="24"/>
+          </w:rPr>
+          <w:delText xml:space="preserve">e </w:delText>
+        </w:r>
+        <w:r>
+          <w:rPr>
+            <w:rFonts w:cs="Times New Roman"/>
+            <w:szCs w:val="24"/>
+          </w:rPr>
+          <w:delText xml:space="preserve">senha e via </w:delText>
+        </w:r>
+        <w:r>
+          <w:rPr>
+            <w:rFonts w:cs="Times New Roman"/>
+            <w:szCs w:val="24"/>
+          </w:rPr>
+          <w:delText xml:space="preserve">conta do </w:delText>
+        </w:r>
+        <w:r>
+          <w:rPr>
+            <w:rFonts w:cs="Times New Roman"/>
+            <w:szCs w:val="24"/>
+          </w:rPr>
+          <w:delText>Facebook</w:delText>
+        </w:r>
+        <w:r>
+          <w:rPr>
+            <w:rStyle w:val="FootnoteReference"/>
+            <w:rFonts w:cs="Times New Roman"/>
+            <w:szCs w:val="24"/>
+          </w:rPr>
+          <w:footnoteReference w:id="3"/>
+        </w:r>
+        <w:r>
+          <w:rPr>
+            <w:rFonts w:cs="Times New Roman"/>
+            <w:szCs w:val="24"/>
+          </w:rPr>
+          <w:delText>.</w:delText>
+        </w:r>
+      </w:del>
     </w:p>
     <w:p>
       <w:pPr>
@@ -4166,25 +4317,28 @@
         <w:spacing w:line="360" w:lineRule="auto"/>
         <w:jc w:val="both"/>
         <w:rPr>
+          <w:del w:id="32" w:author="RAUL MARTINS FURTADO FERNANDES" w:date="2025-10-04T19:50:00Z" w16du:dateUtc="2025-10-04T22:50:00Z"/>
           <w:rFonts w:eastAsia="Roboto" w:cs="Times New Roman"/>
           <w:szCs w:val="24"/>
           <w:highlight w:val="white"/>
         </w:rPr>
       </w:pPr>
-      <w:r>
-        <w:rPr>
-          <w:rFonts w:cs="Times New Roman"/>
-          <w:szCs w:val="24"/>
-        </w:rPr>
-        <w:t xml:space="preserve">Hierarquia de unidades: </w:t>
-      </w:r>
-      <w:r>
-        <w:rPr>
-          <w:rFonts w:eastAsia="Times New Roman" w:cs="Times New Roman"/>
-          <w:szCs w:val="24"/>
-        </w:rPr>
-        <w:t>Atualmente as unidades são linearmente ordenadas, ou seja, existe apenas uma ordem para percorrer entre as unidades da trilha de aprendizado do aplicativo. Pretende-se implementar uma estrutura mais elaborada para que o aluno possa escolher o tema que deseja estudar.</w:t>
-      </w:r>
+      <w:del w:id="33" w:author="RAUL MARTINS FURTADO FERNANDES" w:date="2025-10-04T19:50:00Z" w16du:dateUtc="2025-10-04T22:50:00Z">
+        <w:r>
+          <w:rPr>
+            <w:rFonts w:cs="Times New Roman"/>
+            <w:szCs w:val="24"/>
+          </w:rPr>
+          <w:delText xml:space="preserve">Hierarquia de unidades: </w:delText>
+        </w:r>
+        <w:r>
+          <w:rPr>
+            <w:rFonts w:eastAsia="Times New Roman" w:cs="Times New Roman"/>
+            <w:szCs w:val="24"/>
+          </w:rPr>
+          <w:delText>Atualmente as unidades são linearmente ordenadas, ou seja, existe apenas uma ordem para percorrer entre as unidades da trilha de aprendizado do aplicativo. Pretende-se implementar uma estrutura mais elaborada para que o aluno possa escolher o tema que deseja estudar.</w:delText>
+        </w:r>
+      </w:del>
     </w:p>
     <w:p>
       <w:pPr>
@@ -4202,14 +4356,14 @@
           <w:highlight w:val="white"/>
         </w:rPr>
       </w:pPr>
-      <w:bookmarkStart w:id="11" w:name="_Toc183801340"/>
+      <w:bookmarkStart w:id="34" w:name="_Toc183801340"/>
       <w:r>
         <w:rPr>
           <w:highlight w:val="white"/>
         </w:rPr>
         <w:t>Limitações</w:t>
       </w:r>
-      <w:bookmarkEnd w:id="11"/>
+      <w:bookmarkEnd w:id="34"/>
     </w:p>
     <w:p>
       <w:pPr>
@@ -4220,17 +4374,74 @@
     </w:p>
     <w:p>
       <w:pPr>
-        <w:ind w:left="432"/>
-        <w:rPr>
+        <w:ind w:firstLine="576"/>
+        <w:rPr>
+          <w:ins w:id="35" w:author="RAUL MARTINS FURTADO FERNANDES" w:date="2025-10-04T19:54:00Z" w16du:dateUtc="2025-10-04T22:54:00Z"/>
           <w:highlight w:val="white"/>
         </w:rPr>
-      </w:pPr>
-      <w:r>
+        <w:pPrChange w:id="36" w:author="RAUL MARTINS FURTADO FERNANDES" w:date="2025-10-04T19:55:00Z" w16du:dateUtc="2025-10-04T22:55:00Z">
+          <w:pPr>
+            <w:ind w:left="432"/>
+          </w:pPr>
+        </w:pPrChange>
+      </w:pPr>
+      <w:ins w:id="37" w:author="RAUL MARTINS FURTADO FERNANDES" w:date="2025-10-04T19:53:00Z" w16du:dateUtc="2025-10-04T22:53:00Z">
+        <w:r>
+          <w:rPr>
+            <w:highlight w:val="white"/>
+          </w:rPr>
+          <w:t>O escopo deste tra</w:t>
+        </w:r>
+      </w:ins>
+      <w:ins w:id="38" w:author="RAUL MARTINS FURTADO FERNANDES" w:date="2025-10-04T19:54:00Z" w16du:dateUtc="2025-10-04T22:54:00Z">
+        <w:r>
+          <w:rPr>
+            <w:highlight w:val="white"/>
+          </w:rPr>
+          <w:t>balho não</w:t>
+        </w:r>
+      </w:ins>
+      <w:ins w:id="39" w:author="RAUL MARTINS FURTADO FERNANDES" w:date="2025-10-04T19:55:00Z" w16du:dateUtc="2025-10-04T22:55:00Z">
+        <w:r>
+          <w:rPr>
+            <w:highlight w:val="white"/>
+          </w:rPr>
+          <w:t xml:space="preserve"> </w:t>
+        </w:r>
+      </w:ins>
+      <w:ins w:id="40" w:author="RAUL MARTINS FURTADO FERNANDES" w:date="2025-10-04T19:54:00Z" w16du:dateUtc="2025-10-04T22:54:00Z">
+        <w:r>
+          <w:rPr>
+            <w:highlight w:val="white"/>
+          </w:rPr>
+          <w:t>inclui os itens abaixo:</w:t>
+        </w:r>
+      </w:ins>
+    </w:p>
+    <w:p>
+      <w:pPr>
+        <w:pStyle w:val="ListParagraph"/>
+        <w:numPr>
+          <w:ilvl w:val="0"/>
+          <w:numId w:val="35"/>
+        </w:numPr>
         <w:rPr>
           <w:highlight w:val="white"/>
         </w:rPr>
-        <w:t>TODO: Escrever limitações do trabalho (limitar escopo)</w:t>
-      </w:r>
+        <w:pPrChange w:id="41" w:author="RAUL MARTINS FURTADO FERNANDES" w:date="2025-10-04T19:54:00Z" w16du:dateUtc="2025-10-04T22:54:00Z">
+          <w:pPr>
+            <w:ind w:left="432"/>
+          </w:pPr>
+        </w:pPrChange>
+      </w:pPr>
+      <w:ins w:id="42" w:author="RAUL MARTINS FURTADO FERNANDES" w:date="2025-10-04T19:55:00Z" w16du:dateUtc="2025-10-04T22:55:00Z">
+        <w:r>
+          <w:rPr>
+            <w:highlight w:val="white"/>
+          </w:rPr>
+          <w:t>Regionalização de termos</w:t>
+        </w:r>
+      </w:ins>
     </w:p>
     <w:p>
       <w:pPr>
@@ -4246,15 +4457,15 @@
           <w:highlight w:val="white"/>
         </w:rPr>
       </w:pPr>
-      <w:bookmarkStart w:id="12" w:name="_Toc183801341"/>
-      <w:commentRangeStart w:id="13"/>
+      <w:bookmarkStart w:id="43" w:name="_Toc183801341"/>
+      <w:commentRangeStart w:id="44"/>
       <w:r>
         <w:rPr>
           <w:highlight w:val="white"/>
         </w:rPr>
         <w:t>Organização dos capítulos seguintes</w:t>
       </w:r>
-      <w:commentRangeEnd w:id="13"/>
+      <w:commentRangeEnd w:id="44"/>
       <w:r>
         <w:rPr>
           <w:rStyle w:val="CommentReference"/>
@@ -4262,9 +4473,9 @@
           <w:b w:val="0"/>
           <w:lang w:eastAsia="pt-BR"/>
         </w:rPr>
-        <w:commentReference w:id="13"/>
-      </w:r>
-      <w:bookmarkEnd w:id="12"/>
+        <w:commentReference w:id="44"/>
+      </w:r>
+      <w:bookmarkEnd w:id="43"/>
     </w:p>
     <w:p>
       <w:pPr>
@@ -4276,16 +4487,238 @@
     <w:p>
       <w:pPr>
         <w:ind w:left="432"/>
+        <w:jc w:val="both"/>
         <w:rPr>
           <w:highlight w:val="white"/>
         </w:rPr>
-      </w:pPr>
-      <w:r>
-        <w:rPr>
-          <w:highlight w:val="white"/>
-        </w:rPr>
-        <w:t>TODO: Resumir o que está por vir no trabalho</w:t>
-      </w:r>
+        <w:pPrChange w:id="45" w:author="RAUL MARTINS FURTADO FERNANDES" w:date="2025-10-04T20:03:00Z" w16du:dateUtc="2025-10-04T23:03:00Z">
+          <w:pPr>
+            <w:ind w:left="432"/>
+          </w:pPr>
+        </w:pPrChange>
+      </w:pPr>
+      <w:ins w:id="46" w:author="RAUL MARTINS FURTADO FERNANDES" w:date="2025-10-04T19:56:00Z" w16du:dateUtc="2025-10-04T22:56:00Z">
+        <w:r>
+          <w:rPr>
+            <w:highlight w:val="white"/>
+          </w:rPr>
+          <w:t>O</w:t>
+        </w:r>
+      </w:ins>
+      <w:ins w:id="47" w:author="RAUL MARTINS FURTADO FERNANDES" w:date="2025-10-04T20:05:00Z" w16du:dateUtc="2025-10-04T23:05:00Z">
+        <w:r>
+          <w:rPr>
+            <w:highlight w:val="white"/>
+          </w:rPr>
+          <w:t xml:space="preserve"> Capítulo</w:t>
+        </w:r>
+      </w:ins>
+      <w:ins w:id="48" w:author="RAUL MARTINS FURTADO FERNANDES" w:date="2025-10-04T19:56:00Z" w16du:dateUtc="2025-10-04T22:56:00Z">
+        <w:r>
+          <w:rPr>
+            <w:highlight w:val="white"/>
+          </w:rPr>
+          <w:t xml:space="preserve"> </w:t>
+        </w:r>
+      </w:ins>
+      <w:ins w:id="49" w:author="RAUL MARTINS FURTADO FERNANDES" w:date="2025-10-04T20:05:00Z" w16du:dateUtc="2025-10-04T23:05:00Z">
+        <w:r>
+          <w:rPr>
+            <w:highlight w:val="white"/>
+          </w:rPr>
+          <w:fldChar w:fldCharType="begin"/>
+        </w:r>
+        <w:r>
+          <w:rPr>
+            <w:highlight w:val="white"/>
+          </w:rPr>
+          <w:instrText xml:space="preserve"> REF _Ref210500762 \r \h </w:instrText>
+        </w:r>
+        <w:r>
+          <w:rPr>
+            <w:highlight w:val="white"/>
+          </w:rPr>
+        </w:r>
+        <w:r>
+          <w:rPr>
+            <w:highlight w:val="white"/>
+          </w:rPr>
+          <w:fldChar w:fldCharType="separate"/>
+        </w:r>
+        <w:r>
+          <w:rPr>
+            <w:highlight w:val="white"/>
+          </w:rPr>
+          <w:t>2</w:t>
+        </w:r>
+        <w:r>
+          <w:rPr>
+            <w:highlight w:val="white"/>
+          </w:rPr>
+          <w:fldChar w:fldCharType="end"/>
+        </w:r>
+        <w:r>
+          <w:rPr>
+            <w:highlight w:val="white"/>
+          </w:rPr>
+          <w:t xml:space="preserve"> </w:t>
+        </w:r>
+      </w:ins>
+      <w:ins w:id="50" w:author="RAUL MARTINS FURTADO FERNANDES" w:date="2025-10-04T19:56:00Z" w16du:dateUtc="2025-10-04T22:56:00Z">
+        <w:r>
+          <w:rPr>
+            <w:highlight w:val="white"/>
+          </w:rPr>
+          <w:t>apresenta trabalhos relacionados ao presente projeto</w:t>
+        </w:r>
+      </w:ins>
+      <w:ins w:id="51" w:author="RAUL MARTINS FURTADO FERNANDES" w:date="2025-10-04T19:57:00Z" w16du:dateUtc="2025-10-04T22:57:00Z">
+        <w:r>
+          <w:rPr>
+            <w:highlight w:val="white"/>
+          </w:rPr>
+          <w:t>. O Capítulo</w:t>
+        </w:r>
+      </w:ins>
+      <w:ins w:id="52" w:author="RAUL MARTINS FURTADO FERNANDES" w:date="2025-10-04T19:58:00Z" w16du:dateUtc="2025-10-04T22:58:00Z">
+        <w:r>
+          <w:rPr>
+            <w:highlight w:val="white"/>
+          </w:rPr>
+          <w:t xml:space="preserve"> </w:t>
+        </w:r>
+      </w:ins>
+      <w:ins w:id="53" w:author="RAUL MARTINS FURTADO FERNANDES" w:date="2025-10-04T20:06:00Z" w16du:dateUtc="2025-10-04T23:06:00Z">
+        <w:r>
+          <w:rPr>
+            <w:highlight w:val="white"/>
+          </w:rPr>
+          <w:fldChar w:fldCharType="begin"/>
+        </w:r>
+        <w:r>
+          <w:rPr>
+            <w:highlight w:val="white"/>
+          </w:rPr>
+          <w:instrText xml:space="preserve"> REF _Ref210500794 \r \h </w:instrText>
+        </w:r>
+        <w:r>
+          <w:rPr>
+            <w:highlight w:val="white"/>
+          </w:rPr>
+        </w:r>
+        <w:r>
+          <w:rPr>
+            <w:highlight w:val="white"/>
+          </w:rPr>
+          <w:fldChar w:fldCharType="separate"/>
+        </w:r>
+        <w:r>
+          <w:rPr>
+            <w:highlight w:val="white"/>
+          </w:rPr>
+          <w:t>3</w:t>
+        </w:r>
+        <w:r>
+          <w:rPr>
+            <w:highlight w:val="white"/>
+          </w:rPr>
+          <w:fldChar w:fldCharType="end"/>
+        </w:r>
+      </w:ins>
+      <w:ins w:id="54" w:author="RAUL MARTINS FURTADO FERNANDES" w:date="2025-10-04T19:58:00Z" w16du:dateUtc="2025-10-04T22:58:00Z">
+        <w:r>
+          <w:rPr>
+            <w:highlight w:val="white"/>
+          </w:rPr>
+          <w:t xml:space="preserve"> lista os requisitos do projeto e </w:t>
+        </w:r>
+      </w:ins>
+      <w:ins w:id="55" w:author="RAUL MARTINS FURTADO FERNANDES" w:date="2025-10-04T20:00:00Z" w16du:dateUtc="2025-10-04T23:00:00Z">
+        <w:r>
+          <w:rPr>
+            <w:highlight w:val="white"/>
+          </w:rPr>
+          <w:t>detalha a arquitetura da solução proposta</w:t>
+        </w:r>
+      </w:ins>
+      <w:ins w:id="56" w:author="RAUL MARTINS FURTADO FERNANDES" w:date="2025-10-04T20:01:00Z" w16du:dateUtc="2025-10-04T23:01:00Z">
+        <w:r>
+          <w:rPr>
+            <w:highlight w:val="white"/>
+          </w:rPr>
+          <w:t xml:space="preserve">, assim como sugere </w:t>
+        </w:r>
+      </w:ins>
+      <w:ins w:id="57" w:author="RAUL MARTINS FURTADO FERNANDES" w:date="2025-10-04T20:02:00Z" w16du:dateUtc="2025-10-04T23:02:00Z">
+        <w:r>
+          <w:rPr>
+            <w:highlight w:val="white"/>
+          </w:rPr>
+          <w:t xml:space="preserve">melhorias futuras ao projeto. O Capítulo </w:t>
+        </w:r>
+        <w:proofErr w:type="gramStart"/>
+        <w:r>
+          <w:rPr>
+            <w:highlight w:val="white"/>
+          </w:rPr>
+          <w:t>4  mostra</w:t>
+        </w:r>
+        <w:proofErr w:type="gramEnd"/>
+        <w:r>
+          <w:rPr>
+            <w:highlight w:val="white"/>
+          </w:rPr>
+          <w:t xml:space="preserve"> a utilização do projeto na </w:t>
+        </w:r>
+      </w:ins>
+      <w:ins w:id="58" w:author="RAUL MARTINS FURTADO FERNANDES" w:date="2025-10-04T20:03:00Z" w16du:dateUtc="2025-10-04T23:03:00Z">
+        <w:r>
+          <w:rPr>
+            <w:highlight w:val="white"/>
+          </w:rPr>
+          <w:t>prática a partir dos principais casos de uso</w:t>
+        </w:r>
+      </w:ins>
+      <w:ins w:id="59" w:author="RAUL MARTINS FURTADO FERNANDES" w:date="2025-10-04T20:00:00Z" w16du:dateUtc="2025-10-04T23:00:00Z">
+        <w:r>
+          <w:rPr>
+            <w:highlight w:val="white"/>
+          </w:rPr>
+          <w:t>.</w:t>
+        </w:r>
+      </w:ins>
+      <w:ins w:id="60" w:author="RAUL MARTINS FURTADO FERNANDES" w:date="2025-10-04T20:01:00Z" w16du:dateUtc="2025-10-04T23:01:00Z">
+        <w:r>
+          <w:rPr>
+            <w:highlight w:val="white"/>
+          </w:rPr>
+          <w:t xml:space="preserve"> Por fim, o Capítulo </w:t>
+        </w:r>
+      </w:ins>
+      <w:ins w:id="61" w:author="RAUL MARTINS FURTADO FERNANDES" w:date="2025-10-04T20:03:00Z" w16du:dateUtc="2025-10-04T23:03:00Z">
+        <w:r>
+          <w:rPr>
+            <w:highlight w:val="white"/>
+          </w:rPr>
+          <w:t xml:space="preserve">5 </w:t>
+        </w:r>
+      </w:ins>
+      <w:ins w:id="62" w:author="RAUL MARTINS FURTADO FERNANDES" w:date="2025-10-04T20:04:00Z" w16du:dateUtc="2025-10-04T23:04:00Z">
+        <w:r>
+          <w:rPr>
+            <w:highlight w:val="white"/>
+          </w:rPr>
+          <w:t>faz as considerações fina</w:t>
+        </w:r>
+      </w:ins>
+      <w:ins w:id="63" w:author="RAUL MARTINS FURTADO FERNANDES" w:date="2025-10-04T20:05:00Z" w16du:dateUtc="2025-10-04T23:05:00Z">
+        <w:r>
+          <w:rPr>
+            <w:highlight w:val="white"/>
+          </w:rPr>
+          <w:t>is relativas ao trabalho.</w:t>
+        </w:r>
+      </w:ins>
     </w:p>
     <w:p>
       <w:pPr>
@@ -4315,12 +4748,14 @@
       <w:pPr>
         <w:pStyle w:val="Heading1"/>
       </w:pPr>
-      <w:bookmarkStart w:id="14" w:name="_Toc183801342"/>
+      <w:bookmarkStart w:id="64" w:name="_Toc183801342"/>
+      <w:bookmarkStart w:id="65" w:name="_Ref210500762"/>
       <w:r>
         <w:lastRenderedPageBreak/>
         <w:t>Trabalhos Relacionados</w:t>
       </w:r>
-      <w:bookmarkEnd w:id="14"/>
+      <w:bookmarkEnd w:id="64"/>
+      <w:bookmarkEnd w:id="65"/>
     </w:p>
     <w:p/>
     <w:p>
@@ -4386,11 +4821,11 @@
       <w:pPr>
         <w:pStyle w:val="Heading2"/>
       </w:pPr>
-      <w:bookmarkStart w:id="15" w:name="_Toc183801343"/>
+      <w:bookmarkStart w:id="66" w:name="_Toc183801343"/>
       <w:r>
         <w:t>Pesquisa</w:t>
       </w:r>
-      <w:bookmarkEnd w:id="15"/>
+      <w:bookmarkEnd w:id="66"/>
     </w:p>
     <w:p/>
     <w:p>
@@ -4596,15 +5031,15 @@
       <w:r>
         <w:t xml:space="preserve"> </w:t>
       </w:r>
-      <w:commentRangeStart w:id="16"/>
-      <w:commentRangeEnd w:id="16"/>
+      <w:commentRangeStart w:id="67"/>
+      <w:commentRangeEnd w:id="67"/>
       <w:r>
         <w:rPr>
           <w:rStyle w:val="CommentReference"/>
           <w:rFonts w:eastAsia="Arial" w:cs="Arial"/>
           <w:lang w:eastAsia="pt-BR"/>
         </w:rPr>
-        <w:commentReference w:id="16"/>
+        <w:commentReference w:id="67"/>
       </w:r>
       <w:r>
         <w:t xml:space="preserve">trabalha no </w:t>
@@ -4934,15 +5369,15 @@
       <w:r>
         <w:t xml:space="preserve"> </w:t>
       </w:r>
-      <w:commentRangeStart w:id="17"/>
-      <w:commentRangeEnd w:id="17"/>
+      <w:commentRangeStart w:id="68"/>
+      <w:commentRangeEnd w:id="68"/>
       <w:r>
         <w:rPr>
           <w:rStyle w:val="CommentReference"/>
           <w:rFonts w:eastAsia="Arial" w:cs="Arial"/>
           <w:lang w:eastAsia="pt-BR"/>
         </w:rPr>
-        <w:commentReference w:id="17"/>
+        <w:commentReference w:id="68"/>
       </w:r>
       <w:r>
         <w:t xml:space="preserve">professor também </w:t>
@@ -4973,7 +5408,7 @@
       <w:r>
         <w:t xml:space="preserve">Lima </w:t>
       </w:r>
-      <w:commentRangeStart w:id="18"/>
+      <w:commentRangeStart w:id="69"/>
       <w:sdt>
         <w:sdtPr>
           <w:id w:val="-510995021"/>
@@ -5003,14 +5438,14 @@
       <w:r>
         <w:t xml:space="preserve"> </w:t>
       </w:r>
-      <w:commentRangeEnd w:id="18"/>
+      <w:commentRangeEnd w:id="69"/>
       <w:r>
         <w:rPr>
           <w:rStyle w:val="CommentReference"/>
           <w:rFonts w:eastAsia="Arial" w:cs="Arial"/>
           <w:lang w:eastAsia="pt-BR"/>
         </w:rPr>
-        <w:commentReference w:id="18"/>
+        <w:commentReference w:id="69"/>
       </w:r>
       <w:r>
         <w:t xml:space="preserve"> apresenta</w:t>
@@ -5103,11 +5538,11 @@
       <w:pPr>
         <w:pStyle w:val="Heading2"/>
       </w:pPr>
-      <w:bookmarkStart w:id="19" w:name="_Toc183801344"/>
+      <w:bookmarkStart w:id="70" w:name="_Toc183801344"/>
       <w:r>
         <w:t>Resumo</w:t>
       </w:r>
-      <w:bookmarkEnd w:id="19"/>
+      <w:bookmarkEnd w:id="70"/>
     </w:p>
     <w:p/>
     <w:p>
@@ -5238,7 +5673,7 @@
         <w:pStyle w:val="Caption"/>
         <w:keepNext/>
       </w:pPr>
-      <w:bookmarkStart w:id="20" w:name="_Ref176832937"/>
+      <w:bookmarkStart w:id="71" w:name="_Ref176832937"/>
       <w:r>
         <w:t xml:space="preserve">Tabela </w:t>
       </w:r>
@@ -5250,7 +5685,7 @@
           <w:t>1</w:t>
         </w:r>
       </w:fldSimple>
-      <w:bookmarkEnd w:id="20"/>
+      <w:bookmarkEnd w:id="71"/>
       <w:r>
         <w:t>: Trabalhos Relacionados</w:t>
       </w:r>
@@ -5285,11 +5720,11 @@
             <w:pPr>
               <w:jc w:val="center"/>
             </w:pPr>
-            <w:commentRangeStart w:id="21"/>
+            <w:commentRangeStart w:id="72"/>
             <w:r>
               <w:t>Trabalho</w:t>
             </w:r>
-            <w:commentRangeEnd w:id="21"/>
+            <w:commentRangeEnd w:id="72"/>
             <w:r>
               <w:rPr>
                 <w:rStyle w:val="CommentReference"/>
@@ -5299,7 +5734,7 @@
                 <w:color w:val="auto"/>
                 <w:lang w:eastAsia="pt-BR"/>
               </w:rPr>
-              <w:commentReference w:id="21"/>
+              <w:commentReference w:id="72"/>
             </w:r>
           </w:p>
         </w:tc>
@@ -5313,7 +5748,7 @@
               <w:jc w:val="center"/>
               <w:cnfStyle w:val="100000000000" w:firstRow="1" w:lastRow="0" w:firstColumn="0" w:lastColumn="0" w:oddVBand="0" w:evenVBand="0" w:oddHBand="0" w:evenHBand="0" w:firstRowFirstColumn="0" w:firstRowLastColumn="0" w:lastRowFirstColumn="0" w:lastRowLastColumn="0"/>
             </w:pPr>
-            <w:commentRangeStart w:id="22"/>
+            <w:commentRangeStart w:id="73"/>
             <w:r>
               <w:t>Dicionário de LIBRAS</w:t>
             </w:r>
@@ -5377,7 +5812,7 @@
             <w:r>
               <w:t>Portal de aprovações</w:t>
             </w:r>
-            <w:commentRangeEnd w:id="22"/>
+            <w:commentRangeEnd w:id="73"/>
             <w:r>
               <w:rPr>
                 <w:rStyle w:val="CommentReference"/>
@@ -5387,7 +5822,7 @@
                 <w:color w:val="auto"/>
                 <w:lang w:eastAsia="pt-BR"/>
               </w:rPr>
-              <w:commentReference w:id="22"/>
+              <w:commentReference w:id="73"/>
             </w:r>
           </w:p>
         </w:tc>
@@ -5954,61 +6389,63 @@
       <w:pPr>
         <w:pStyle w:val="Heading1"/>
       </w:pPr>
-      <w:bookmarkStart w:id="23" w:name="_Toc123923462"/>
-      <w:bookmarkStart w:id="24" w:name="_Toc123923602"/>
-      <w:bookmarkStart w:id="25" w:name="_Toc124169333"/>
-      <w:bookmarkStart w:id="26" w:name="_Toc123231062"/>
-      <w:bookmarkStart w:id="27" w:name="_Toc123231217"/>
-      <w:bookmarkStart w:id="28" w:name="_Toc123231257"/>
-      <w:bookmarkStart w:id="29" w:name="_Toc123236050"/>
-      <w:bookmarkStart w:id="30" w:name="_Toc123808799"/>
-      <w:bookmarkStart w:id="31" w:name="_Toc123809034"/>
-      <w:bookmarkStart w:id="32" w:name="_Toc123810621"/>
-      <w:bookmarkStart w:id="33" w:name="_Toc123810719"/>
-      <w:bookmarkStart w:id="34" w:name="_Toc123810739"/>
-      <w:bookmarkStart w:id="35" w:name="_Toc123922724"/>
-      <w:bookmarkStart w:id="36" w:name="_Toc123922745"/>
-      <w:bookmarkStart w:id="37" w:name="_Toc123923463"/>
-      <w:bookmarkStart w:id="38" w:name="_Toc123923603"/>
-      <w:bookmarkStart w:id="39" w:name="_Toc124169334"/>
-      <w:bookmarkStart w:id="40" w:name="_Toc183801345"/>
-      <w:bookmarkEnd w:id="23"/>
-      <w:bookmarkEnd w:id="24"/>
-      <w:bookmarkEnd w:id="25"/>
-      <w:bookmarkEnd w:id="26"/>
-      <w:bookmarkEnd w:id="27"/>
-      <w:bookmarkEnd w:id="28"/>
-      <w:bookmarkEnd w:id="29"/>
-      <w:bookmarkEnd w:id="30"/>
-      <w:bookmarkEnd w:id="31"/>
-      <w:bookmarkEnd w:id="32"/>
-      <w:bookmarkEnd w:id="33"/>
-      <w:bookmarkEnd w:id="34"/>
-      <w:bookmarkEnd w:id="35"/>
-      <w:bookmarkEnd w:id="36"/>
-      <w:bookmarkEnd w:id="37"/>
-      <w:bookmarkEnd w:id="38"/>
-      <w:bookmarkEnd w:id="39"/>
+      <w:bookmarkStart w:id="74" w:name="_Toc123923462"/>
+      <w:bookmarkStart w:id="75" w:name="_Toc123923602"/>
+      <w:bookmarkStart w:id="76" w:name="_Toc124169333"/>
+      <w:bookmarkStart w:id="77" w:name="_Toc123231062"/>
+      <w:bookmarkStart w:id="78" w:name="_Toc123231217"/>
+      <w:bookmarkStart w:id="79" w:name="_Toc123231257"/>
+      <w:bookmarkStart w:id="80" w:name="_Toc123236050"/>
+      <w:bookmarkStart w:id="81" w:name="_Toc123808799"/>
+      <w:bookmarkStart w:id="82" w:name="_Toc123809034"/>
+      <w:bookmarkStart w:id="83" w:name="_Toc123810621"/>
+      <w:bookmarkStart w:id="84" w:name="_Toc123810719"/>
+      <w:bookmarkStart w:id="85" w:name="_Toc123810739"/>
+      <w:bookmarkStart w:id="86" w:name="_Toc123922724"/>
+      <w:bookmarkStart w:id="87" w:name="_Toc123922745"/>
+      <w:bookmarkStart w:id="88" w:name="_Toc123923463"/>
+      <w:bookmarkStart w:id="89" w:name="_Toc123923603"/>
+      <w:bookmarkStart w:id="90" w:name="_Toc124169334"/>
+      <w:bookmarkStart w:id="91" w:name="_Toc183801345"/>
+      <w:bookmarkStart w:id="92" w:name="_Ref210500794"/>
+      <w:bookmarkEnd w:id="74"/>
+      <w:bookmarkEnd w:id="75"/>
+      <w:bookmarkEnd w:id="76"/>
+      <w:bookmarkEnd w:id="77"/>
+      <w:bookmarkEnd w:id="78"/>
+      <w:bookmarkEnd w:id="79"/>
+      <w:bookmarkEnd w:id="80"/>
+      <w:bookmarkEnd w:id="81"/>
+      <w:bookmarkEnd w:id="82"/>
+      <w:bookmarkEnd w:id="83"/>
+      <w:bookmarkEnd w:id="84"/>
+      <w:bookmarkEnd w:id="85"/>
+      <w:bookmarkEnd w:id="86"/>
+      <w:bookmarkEnd w:id="87"/>
+      <w:bookmarkEnd w:id="88"/>
+      <w:bookmarkEnd w:id="89"/>
+      <w:bookmarkEnd w:id="90"/>
       <w:r>
         <w:lastRenderedPageBreak/>
         <w:t>Solução Proposta</w:t>
       </w:r>
-      <w:bookmarkEnd w:id="40"/>
+      <w:bookmarkEnd w:id="91"/>
+      <w:bookmarkEnd w:id="92"/>
     </w:p>
     <w:p/>
     <w:p>
       <w:pPr>
         <w:pStyle w:val="Heading2"/>
       </w:pPr>
-      <w:bookmarkStart w:id="41" w:name="_Toc176292977"/>
-      <w:bookmarkStart w:id="42" w:name="_Toc176293001"/>
-      <w:bookmarkStart w:id="43" w:name="_Toc183801346"/>
-      <w:bookmarkEnd w:id="41"/>
-      <w:bookmarkEnd w:id="42"/>
+      <w:bookmarkStart w:id="93" w:name="_Toc176292977"/>
+      <w:bookmarkStart w:id="94" w:name="_Toc176293001"/>
+      <w:bookmarkStart w:id="95" w:name="_Toc183801346"/>
+      <w:bookmarkEnd w:id="93"/>
+      <w:bookmarkEnd w:id="94"/>
       <w:r>
         <w:t>Visão Geral</w:t>
       </w:r>
-      <w:bookmarkEnd w:id="43"/>
+      <w:bookmarkEnd w:id="95"/>
     </w:p>
     <w:p/>
     <w:p>
@@ -6078,12 +6515,12 @@
       <w:pPr>
         <w:pStyle w:val="Heading3"/>
       </w:pPr>
-      <w:bookmarkStart w:id="44" w:name="_Toc183801347"/>
-      <w:commentRangeStart w:id="45"/>
+      <w:bookmarkStart w:id="96" w:name="_Toc183801347"/>
+      <w:commentRangeStart w:id="97"/>
       <w:r>
         <w:t>Requisitos Funcionais</w:t>
       </w:r>
-      <w:commentRangeEnd w:id="45"/>
+      <w:commentRangeEnd w:id="97"/>
       <w:r>
         <w:rPr>
           <w:rStyle w:val="CommentReference"/>
@@ -6091,9 +6528,9 @@
           <w:b w:val="0"/>
           <w:lang w:eastAsia="pt-BR"/>
         </w:rPr>
-        <w:commentReference w:id="45"/>
-      </w:r>
-      <w:bookmarkEnd w:id="44"/>
+        <w:commentReference w:id="97"/>
+      </w:r>
+      <w:bookmarkEnd w:id="96"/>
     </w:p>
     <w:p/>
     <w:p>
@@ -8458,7 +8895,7 @@
         </w:rPr>
         <w:t xml:space="preserve"> individualmente. Também deve ser possível </w:t>
       </w:r>
-      <w:commentRangeStart w:id="46"/>
+      <w:commentRangeStart w:id="98"/>
       <w:r>
         <w:rPr>
           <w:rFonts w:eastAsia="Times New Roman" w:cs="Times New Roman"/>
@@ -8466,14 +8903,14 @@
         </w:rPr>
         <w:t>banir</w:t>
       </w:r>
-      <w:commentRangeEnd w:id="46"/>
+      <w:commentRangeEnd w:id="98"/>
       <w:r>
         <w:rPr>
           <w:rStyle w:val="CommentReference"/>
           <w:rFonts w:eastAsia="Arial" w:cs="Arial"/>
           <w:lang w:eastAsia="pt-BR"/>
         </w:rPr>
-        <w:commentReference w:id="46"/>
+        <w:commentReference w:id="98"/>
       </w:r>
       <w:r>
         <w:rPr>
@@ -10356,12 +10793,12 @@
       <w:pPr>
         <w:pStyle w:val="Heading3"/>
       </w:pPr>
-      <w:bookmarkStart w:id="47" w:name="_Toc183801348"/>
+      <w:bookmarkStart w:id="99" w:name="_Toc183801348"/>
       <w:r>
         <w:lastRenderedPageBreak/>
         <w:t>Requisitos Não-Funcionais</w:t>
       </w:r>
-      <w:bookmarkEnd w:id="47"/>
+      <w:bookmarkEnd w:id="99"/>
     </w:p>
     <w:p/>
     <w:p>
@@ -10506,15 +10943,15 @@
         </w:rPr>
         <w:t>Requisitos Não-Funcionais</w:t>
       </w:r>
-      <w:commentRangeStart w:id="48"/>
-      <w:commentRangeEnd w:id="48"/>
+      <w:commentRangeStart w:id="100"/>
+      <w:commentRangeEnd w:id="100"/>
       <w:r>
         <w:rPr>
           <w:rStyle w:val="CommentReference"/>
           <w:rFonts w:eastAsia="Arial" w:cs="Arial"/>
           <w:lang w:eastAsia="pt-BR"/>
         </w:rPr>
-        <w:commentReference w:id="48"/>
+        <w:commentReference w:id="100"/>
       </w:r>
       <w:r>
         <w:rPr>
@@ -10523,7 +10960,7 @@
         </w:rPr>
         <w:t xml:space="preserve"> </w:t>
       </w:r>
-      <w:commentRangeStart w:id="49"/>
+      <w:commentRangeStart w:id="101"/>
       <w:r>
         <w:rPr>
           <w:rFonts w:cs="Times New Roman"/>
@@ -10545,14 +10982,14 @@
         </w:rPr>
         <w:t xml:space="preserve"> a qualidade, segurança e usabilidade</w:t>
       </w:r>
-      <w:commentRangeEnd w:id="49"/>
+      <w:commentRangeEnd w:id="101"/>
       <w:r>
         <w:rPr>
           <w:rStyle w:val="CommentReference"/>
           <w:rFonts w:eastAsia="Arial" w:cs="Arial"/>
           <w:lang w:eastAsia="pt-BR"/>
         </w:rPr>
-        <w:commentReference w:id="49"/>
+        <w:commentReference w:id="101"/>
       </w:r>
       <w:r>
         <w:rPr>
@@ -10606,7 +11043,7 @@
           <w:szCs w:val="24"/>
         </w:rPr>
       </w:pPr>
-      <w:commentRangeStart w:id="50"/>
+      <w:commentRangeStart w:id="102"/>
       <w:r>
         <w:rPr>
           <w:rFonts w:cs="Times New Roman"/>
@@ -10614,14 +11051,14 @@
         </w:rPr>
         <w:t>RD1</w:t>
       </w:r>
-      <w:commentRangeEnd w:id="50"/>
+      <w:commentRangeEnd w:id="102"/>
       <w:r>
         <w:rPr>
           <w:rStyle w:val="CommentReference"/>
           <w:rFonts w:eastAsia="Arial" w:cs="Arial"/>
           <w:lang w:eastAsia="pt-BR"/>
         </w:rPr>
-        <w:commentReference w:id="50"/>
+        <w:commentReference w:id="102"/>
       </w:r>
       <w:r>
         <w:rPr>
@@ -10672,7 +11109,7 @@
         </w:rPr>
         <w:t xml:space="preserve">2 segundos para </w:t>
       </w:r>
-      <w:commentRangeStart w:id="51"/>
+      <w:commentRangeStart w:id="103"/>
       <w:r>
         <w:rPr>
           <w:rFonts w:cs="Times New Roman"/>
@@ -10680,14 +11117,14 @@
         </w:rPr>
         <w:t>operações comuns</w:t>
       </w:r>
-      <w:commentRangeEnd w:id="51"/>
+      <w:commentRangeEnd w:id="103"/>
       <w:r>
         <w:rPr>
           <w:rStyle w:val="CommentReference"/>
           <w:rFonts w:eastAsia="Arial" w:cs="Arial"/>
           <w:lang w:eastAsia="pt-BR"/>
         </w:rPr>
-        <w:commentReference w:id="51"/>
+        <w:commentReference w:id="103"/>
       </w:r>
       <w:r>
         <w:rPr>
@@ -11391,7 +11828,7 @@
         </w:rPr>
         <w:t>RU1: O sistema web de gestão deve</w:t>
       </w:r>
-      <w:commentRangeStart w:id="52"/>
+      <w:commentRangeStart w:id="104"/>
       <w:r>
         <w:rPr>
           <w:rFonts w:cs="Times New Roman"/>
@@ -11441,14 +11878,14 @@
         </w:rPr>
         <w:t>.</w:t>
       </w:r>
-      <w:commentRangeEnd w:id="52"/>
+      <w:commentRangeEnd w:id="104"/>
       <w:r>
         <w:rPr>
           <w:rStyle w:val="CommentReference"/>
           <w:rFonts w:eastAsia="Arial" w:cs="Arial"/>
           <w:lang w:eastAsia="pt-BR"/>
         </w:rPr>
-        <w:commentReference w:id="52"/>
+        <w:commentReference w:id="104"/>
       </w:r>
     </w:p>
     <w:p>
@@ -11473,14 +11910,14 @@
           <w:szCs w:val="26"/>
         </w:rPr>
       </w:pPr>
-      <w:bookmarkStart w:id="53" w:name="_Toc176292981"/>
-      <w:bookmarkStart w:id="54" w:name="_Toc176293005"/>
-      <w:bookmarkStart w:id="55" w:name="_Toc176621108"/>
-      <w:bookmarkStart w:id="56" w:name="_Toc183801349"/>
-      <w:bookmarkEnd w:id="53"/>
-      <w:bookmarkEnd w:id="54"/>
-      <w:bookmarkEnd w:id="55"/>
-      <w:bookmarkEnd w:id="56"/>
+      <w:bookmarkStart w:id="105" w:name="_Toc176292981"/>
+      <w:bookmarkStart w:id="106" w:name="_Toc176293005"/>
+      <w:bookmarkStart w:id="107" w:name="_Toc176621108"/>
+      <w:bookmarkStart w:id="108" w:name="_Toc183801349"/>
+      <w:bookmarkEnd w:id="105"/>
+      <w:bookmarkEnd w:id="106"/>
+      <w:bookmarkEnd w:id="107"/>
+      <w:bookmarkEnd w:id="108"/>
     </w:p>
     <w:p>
       <w:pPr>
@@ -11499,7 +11936,7 @@
           <w:color w:val="000000" w:themeColor="text1"/>
         </w:rPr>
       </w:pPr>
-      <w:bookmarkStart w:id="57" w:name="_Toc183801350"/>
+      <w:bookmarkStart w:id="109" w:name="_Toc183801350"/>
       <w:r>
         <w:rPr>
           <w:rFonts w:cs="Times New Roman"/>
@@ -11507,17 +11944,17 @@
         </w:rPr>
         <w:t>Metodologia</w:t>
       </w:r>
-      <w:commentRangeStart w:id="58"/>
-      <w:commentRangeStart w:id="59"/>
-      <w:commentRangeEnd w:id="58"/>
-      <w:r>
-        <w:commentReference w:id="58"/>
-      </w:r>
-      <w:commentRangeEnd w:id="59"/>
-      <w:r>
-        <w:commentReference w:id="59"/>
-      </w:r>
-      <w:bookmarkEnd w:id="57"/>
+      <w:commentRangeStart w:id="110"/>
+      <w:commentRangeStart w:id="111"/>
+      <w:commentRangeEnd w:id="110"/>
+      <w:r>
+        <w:commentReference w:id="110"/>
+      </w:r>
+      <w:commentRangeEnd w:id="111"/>
+      <w:r>
+        <w:commentReference w:id="111"/>
+      </w:r>
+      <w:bookmarkEnd w:id="109"/>
     </w:p>
     <w:p/>
     <w:p>
@@ -11530,7 +11967,7 @@
           <w:szCs w:val="24"/>
         </w:rPr>
       </w:pPr>
-      <w:commentRangeStart w:id="61"/>
+      <w:commentRangeStart w:id="113"/>
       <w:r>
         <w:rPr>
           <w:rFonts w:eastAsia="Roboto" w:cs="Times New Roman"/>
@@ -11625,15 +12062,15 @@
         </w:rPr>
         <w:t>Sprints</w:t>
       </w:r>
-      <w:commentRangeStart w:id="62"/>
-      <w:commentRangeEnd w:id="62"/>
+      <w:commentRangeStart w:id="114"/>
+      <w:commentRangeEnd w:id="114"/>
       <w:r>
         <w:rPr>
           <w:rStyle w:val="CommentReference"/>
           <w:rFonts w:eastAsia="Arial" w:cs="Arial"/>
           <w:lang w:eastAsia="pt-BR"/>
         </w:rPr>
-        <w:commentReference w:id="62"/>
+        <w:commentReference w:id="114"/>
       </w:r>
       <w:r>
         <w:rPr>
@@ -11642,14 +12079,14 @@
         </w:rPr>
         <w:t>, promovendo entregas frequentes e permitindo ajustes rápidos conforme necessário ao longo do processo.</w:t>
       </w:r>
-      <w:commentRangeEnd w:id="61"/>
+      <w:commentRangeEnd w:id="113"/>
       <w:r>
         <w:rPr>
           <w:rStyle w:val="CommentReference"/>
           <w:rFonts w:eastAsia="Arial" w:cs="Arial"/>
           <w:lang w:eastAsia="pt-BR"/>
         </w:rPr>
-        <w:commentReference w:id="61"/>
+        <w:commentReference w:id="113"/>
       </w:r>
     </w:p>
     <w:p>
@@ -11762,15 +12199,15 @@
       <w:r>
         <w:t>bjetos</w:t>
       </w:r>
-      <w:commentRangeStart w:id="63"/>
-      <w:commentRangeEnd w:id="63"/>
+      <w:commentRangeStart w:id="115"/>
+      <w:commentRangeEnd w:id="115"/>
       <w:r>
         <w:rPr>
           <w:rStyle w:val="CommentReference"/>
           <w:rFonts w:eastAsia="Arial" w:cs="Arial"/>
           <w:lang w:eastAsia="pt-BR"/>
         </w:rPr>
-        <w:commentReference w:id="63"/>
+        <w:commentReference w:id="115"/>
       </w:r>
       <w:r>
         <w:t>.</w:t>
@@ -11793,15 +12230,15 @@
         </w:rPr>
         <w:t xml:space="preserve">O desenvolvimento seguirá uma abordagem incremental e </w:t>
       </w:r>
-      <w:commentRangeStart w:id="64"/>
-      <w:commentRangeEnd w:id="64"/>
+      <w:commentRangeStart w:id="116"/>
+      <w:commentRangeEnd w:id="116"/>
       <w:r>
         <w:rPr>
           <w:rStyle w:val="CommentReference"/>
           <w:rFonts w:eastAsia="Arial" w:cs="Arial"/>
           <w:lang w:eastAsia="pt-BR"/>
         </w:rPr>
-        <w:commentReference w:id="64"/>
+        <w:commentReference w:id="116"/>
       </w:r>
       <w:r>
         <w:rPr>
@@ -12015,11 +12452,11 @@
       <w:pPr>
         <w:pStyle w:val="Heading2"/>
       </w:pPr>
-      <w:bookmarkStart w:id="65" w:name="_Toc183801351"/>
+      <w:bookmarkStart w:id="117" w:name="_Toc183801351"/>
       <w:r>
         <w:t>Arquitetura</w:t>
       </w:r>
-      <w:bookmarkEnd w:id="65"/>
+      <w:bookmarkEnd w:id="117"/>
     </w:p>
     <w:p/>
     <w:p>
@@ -12423,35 +12860,35 @@
           </w:r>
         </w:sdtContent>
       </w:sdt>
-      <w:commentRangeStart w:id="66"/>
-      <w:commentRangeStart w:id="67"/>
-      <w:commentRangeStart w:id="68"/>
-      <w:commentRangeEnd w:id="66"/>
+      <w:commentRangeStart w:id="118"/>
+      <w:commentRangeStart w:id="119"/>
+      <w:commentRangeStart w:id="120"/>
+      <w:commentRangeEnd w:id="118"/>
       <w:r>
         <w:rPr>
           <w:rStyle w:val="CommentReference"/>
           <w:rFonts w:eastAsia="Arial" w:cs="Arial"/>
           <w:lang w:eastAsia="pt-BR"/>
         </w:rPr>
-        <w:commentReference w:id="66"/>
-      </w:r>
-      <w:commentRangeEnd w:id="67"/>
+        <w:commentReference w:id="118"/>
+      </w:r>
+      <w:commentRangeEnd w:id="119"/>
       <w:r>
         <w:rPr>
           <w:rStyle w:val="CommentReference"/>
           <w:rFonts w:eastAsia="Arial" w:cs="Arial"/>
           <w:lang w:eastAsia="pt-BR"/>
         </w:rPr>
-        <w:commentReference w:id="67"/>
-      </w:r>
-      <w:commentRangeEnd w:id="68"/>
+        <w:commentReference w:id="119"/>
+      </w:r>
+      <w:commentRangeEnd w:id="120"/>
       <w:r>
         <w:rPr>
           <w:rStyle w:val="CommentReference"/>
           <w:rFonts w:eastAsia="Arial" w:cs="Arial"/>
           <w:lang w:eastAsia="pt-BR"/>
         </w:rPr>
-        <w:commentReference w:id="68"/>
+        <w:commentReference w:id="120"/>
       </w:r>
       <w:r>
         <w:rPr>
@@ -12489,7 +12926,7 @@
         </w:rPr>
         <w:t xml:space="preserve">o </w:t>
       </w:r>
-      <w:commentRangeStart w:id="70"/>
+      <w:commentRangeStart w:id="122"/>
       <w:r>
         <w:rPr>
           <w:rFonts w:eastAsia="Roboto" w:cs="Times New Roman"/>
@@ -12497,14 +12934,14 @@
         </w:rPr>
         <w:t>sistema web de gestão</w:t>
       </w:r>
-      <w:commentRangeEnd w:id="70"/>
+      <w:commentRangeEnd w:id="122"/>
       <w:r>
         <w:rPr>
           <w:rStyle w:val="CommentReference"/>
           <w:rFonts w:eastAsia="Arial" w:cs="Arial"/>
           <w:lang w:eastAsia="pt-BR"/>
         </w:rPr>
-        <w:commentReference w:id="70"/>
+        <w:commentReference w:id="122"/>
       </w:r>
       <w:r>
         <w:rPr>
@@ -12573,7 +13010,7 @@
       <w:pPr>
         <w:pStyle w:val="Caption"/>
       </w:pPr>
-      <w:bookmarkStart w:id="71" w:name="_Ref176293679"/>
+      <w:bookmarkStart w:id="123" w:name="_Ref176293679"/>
       <w:r>
         <w:t xml:space="preserve">Figura </w:t>
       </w:r>
@@ -12585,7 +13022,7 @@
           <w:t>1</w:t>
         </w:r>
       </w:fldSimple>
-      <w:bookmarkEnd w:id="71"/>
+      <w:bookmarkEnd w:id="123"/>
       <w:r>
         <w:t>: Diagrama de Implantação</w:t>
       </w:r>
@@ -12596,9 +13033,9 @@
           <w:lang w:eastAsia="pt-BR"/>
         </w:rPr>
       </w:pPr>
-      <w:bookmarkStart w:id="72" w:name="_Toc110363912"/>
-    </w:p>
-    <w:bookmarkEnd w:id="72"/>
+      <w:bookmarkStart w:id="124" w:name="_Toc110363912"/>
+    </w:p>
+    <w:bookmarkEnd w:id="124"/>
     <w:p>
       <w:pPr>
         <w:spacing w:line="360" w:lineRule="auto"/>
@@ -13538,15 +13975,15 @@
         </w:rPr>
         <w:t xml:space="preserve">uma configuração no aplicativo </w:t>
       </w:r>
-      <w:commentRangeStart w:id="73"/>
-      <w:commentRangeEnd w:id="73"/>
+      <w:commentRangeStart w:id="125"/>
+      <w:commentRangeEnd w:id="125"/>
       <w:r>
         <w:rPr>
           <w:rStyle w:val="CommentReference"/>
           <w:rFonts w:eastAsia="Arial" w:cs="Arial"/>
           <w:lang w:eastAsia="pt-BR"/>
         </w:rPr>
-        <w:commentReference w:id="73"/>
+        <w:commentReference w:id="125"/>
       </w:r>
       <w:r>
         <w:rPr>
@@ -13950,7 +14387,7 @@
           <w:docGrid w:linePitch="360"/>
         </w:sectPr>
       </w:pPr>
-      <w:bookmarkStart w:id="74" w:name="_Ref123233616"/>
+      <w:bookmarkStart w:id="126" w:name="_Ref123233616"/>
       <w:r>
         <w:t xml:space="preserve">Figura </w:t>
       </w:r>
@@ -13972,18 +14409,18 @@
       <w:r>
         <w:fldChar w:fldCharType="end"/>
       </w:r>
-      <w:bookmarkEnd w:id="74"/>
+      <w:bookmarkEnd w:id="126"/>
       <w:r>
         <w:t xml:space="preserve">: </w:t>
       </w:r>
-      <w:commentRangeStart w:id="75"/>
+      <w:commentRangeStart w:id="127"/>
       <w:r>
         <w:t>Diagrama de classe pa</w:t>
       </w:r>
       <w:r>
         <w:t>rcial</w:t>
       </w:r>
-      <w:commentRangeEnd w:id="75"/>
+      <w:commentRangeEnd w:id="127"/>
       <w:r>
         <w:rPr>
           <w:rStyle w:val="CommentReference"/>
@@ -13993,21 +14430,21 @@
           <w:color w:val="auto"/>
           <w:lang w:eastAsia="pt-BR"/>
         </w:rPr>
-        <w:commentReference w:id="75"/>
+        <w:commentReference w:id="127"/>
       </w:r>
     </w:p>
     <w:p>
       <w:pPr>
         <w:pStyle w:val="Heading2"/>
       </w:pPr>
-      <w:bookmarkStart w:id="76" w:name="_Toc122696250"/>
-      <w:bookmarkStart w:id="77" w:name="_Toc183801352"/>
-      <w:bookmarkEnd w:id="76"/>
+      <w:bookmarkStart w:id="128" w:name="_Toc122696250"/>
+      <w:bookmarkStart w:id="129" w:name="_Toc183801352"/>
+      <w:bookmarkEnd w:id="128"/>
       <w:r>
         <w:lastRenderedPageBreak/>
         <w:t>Tecnologias</w:t>
       </w:r>
-      <w:bookmarkEnd w:id="77"/>
+      <w:bookmarkEnd w:id="129"/>
     </w:p>
     <w:p/>
     <w:p>
@@ -14187,7 +14624,7 @@
         </w:rPr>
         <w:t xml:space="preserve">O </w:t>
       </w:r>
-      <w:commentRangeStart w:id="78"/>
+      <w:commentRangeStart w:id="130"/>
       <w:r>
         <w:rPr>
           <w:rFonts w:eastAsia="Roboto" w:cs="Times New Roman"/>
@@ -14195,14 +14632,14 @@
         </w:rPr>
         <w:t>sistema web de gestão</w:t>
       </w:r>
-      <w:commentRangeEnd w:id="78"/>
+      <w:commentRangeEnd w:id="130"/>
       <w:r>
         <w:rPr>
           <w:rStyle w:val="CommentReference"/>
           <w:rFonts w:eastAsia="Arial" w:cs="Arial"/>
           <w:lang w:eastAsia="pt-BR"/>
         </w:rPr>
-        <w:commentReference w:id="78"/>
+        <w:commentReference w:id="130"/>
       </w:r>
       <w:r>
         <w:rPr>
@@ -14876,15 +15313,15 @@
         </w:rPr>
         <w:t>PWA</w:t>
       </w:r>
-      <w:commentRangeStart w:id="79"/>
-      <w:commentRangeEnd w:id="79"/>
+      <w:commentRangeStart w:id="131"/>
+      <w:commentRangeEnd w:id="131"/>
       <w:r>
         <w:rPr>
           <w:rStyle w:val="CommentReference"/>
           <w:rFonts w:eastAsia="Arial" w:cs="Arial"/>
           <w:lang w:eastAsia="pt-BR"/>
         </w:rPr>
-        <w:commentReference w:id="79"/>
+        <w:commentReference w:id="131"/>
       </w:r>
       <w:r>
         <w:rPr>
@@ -15017,15 +15454,15 @@
         </w:rPr>
         <w:t xml:space="preserve"> Para testes </w:t>
       </w:r>
-      <w:commentRangeStart w:id="80"/>
-      <w:commentRangeEnd w:id="80"/>
+      <w:commentRangeStart w:id="132"/>
+      <w:commentRangeEnd w:id="132"/>
       <w:r>
         <w:rPr>
           <w:rStyle w:val="CommentReference"/>
           <w:rFonts w:eastAsia="Arial" w:cs="Arial"/>
           <w:lang w:eastAsia="pt-BR"/>
         </w:rPr>
-        <w:commentReference w:id="80"/>
+        <w:commentReference w:id="132"/>
       </w:r>
       <w:r>
         <w:rPr>
@@ -15248,14 +15685,14 @@
       <w:pPr>
         <w:pStyle w:val="Heading2"/>
       </w:pPr>
-      <w:bookmarkStart w:id="81" w:name="_Toc183801353"/>
+      <w:bookmarkStart w:id="133" w:name="_Toc183801353"/>
       <w:r>
         <w:t>Cronogra</w:t>
       </w:r>
       <w:r>
         <w:t>ma</w:t>
       </w:r>
-      <w:bookmarkEnd w:id="81"/>
+      <w:bookmarkEnd w:id="133"/>
     </w:p>
     <w:p/>
     <w:p>
@@ -15336,7 +15773,7 @@
         <w:pStyle w:val="Caption"/>
         <w:keepNext/>
       </w:pPr>
-      <w:bookmarkStart w:id="82" w:name="_Ref176833870"/>
+      <w:bookmarkStart w:id="134" w:name="_Ref176833870"/>
       <w:r>
         <w:t xml:space="preserve">Tabela </w:t>
       </w:r>
@@ -15348,7 +15785,7 @@
           <w:t>2</w:t>
         </w:r>
       </w:fldSimple>
-      <w:bookmarkEnd w:id="82"/>
+      <w:bookmarkEnd w:id="134"/>
       <w:r>
         <w:t xml:space="preserve">: </w:t>
       </w:r>
@@ -15455,7 +15892,7 @@
                 <w:szCs w:val="24"/>
               </w:rPr>
             </w:pPr>
-            <w:commentRangeStart w:id="83"/>
+            <w:commentRangeStart w:id="135"/>
             <w:r>
               <w:rPr>
                 <w:rFonts w:cs="Times New Roman"/>
@@ -15472,14 +15909,14 @@
               </w:rPr>
               <w:t>5</w:t>
             </w:r>
-            <w:commentRangeEnd w:id="83"/>
+            <w:commentRangeEnd w:id="135"/>
             <w:r>
               <w:rPr>
                 <w:rStyle w:val="CommentReference"/>
                 <w:rFonts w:eastAsia="Arial" w:cs="Arial"/>
                 <w:lang w:eastAsia="pt-BR"/>
               </w:rPr>
-              <w:commentReference w:id="83"/>
+              <w:commentReference w:id="135"/>
             </w:r>
           </w:p>
         </w:tc>
@@ -16821,8 +17258,8 @@
                 <w:szCs w:val="24"/>
               </w:rPr>
             </w:pPr>
-            <w:commentRangeStart w:id="84"/>
-            <w:commentRangeStart w:id="85"/>
+            <w:commentRangeStart w:id="136"/>
+            <w:commentRangeStart w:id="137"/>
             <w:r>
               <w:rPr>
                 <w:rFonts w:eastAsia="Roboto" w:cs="Times New Roman"/>
@@ -16831,23 +17268,23 @@
               </w:rPr>
               <w:t>Implementação do projeto</w:t>
             </w:r>
-            <w:commentRangeEnd w:id="84"/>
+            <w:commentRangeEnd w:id="136"/>
             <w:r>
               <w:rPr>
                 <w:rStyle w:val="CommentReference"/>
                 <w:rFonts w:eastAsia="Arial" w:cs="Arial"/>
                 <w:lang w:eastAsia="pt-BR"/>
               </w:rPr>
-              <w:commentReference w:id="84"/>
-            </w:r>
-            <w:commentRangeEnd w:id="85"/>
+              <w:commentReference w:id="136"/>
+            </w:r>
+            <w:commentRangeEnd w:id="137"/>
             <w:r>
               <w:rPr>
                 <w:rStyle w:val="CommentReference"/>
                 <w:rFonts w:eastAsia="Arial" w:cs="Arial"/>
                 <w:lang w:eastAsia="pt-BR"/>
               </w:rPr>
-              <w:commentReference w:id="85"/>
+              <w:commentReference w:id="137"/>
             </w:r>
           </w:p>
         </w:tc>
@@ -17367,11 +17804,11 @@
       <w:pPr>
         <w:pStyle w:val="Heading2"/>
       </w:pPr>
-      <w:bookmarkStart w:id="87" w:name="_Toc183801354"/>
+      <w:bookmarkStart w:id="139" w:name="_Toc183801354"/>
       <w:r>
         <w:t>Trabalhos Futuros</w:t>
       </w:r>
-      <w:bookmarkEnd w:id="87"/>
+      <w:bookmarkEnd w:id="139"/>
     </w:p>
     <w:p/>
     <w:p>
@@ -17401,6 +17838,9 @@
           <w:ilvl w:val="0"/>
           <w:numId w:val="34"/>
         </w:numPr>
+        <w:rPr>
+          <w:ins w:id="140" w:author="RAUL MARTINS FURTADO FERNANDES" w:date="2025-10-04T20:13:00Z" w16du:dateUtc="2025-10-04T23:13:00Z"/>
+        </w:rPr>
       </w:pPr>
       <w:r>
         <w:t>Criação de “prova de nível” no jogo para determinar o nível de um novo jogador</w:t>
@@ -17408,11 +17848,22 @@
     </w:p>
     <w:p>
       <w:pPr>
-        <w:rPr>
-          <w:rFonts w:eastAsiaTheme="majorEastAsia" w:cstheme="majorBidi"/>
-          <w:b/>
-          <w:sz w:val="32"/>
-          <w:szCs w:val="32"/>
+        <w:pStyle w:val="ListParagraph"/>
+        <w:numPr>
+          <w:ilvl w:val="0"/>
+          <w:numId w:val="34"/>
+        </w:numPr>
+      </w:pPr>
+      <w:ins w:id="141" w:author="RAUL MARTINS FURTADO FERNANDES" w:date="2025-10-04T20:13:00Z" w16du:dateUtc="2025-10-04T23:13:00Z">
+        <w:r>
+          <w:t>Regionalização dos termos</w:t>
+        </w:r>
+      </w:ins>
+    </w:p>
+    <w:p>
+      <w:pPr>
+        <w:rPr>
+          <w:ins w:id="142" w:author="RAUL MARTINS FURTADO FERNANDES" w:date="2025-10-04T20:06:00Z" w16du:dateUtc="2025-10-04T23:06:00Z"/>
         </w:rPr>
       </w:pPr>
       <w:r>
@@ -17422,13 +17873,42 @@
     <w:p>
       <w:pPr>
         <w:pStyle w:val="Heading1"/>
-      </w:pPr>
-      <w:bookmarkStart w:id="88" w:name="_Toc183801355"/>
-      <w:r>
-        <w:lastRenderedPageBreak/>
+        <w:rPr>
+          <w:ins w:id="143" w:author="RAUL MARTINS FURTADO FERNANDES" w:date="2025-10-04T20:07:00Z" w16du:dateUtc="2025-10-04T23:07:00Z"/>
+        </w:rPr>
+      </w:pPr>
+      <w:ins w:id="144" w:author="RAUL MARTINS FURTADO FERNANDES" w:date="2025-10-04T20:07:00Z" w16du:dateUtc="2025-10-04T23:07:00Z">
+        <w:r>
+          <w:lastRenderedPageBreak/>
+          <w:t>Casos de Uso</w:t>
+        </w:r>
+      </w:ins>
+    </w:p>
+    <w:p>
+      <w:pPr>
+        <w:rPr>
+          <w:rPrChange w:id="145" w:author="RAUL MARTINS FURTADO FERNANDES" w:date="2025-10-04T20:07:00Z" w16du:dateUtc="2025-10-04T23:07:00Z">
+            <w:rPr>
+              <w:b/>
+            </w:rPr>
+          </w:rPrChange>
+        </w:rPr>
+      </w:pPr>
+      <w:ins w:id="146" w:author="RAUL MARTINS FURTADO FERNANDES" w:date="2025-10-04T20:07:00Z" w16du:dateUtc="2025-10-04T23:07:00Z">
+        <w:r>
+          <w:t>TODO: Apresentar o sistema através dos casos de uso</w:t>
+        </w:r>
+      </w:ins>
+    </w:p>
+    <w:p>
+      <w:pPr>
+        <w:pStyle w:val="Heading1"/>
+      </w:pPr>
+      <w:bookmarkStart w:id="147" w:name="_Toc183801355"/>
+      <w:r>
         <w:t>Conclusão</w:t>
       </w:r>
-      <w:bookmarkEnd w:id="88"/>
+      <w:bookmarkEnd w:id="147"/>
     </w:p>
     <w:p/>
     <w:p>
@@ -17449,7 +17929,7 @@
         <w:ind w:left="432"/>
       </w:pPr>
     </w:p>
-    <w:bookmarkStart w:id="89" w:name="_Toc183801356" w:displacedByCustomXml="next"/>
+    <w:bookmarkStart w:id="148" w:name="_Toc183801356" w:displacedByCustomXml="next"/>
     <w:sdt>
       <w:sdtPr>
         <w:rPr>
@@ -17476,7 +17956,7 @@
           <w:r>
             <w:t>Referências</w:t>
           </w:r>
-          <w:bookmarkEnd w:id="89"/>
+          <w:bookmarkEnd w:id="148"/>
         </w:p>
         <w:sdt>
           <w:sdtPr>
@@ -17937,7 +18417,7 @@
 </file>
 
 <file path=word/comments.xml><?xml version="1.0" encoding="utf-8"?>
-<w:comments xmlns:wpc="http://schemas.microsoft.com/office/word/2010/wordprocessingCanvas" xmlns:cx="http://schemas.microsoft.com/office/drawing/2014/chartex" xmlns:cx1="http://schemas.microsoft.com/office/drawing/2015/9/8/chartex" xmlns:cx2="http://schemas.microsoft.com/office/drawing/2015/10/21/chartex" xmlns:cx3="http://schemas.microsoft.com/office/drawing/2016/5/9/chartex" xmlns:cx4="http://schemas.microsoft.com/office/drawing/2016/5/10/chartex" xmlns:cx5="http://schemas.microsoft.com/office/drawing/2016/5/11/chartex" xmlns:cx6="http://schemas.microsoft.com/office/drawing/2016/5/12/chartex" xmlns:cx7="http://schemas.microsoft.com/office/drawing/2016/5/13/chartex" xmlns:cx8="http://schemas.microsoft.com/office/drawing/2016/5/14/chartex" xmlns:mc="http://schemas.openxmlformats.org/markup-compatibility/2006" xmlns:aink="http://schemas.microsoft.com/office/drawing/2016/ink" xmlns:am3d="http://schemas.microsoft.com/office/drawing/2017/model3d" xmlns:o="urn:schemas-microsoft-com:office:office" xmlns:oel="http://schemas.microsoft.com/office/2019/extlst" xmlns:r="http://schemas.openxmlformats.org/officeDocument/2006/relationships" xmlns:m="http://schemas.openxmlformats.org/officeDocument/2006/math" xmlns:v="urn:schemas-microsoft-com:vml" xmlns:wp14="http://schemas.microsoft.com/office/word/2010/wordprocessingDrawing" xmlns:wp="http://schemas.openxmlformats.org/drawingml/2006/wordprocessingDrawing" xmlns:w10="urn:schemas-microsoft-com:office:word" xmlns:w="http://schemas.openxmlformats.org/wordprocessingml/2006/main" xmlns:w14="http://schemas.microsoft.com/office/word/2010/wordml" xmlns:w15="http://schemas.microsoft.com/office/word/2012/wordml" xmlns:w16cex="http://schemas.microsoft.com/office/word/2018/wordml/cex" xmlns:w16cid="http://schemas.microsoft.com/office/word/2016/wordml/cid" xmlns:w16="http://schemas.microsoft.com/office/word/2018/wordml" xmlns:w16sdtdh="http://schemas.microsoft.com/office/word/2020/wordml/sdtdatahash" xmlns:w16se="http://schemas.microsoft.com/office/word/2015/wordml/symex" xmlns:wpg="http://schemas.microsoft.com/office/word/2010/wordprocessingGroup" xmlns:wpi="http://schemas.microsoft.com/office/word/2010/wordprocessingInk" xmlns:wne="http://schemas.microsoft.com/office/word/2006/wordml" xmlns:wps="http://schemas.microsoft.com/office/word/2010/wordprocessingShape" mc:Ignorable="w14 w15 w16se w16cid w16 w16cex w16sdtdh wp14">
+<w:comments xmlns:wpc="http://schemas.microsoft.com/office/word/2010/wordprocessingCanvas" xmlns:cx="http://schemas.microsoft.com/office/drawing/2014/chartex" xmlns:cx1="http://schemas.microsoft.com/office/drawing/2015/9/8/chartex" xmlns:cx2="http://schemas.microsoft.com/office/drawing/2015/10/21/chartex" xmlns:cx3="http://schemas.microsoft.com/office/drawing/2016/5/9/chartex" xmlns:cx4="http://schemas.microsoft.com/office/drawing/2016/5/10/chartex" xmlns:cx5="http://schemas.microsoft.com/office/drawing/2016/5/11/chartex" xmlns:cx6="http://schemas.microsoft.com/office/drawing/2016/5/12/chartex" xmlns:cx7="http://schemas.microsoft.com/office/drawing/2016/5/13/chartex" xmlns:cx8="http://schemas.microsoft.com/office/drawing/2016/5/14/chartex" xmlns:mc="http://schemas.openxmlformats.org/markup-compatibility/2006" xmlns:aink="http://schemas.microsoft.com/office/drawing/2016/ink" xmlns:am3d="http://schemas.microsoft.com/office/drawing/2017/model3d" xmlns:o="urn:schemas-microsoft-com:office:office" xmlns:oel="http://schemas.microsoft.com/office/2019/extlst" xmlns:r="http://schemas.openxmlformats.org/officeDocument/2006/relationships" xmlns:m="http://schemas.openxmlformats.org/officeDocument/2006/math" xmlns:v="urn:schemas-microsoft-com:vml" xmlns:wp14="http://schemas.microsoft.com/office/word/2010/wordprocessingDrawing" xmlns:wp="http://schemas.openxmlformats.org/drawingml/2006/wordprocessingDrawing" xmlns:w10="urn:schemas-microsoft-com:office:word" xmlns:w="http://schemas.openxmlformats.org/wordprocessingml/2006/main" xmlns:w14="http://schemas.microsoft.com/office/word/2010/wordml" xmlns:w15="http://schemas.microsoft.com/office/word/2012/wordml" xmlns:w16cex="http://schemas.microsoft.com/office/word/2018/wordml/cex" xmlns:w16cid="http://schemas.microsoft.com/office/word/2016/wordml/cid" xmlns:w16="http://schemas.microsoft.com/office/word/2018/wordml" xmlns:w16du="http://schemas.microsoft.com/office/word/2023/wordml/word16du" xmlns:w16sdtdh="http://schemas.microsoft.com/office/word/2020/wordml/sdtdatahash" xmlns:w16sdtfl="http://schemas.microsoft.com/office/word/2024/wordml/sdtformatlock" xmlns:w16se="http://schemas.microsoft.com/office/word/2015/wordml/symex" xmlns:wpg="http://schemas.microsoft.com/office/word/2010/wordprocessingGroup" xmlns:wpi="http://schemas.microsoft.com/office/word/2010/wordprocessingInk" xmlns:wne="http://schemas.microsoft.com/office/word/2006/wordml" xmlns:wps="http://schemas.microsoft.com/office/word/2010/wordprocessingShape" mc:Ignorable="w14 w15 w16se w16cid w16 w16cex w16sdtdh w16sdtfl w16du wp14">
   <w:comment w:id="3" w:author="RAUL MARTINS FURTADO FERNANDES" w:date="2024-08-24T20:46:00Z" w:initials="RF">
     <w:p>
       <w:r>
@@ -18003,7 +18483,7 @@
       </w:r>
     </w:p>
   </w:comment>
-  <w:comment w:id="8" w:author="THIAGO DELGADO PINTO" w:date="2024-09-01T19:01:00Z" w:initials="TD">
+  <w:comment w:id="20" w:author="THIAGO DELGADO PINTO" w:date="2024-09-01T19:01:00Z" w:initials="TD">
     <w:p>
       <w:pPr>
         <w:pStyle w:val="CommentText"/>
@@ -18019,7 +18499,7 @@
       </w:r>
     </w:p>
   </w:comment>
-  <w:comment w:id="9" w:author="THIAGO DELGADO PINTO" w:date="2024-09-01T18:39:00Z" w:initials="TD">
+  <w:comment w:id="22" w:author="THIAGO DELGADO PINTO" w:date="2024-09-01T18:39:00Z" w:initials="TD">
     <w:p>
       <w:pPr>
         <w:pStyle w:val="CommentText"/>
@@ -18035,7 +18515,7 @@
       </w:r>
     </w:p>
   </w:comment>
-  <w:comment w:id="10" w:author="THIAGO DELGADO PINTO" w:date="2024-09-01T19:17:00Z" w:initials="TD">
+  <w:comment w:id="25" w:author="THIAGO DELGADO PINTO" w:date="2024-09-01T19:17:00Z" w:initials="TD">
     <w:p>
       <w:pPr>
         <w:pStyle w:val="CommentText"/>
@@ -18051,7 +18531,7 @@
       </w:r>
     </w:p>
   </w:comment>
-  <w:comment w:id="13" w:author="Raul Fernandes" w:date="2024-11-29T19:19:00Z" w:initials="RF">
+  <w:comment w:id="23" w:author="RAUL MARTINS FURTADO FERNANDES" w:date="2025-10-04T19:49:00Z" w:initials="RM">
     <w:p>
       <w:pPr>
         <w:pStyle w:val="CommentText"/>
@@ -18063,11 +18543,27 @@
         <w:annotationRef/>
       </w:r>
       <w:r>
+        <w:t>Não foi implementado portanto deve ir para os Trabalhos Futuros</w:t>
+      </w:r>
+    </w:p>
+  </w:comment>
+  <w:comment w:id="44" w:author="Raul Fernandes" w:date="2024-11-29T19:19:00Z" w:initials="RF">
+    <w:p>
+      <w:pPr>
+        <w:pStyle w:val="CommentText"/>
+      </w:pPr>
+      <w:r>
+        <w:rPr>
+          <w:rStyle w:val="CommentReference"/>
+        </w:rPr>
+        <w:annotationRef/>
+      </w:r>
+      <w:r>
         <w:t>Vi esta seção no TCC do Jairo e do Vitor. Devo colocar também?</w:t>
       </w:r>
     </w:p>
   </w:comment>
-  <w:comment w:id="16" w:author="THIAGO DELGADO PINTO" w:date="2024-09-11T12:19:00Z" w:initials="TD">
+  <w:comment w:id="67" w:author="THIAGO DELGADO PINTO" w:date="2024-09-11T12:19:00Z" w:initials="TD">
     <w:p>
       <w:pPr>
         <w:pStyle w:val="CommentText"/>
@@ -18083,7 +18579,7 @@
       </w:r>
     </w:p>
   </w:comment>
-  <w:comment w:id="17" w:author="THIAGO DELGADO PINTO" w:date="2024-09-11T12:29:00Z" w:initials="TD">
+  <w:comment w:id="68" w:author="THIAGO DELGADO PINTO" w:date="2024-09-11T12:29:00Z" w:initials="TD">
     <w:p>
       <w:pPr>
         <w:pStyle w:val="CommentText"/>
@@ -18099,7 +18595,7 @@
       </w:r>
     </w:p>
   </w:comment>
-  <w:comment w:id="18" w:author="THIAGO DELGADO PINTO" w:date="2024-09-11T12:29:00Z" w:initials="TD">
+  <w:comment w:id="69" w:author="THIAGO DELGADO PINTO" w:date="2024-09-11T12:29:00Z" w:initials="TD">
     <w:p>
       <w:pPr>
         <w:pStyle w:val="CommentText"/>
@@ -18115,7 +18611,7 @@
       </w:r>
     </w:p>
   </w:comment>
-  <w:comment w:id="21" w:author="THIAGO DELGADO PINTO" w:date="2024-09-11T12:45:00Z" w:initials="TD">
+  <w:comment w:id="72" w:author="THIAGO DELGADO PINTO" w:date="2024-09-11T12:45:00Z" w:initials="TD">
     <w:p>
       <w:pPr>
         <w:pStyle w:val="CommentText"/>
@@ -18131,7 +18627,7 @@
       </w:r>
     </w:p>
   </w:comment>
-  <w:comment w:id="22" w:author="THIAGO DELGADO PINTO" w:date="2024-09-11T12:46:00Z" w:initials="TD">
+  <w:comment w:id="73" w:author="THIAGO DELGADO PINTO" w:date="2024-09-11T12:46:00Z" w:initials="TD">
     <w:p>
       <w:pPr>
         <w:pStyle w:val="CommentText"/>
@@ -18147,7 +18643,7 @@
       </w:r>
     </w:p>
   </w:comment>
-  <w:comment w:id="45" w:author="THIAGO DELGADO PINTO" w:date="2024-09-06T21:30:00Z" w:initials="TD">
+  <w:comment w:id="97" w:author="THIAGO DELGADO PINTO" w:date="2024-09-06T21:30:00Z" w:initials="TD">
     <w:p>
       <w:pPr>
         <w:pStyle w:val="CommentText"/>
@@ -18200,7 +18696,7 @@
       </w:r>
     </w:p>
   </w:comment>
-  <w:comment w:id="46" w:author="THIAGO DELGADO PINTO" w:date="2024-09-11T13:05:00Z" w:initials="TD">
+  <w:comment w:id="98" w:author="THIAGO DELGADO PINTO" w:date="2024-09-11T13:05:00Z" w:initials="TD">
     <w:p>
       <w:pPr>
         <w:pStyle w:val="CommentText"/>
@@ -18216,7 +18712,7 @@
       </w:r>
     </w:p>
   </w:comment>
-  <w:comment w:id="48" w:author="THIAGO DELGADO PINTO" w:date="2024-09-06T21:20:00Z" w:initials="TD">
+  <w:comment w:id="100" w:author="THIAGO DELGADO PINTO" w:date="2024-09-06T21:20:00Z" w:initials="TD">
     <w:p>
       <w:pPr>
         <w:pStyle w:val="CommentText"/>
@@ -18232,7 +18728,7 @@
       </w:r>
     </w:p>
   </w:comment>
-  <w:comment w:id="49" w:author="THIAGO DELGADO PINTO" w:date="2024-09-06T21:19:00Z" w:initials="TD">
+  <w:comment w:id="101" w:author="THIAGO DELGADO PINTO" w:date="2024-09-06T21:19:00Z" w:initials="TD">
     <w:p>
       <w:pPr>
         <w:pStyle w:val="CommentText"/>
@@ -18255,7 +18751,7 @@
       </w:r>
     </w:p>
   </w:comment>
-  <w:comment w:id="50" w:author="THIAGO DELGADO PINTO" w:date="2024-09-06T22:15:00Z" w:initials="TD">
+  <w:comment w:id="102" w:author="THIAGO DELGADO PINTO" w:date="2024-09-06T22:15:00Z" w:initials="TD">
     <w:p>
       <w:pPr>
         <w:pStyle w:val="CommentText"/>
@@ -18271,7 +18767,7 @@
       </w:r>
     </w:p>
   </w:comment>
-  <w:comment w:id="51" w:author="THIAGO DELGADO PINTO" w:date="2024-09-06T22:17:00Z" w:initials="TD">
+  <w:comment w:id="103" w:author="THIAGO DELGADO PINTO" w:date="2024-09-06T22:17:00Z" w:initials="TD">
     <w:p>
       <w:pPr>
         <w:pStyle w:val="CommentText"/>
@@ -18287,7 +18783,7 @@
       </w:r>
     </w:p>
   </w:comment>
-  <w:comment w:id="52" w:author="THIAGO DELGADO PINTO" w:date="2024-09-06T22:23:00Z" w:initials="TD">
+  <w:comment w:id="104" w:author="THIAGO DELGADO PINTO" w:date="2024-09-06T22:23:00Z" w:initials="TD">
     <w:p>
       <w:pPr>
         <w:pStyle w:val="CommentText"/>
@@ -18303,7 +18799,7 @@
       </w:r>
     </w:p>
   </w:comment>
-  <w:comment w:id="58" w:author="RAUL MARTINS FURTADO FERNANDES" w:date="2024-08-26T20:05:00Z" w:initials="RF">
+  <w:comment w:id="110" w:author="RAUL MARTINS FURTADO FERNANDES" w:date="2024-08-26T20:05:00Z" w:initials="RF">
     <w:p>
       <w:r>
         <w:rPr>
@@ -18321,7 +18817,7 @@
           <w:shd w:val="clear" w:color="auto" w:fill="E6E6E6"/>
         </w:rPr>
       </w:r>
-      <w:bookmarkStart w:id="60" w:name="_@_0B1F338BDC75460AB696FCC91C29A51DZ"/>
+      <w:bookmarkStart w:id="112" w:name="_@_0B1F338BDC75460AB696FCC91C29A51DZ"/>
       <w:r>
         <w:rPr>
           <w:color w:val="2B579A"/>
@@ -18329,7 +18825,7 @@
         </w:rPr>
         <w:fldChar w:fldCharType="separate"/>
       </w:r>
-      <w:bookmarkEnd w:id="60"/>
+      <w:bookmarkEnd w:id="112"/>
       <w:r>
         <w:rPr>
           <w:rStyle w:val="Mention"/>
@@ -18352,7 +18848,7 @@
       </w:r>
     </w:p>
   </w:comment>
-  <w:comment w:id="59" w:author="THIAGO DELGADO PINTO" w:date="2024-09-01T19:37:00Z" w:initials="TD">
+  <w:comment w:id="111" w:author="THIAGO DELGADO PINTO" w:date="2024-09-01T19:37:00Z" w:initials="TD">
     <w:p>
       <w:pPr>
         <w:pStyle w:val="CommentText"/>
@@ -18368,7 +18864,7 @@
       </w:r>
     </w:p>
   </w:comment>
-  <w:comment w:id="62" w:author="THIAGO DELGADO PINTO" w:date="2024-09-06T22:27:00Z" w:initials="TD">
+  <w:comment w:id="114" w:author="THIAGO DELGADO PINTO" w:date="2024-09-06T22:27:00Z" w:initials="TD">
     <w:p>
       <w:pPr>
         <w:pStyle w:val="CommentText"/>
@@ -18384,7 +18880,7 @@
       </w:r>
     </w:p>
   </w:comment>
-  <w:comment w:id="61" w:author="THIAGO DELGADO PINTO" w:date="2024-09-11T13:40:00Z" w:initials="TD">
+  <w:comment w:id="113" w:author="THIAGO DELGADO PINTO" w:date="2024-09-11T13:40:00Z" w:initials="TD">
     <w:p>
       <w:pPr>
         <w:pStyle w:val="CommentText"/>
@@ -18400,7 +18896,7 @@
       </w:r>
     </w:p>
   </w:comment>
-  <w:comment w:id="63" w:author="THIAGO DELGADO PINTO" w:date="2024-09-11T13:38:00Z" w:initials="TD">
+  <w:comment w:id="115" w:author="THIAGO DELGADO PINTO" w:date="2024-09-11T13:38:00Z" w:initials="TD">
     <w:p>
       <w:pPr>
         <w:pStyle w:val="CommentText"/>
@@ -18416,7 +18912,7 @@
       </w:r>
     </w:p>
   </w:comment>
-  <w:comment w:id="64" w:author="THIAGO DELGADO PINTO" w:date="2024-09-06T22:26:00Z" w:initials="TD">
+  <w:comment w:id="116" w:author="THIAGO DELGADO PINTO" w:date="2024-09-06T22:26:00Z" w:initials="TD">
     <w:p>
       <w:pPr>
         <w:pStyle w:val="CommentText"/>
@@ -18432,7 +18928,7 @@
       </w:r>
     </w:p>
   </w:comment>
-  <w:comment w:id="66" w:author="THIAGO DELGADO PINTO" w:date="2024-09-01T19:49:00Z" w:initials="TD">
+  <w:comment w:id="118" w:author="THIAGO DELGADO PINTO" w:date="2024-09-01T19:49:00Z" w:initials="TD">
     <w:p>
       <w:pPr>
         <w:pStyle w:val="CommentText"/>
@@ -18448,7 +18944,7 @@
       </w:r>
     </w:p>
   </w:comment>
-  <w:comment w:id="67" w:author="RAUL MARTINS FURTADO FERNANDES" w:date="2024-09-04T00:27:00Z" w:initials="RF">
+  <w:comment w:id="119" w:author="RAUL MARTINS FURTADO FERNANDES" w:date="2024-09-04T00:27:00Z" w:initials="RF">
     <w:p>
       <w:pPr>
         <w:pStyle w:val="CommentText"/>
@@ -18465,11 +18961,11 @@
       <w:r>
         <w:instrText xml:space="preserve"> HYPERLINK "mailto:thiago.pinto@cefet-rj.br" </w:instrText>
       </w:r>
-      <w:bookmarkStart w:id="69" w:name="_@_F0C49210742647698F47DFE5AC8F1DCCZ"/>
+      <w:bookmarkStart w:id="121" w:name="_@_F0C49210742647698F47DFE5AC8F1DCCZ"/>
       <w:r>
         <w:fldChar w:fldCharType="separate"/>
       </w:r>
-      <w:bookmarkEnd w:id="69"/>
+      <w:bookmarkEnd w:id="121"/>
       <w:r>
         <w:rPr>
           <w:rStyle w:val="Mention"/>
@@ -18485,7 +18981,7 @@
       </w:r>
     </w:p>
   </w:comment>
-  <w:comment w:id="68" w:author="THIAGO DELGADO PINTO" w:date="2024-09-11T13:41:00Z" w:initials="TD">
+  <w:comment w:id="120" w:author="THIAGO DELGADO PINTO" w:date="2024-09-11T13:41:00Z" w:initials="TD">
     <w:p>
       <w:pPr>
         <w:pStyle w:val="CommentText"/>
@@ -18501,7 +18997,7 @@
       </w:r>
     </w:p>
   </w:comment>
-  <w:comment w:id="70" w:author="THIAGO DELGADO PINTO" w:date="2024-09-01T19:44:00Z" w:initials="TD">
+  <w:comment w:id="122" w:author="THIAGO DELGADO PINTO" w:date="2024-09-01T19:44:00Z" w:initials="TD">
     <w:p>
       <w:pPr>
         <w:pStyle w:val="CommentText"/>
@@ -18517,7 +19013,7 @@
       </w:r>
     </w:p>
   </w:comment>
-  <w:comment w:id="73" w:author="THIAGO DELGADO PINTO" w:date="2024-09-11T13:52:00Z" w:initials="TD">
+  <w:comment w:id="125" w:author="THIAGO DELGADO PINTO" w:date="2024-09-11T13:52:00Z" w:initials="TD">
     <w:p>
       <w:pPr>
         <w:pStyle w:val="CommentText"/>
@@ -18533,7 +19029,7 @@
       </w:r>
     </w:p>
   </w:comment>
-  <w:comment w:id="75" w:author="THIAGO DELGADO PINTO" w:date="2024-09-11T14:04:00Z" w:initials="TD">
+  <w:comment w:id="127" w:author="THIAGO DELGADO PINTO" w:date="2024-09-11T14:04:00Z" w:initials="TD">
     <w:p>
       <w:pPr>
         <w:pStyle w:val="CommentText"/>
@@ -18606,7 +19102,7 @@
       </w:r>
     </w:p>
   </w:comment>
-  <w:comment w:id="78" w:author="THIAGO DELGADO PINTO" w:date="2024-09-06T22:39:00Z" w:initials="TD">
+  <w:comment w:id="130" w:author="THIAGO DELGADO PINTO" w:date="2024-09-06T22:39:00Z" w:initials="TD">
     <w:p>
       <w:pPr>
         <w:pStyle w:val="CommentText"/>
@@ -18622,7 +19118,7 @@
       </w:r>
     </w:p>
   </w:comment>
-  <w:comment w:id="79" w:author="THIAGO DELGADO PINTO" w:date="2024-09-01T20:10:00Z" w:initials="TD">
+  <w:comment w:id="131" w:author="THIAGO DELGADO PINTO" w:date="2024-09-01T20:10:00Z" w:initials="TD">
     <w:p>
       <w:pPr>
         <w:pStyle w:val="CommentText"/>
@@ -18638,7 +19134,7 @@
       </w:r>
     </w:p>
   </w:comment>
-  <w:comment w:id="80" w:author="THIAGO DELGADO PINTO" w:date="2024-09-01T20:15:00Z" w:initials="TD">
+  <w:comment w:id="132" w:author="THIAGO DELGADO PINTO" w:date="2024-09-01T20:15:00Z" w:initials="TD">
     <w:p>
       <w:pPr>
         <w:pStyle w:val="CommentText"/>
@@ -18654,7 +19150,7 @@
       </w:r>
     </w:p>
   </w:comment>
-  <w:comment w:id="83" w:author="THIAGO DELGADO PINTO" w:date="2024-09-11T14:18:00Z" w:initials="TD">
+  <w:comment w:id="135" w:author="THIAGO DELGADO PINTO" w:date="2024-09-11T14:18:00Z" w:initials="TD">
     <w:p>
       <w:pPr>
         <w:pStyle w:val="CommentText"/>
@@ -18670,7 +19166,7 @@
       </w:r>
     </w:p>
   </w:comment>
-  <w:comment w:id="84" w:author="RAUL MARTINS FURTADO FERNANDES" w:date="2024-09-05T21:17:00Z" w:initials="RF">
+  <w:comment w:id="136" w:author="RAUL MARTINS FURTADO FERNANDES" w:date="2024-09-05T21:17:00Z" w:initials="RF">
     <w:p>
       <w:pPr>
         <w:pStyle w:val="CommentText"/>
@@ -18687,11 +19183,11 @@
       <w:r>
         <w:instrText xml:space="preserve"> HYPERLINK "mailto:thiago.pinto@cefet-rj.br" </w:instrText>
       </w:r>
-      <w:bookmarkStart w:id="86" w:name="_@_1ACB5B79BDB34D768538B6FE2526D83FZ"/>
+      <w:bookmarkStart w:id="138" w:name="_@_1ACB5B79BDB34D768538B6FE2526D83FZ"/>
       <w:r>
         <w:fldChar w:fldCharType="separate"/>
       </w:r>
-      <w:bookmarkEnd w:id="86"/>
+      <w:bookmarkEnd w:id="138"/>
       <w:r>
         <w:rPr>
           <w:rStyle w:val="Mention"/>
@@ -18707,7 +19203,7 @@
       </w:r>
     </w:p>
   </w:comment>
-  <w:comment w:id="85" w:author="THIAGO DELGADO PINTO" w:date="2024-09-11T14:23:00Z" w:initials="TD">
+  <w:comment w:id="137" w:author="THIAGO DELGADO PINTO" w:date="2024-09-11T14:23:00Z" w:initials="TD">
     <w:p>
       <w:pPr>
         <w:pStyle w:val="CommentText"/>
@@ -18727,12 +19223,13 @@
 </file>
 
 <file path=word/commentsExtended.xml><?xml version="1.0" encoding="utf-8"?>
-<w15:commentsEx xmlns:wpc="http://schemas.microsoft.com/office/word/2010/wordprocessingCanvas" xmlns:cx="http://schemas.microsoft.com/office/drawing/2014/chartex" xmlns:cx1="http://schemas.microsoft.com/office/drawing/2015/9/8/chartex" xmlns:cx2="http://schemas.microsoft.com/office/drawing/2015/10/21/chartex" xmlns:cx3="http://schemas.microsoft.com/office/drawing/2016/5/9/chartex" xmlns:cx4="http://schemas.microsoft.com/office/drawing/2016/5/10/chartex" xmlns:cx5="http://schemas.microsoft.com/office/drawing/2016/5/11/chartex" xmlns:cx6="http://schemas.microsoft.com/office/drawing/2016/5/12/chartex" xmlns:cx7="http://schemas.microsoft.com/office/drawing/2016/5/13/chartex" xmlns:cx8="http://schemas.microsoft.com/office/drawing/2016/5/14/chartex" xmlns:mc="http://schemas.openxmlformats.org/markup-compatibility/2006" xmlns:aink="http://schemas.microsoft.com/office/drawing/2016/ink" xmlns:am3d="http://schemas.microsoft.com/office/drawing/2017/model3d" xmlns:o="urn:schemas-microsoft-com:office:office" xmlns:oel="http://schemas.microsoft.com/office/2019/extlst" xmlns:r="http://schemas.openxmlformats.org/officeDocument/2006/relationships" xmlns:m="http://schemas.openxmlformats.org/officeDocument/2006/math" xmlns:v="urn:schemas-microsoft-com:vml" xmlns:wp14="http://schemas.microsoft.com/office/word/2010/wordprocessingDrawing" xmlns:wp="http://schemas.openxmlformats.org/drawingml/2006/wordprocessingDrawing" xmlns:w10="urn:schemas-microsoft-com:office:word" xmlns:w="http://schemas.openxmlformats.org/wordprocessingml/2006/main" xmlns:w14="http://schemas.microsoft.com/office/word/2010/wordml" xmlns:w15="http://schemas.microsoft.com/office/word/2012/wordml" xmlns:w16cex="http://schemas.microsoft.com/office/word/2018/wordml/cex" xmlns:w16cid="http://schemas.microsoft.com/office/word/2016/wordml/cid" xmlns:w16="http://schemas.microsoft.com/office/word/2018/wordml" xmlns:w16sdtdh="http://schemas.microsoft.com/office/word/2020/wordml/sdtdatahash" xmlns:w16se="http://schemas.microsoft.com/office/word/2015/wordml/symex" xmlns:wpg="http://schemas.microsoft.com/office/word/2010/wordprocessingGroup" xmlns:wpi="http://schemas.microsoft.com/office/word/2010/wordprocessingInk" xmlns:wne="http://schemas.microsoft.com/office/word/2006/wordml" xmlns:wps="http://schemas.microsoft.com/office/word/2010/wordprocessingShape" mc:Ignorable="w14 w15 w16se w16cid w16 w16cex w16sdtdh wp14">
+<w15:commentsEx xmlns:wpc="http://schemas.microsoft.com/office/word/2010/wordprocessingCanvas" xmlns:cx="http://schemas.microsoft.com/office/drawing/2014/chartex" xmlns:cx1="http://schemas.microsoft.com/office/drawing/2015/9/8/chartex" xmlns:cx2="http://schemas.microsoft.com/office/drawing/2015/10/21/chartex" xmlns:cx3="http://schemas.microsoft.com/office/drawing/2016/5/9/chartex" xmlns:cx4="http://schemas.microsoft.com/office/drawing/2016/5/10/chartex" xmlns:cx5="http://schemas.microsoft.com/office/drawing/2016/5/11/chartex" xmlns:cx6="http://schemas.microsoft.com/office/drawing/2016/5/12/chartex" xmlns:cx7="http://schemas.microsoft.com/office/drawing/2016/5/13/chartex" xmlns:cx8="http://schemas.microsoft.com/office/drawing/2016/5/14/chartex" xmlns:mc="http://schemas.openxmlformats.org/markup-compatibility/2006" xmlns:aink="http://schemas.microsoft.com/office/drawing/2016/ink" xmlns:am3d="http://schemas.microsoft.com/office/drawing/2017/model3d" xmlns:o="urn:schemas-microsoft-com:office:office" xmlns:oel="http://schemas.microsoft.com/office/2019/extlst" xmlns:r="http://schemas.openxmlformats.org/officeDocument/2006/relationships" xmlns:m="http://schemas.openxmlformats.org/officeDocument/2006/math" xmlns:v="urn:schemas-microsoft-com:vml" xmlns:wp14="http://schemas.microsoft.com/office/word/2010/wordprocessingDrawing" xmlns:wp="http://schemas.openxmlformats.org/drawingml/2006/wordprocessingDrawing" xmlns:w10="urn:schemas-microsoft-com:office:word" xmlns:w="http://schemas.openxmlformats.org/wordprocessingml/2006/main" xmlns:w14="http://schemas.microsoft.com/office/word/2010/wordml" xmlns:w15="http://schemas.microsoft.com/office/word/2012/wordml" xmlns:w16cex="http://schemas.microsoft.com/office/word/2018/wordml/cex" xmlns:w16cid="http://schemas.microsoft.com/office/word/2016/wordml/cid" xmlns:w16="http://schemas.microsoft.com/office/word/2018/wordml" xmlns:w16du="http://schemas.microsoft.com/office/word/2023/wordml/word16du" xmlns:w16sdtdh="http://schemas.microsoft.com/office/word/2020/wordml/sdtdatahash" xmlns:w16sdtfl="http://schemas.microsoft.com/office/word/2024/wordml/sdtformatlock" xmlns:w16se="http://schemas.microsoft.com/office/word/2015/wordml/symex" xmlns:wpg="http://schemas.microsoft.com/office/word/2010/wordprocessingGroup" xmlns:wpi="http://schemas.microsoft.com/office/word/2010/wordprocessingInk" xmlns:wne="http://schemas.microsoft.com/office/word/2006/wordml" xmlns:wps="http://schemas.microsoft.com/office/word/2010/wordprocessingShape" mc:Ignorable="w14 w15 w16se w16cid w16 w16cex w16sdtdh w16sdtfl w16du wp14">
   <w15:commentEx w15:paraId="0395647E" w15:done="1"/>
   <w15:commentEx w15:paraId="0B6F7FA5" w15:paraIdParent="0395647E" w15:done="1"/>
   <w15:commentEx w15:paraId="416F29C6" w15:done="1"/>
   <w15:commentEx w15:paraId="7D1E4800" w15:done="1"/>
   <w15:commentEx w15:paraId="3B83CF8F" w15:done="1"/>
+  <w15:commentEx w15:paraId="67606E2B" w15:done="0"/>
   <w15:commentEx w15:paraId="3CADE868" w15:done="0"/>
   <w15:commentEx w15:paraId="448C1B2C" w15:done="1"/>
   <w15:commentEx w15:paraId="65818DD5" w15:done="1"/>
@@ -18768,12 +19265,12 @@
 </file>
 
 <file path=word/commentsExtensible.xml><?xml version="1.0" encoding="utf-8"?>
-<w16cex:commentsExtensible xmlns:wpc="http://schemas.microsoft.com/office/word/2010/wordprocessingCanvas" xmlns:cx="http://schemas.microsoft.com/office/drawing/2014/chartex" xmlns:cx1="http://schemas.microsoft.com/office/drawing/2015/9/8/chartex" xmlns:cx2="http://schemas.microsoft.com/office/drawing/2015/10/21/chartex" xmlns:cx3="http://schemas.microsoft.com/office/drawing/2016/5/9/chartex" xmlns:cx4="http://schemas.microsoft.com/office/drawing/2016/5/10/chartex" xmlns:cx5="http://schemas.microsoft.com/office/drawing/2016/5/11/chartex" xmlns:cx6="http://schemas.microsoft.com/office/drawing/2016/5/12/chartex" xmlns:cx7="http://schemas.microsoft.com/office/drawing/2016/5/13/chartex" xmlns:cx8="http://schemas.microsoft.com/office/drawing/2016/5/14/chartex" xmlns:mc="http://schemas.openxmlformats.org/markup-compatibility/2006" xmlns:aink="http://schemas.microsoft.com/office/drawing/2016/ink" xmlns:am3d="http://schemas.microsoft.com/office/drawing/2017/model3d" xmlns:o="urn:schemas-microsoft-com:office:office" xmlns:oel="http://schemas.microsoft.com/office/2019/extlst" xmlns:r="http://schemas.openxmlformats.org/officeDocument/2006/relationships" xmlns:m="http://schemas.openxmlformats.org/officeDocument/2006/math" xmlns:v="urn:schemas-microsoft-com:vml" xmlns:wp14="http://schemas.microsoft.com/office/word/2010/wordprocessingDrawing" xmlns:wp="http://schemas.openxmlformats.org/drawingml/2006/wordprocessingDrawing" xmlns:w10="urn:schemas-microsoft-com:office:word" xmlns:w="http://schemas.openxmlformats.org/wordprocessingml/2006/main" xmlns:w14="http://schemas.microsoft.com/office/word/2010/wordml" xmlns:w15="http://schemas.microsoft.com/office/word/2012/wordml" xmlns:w16cex="http://schemas.microsoft.com/office/word/2018/wordml/cex" xmlns:w16cid="http://schemas.microsoft.com/office/word/2016/wordml/cid" xmlns:w16="http://schemas.microsoft.com/office/word/2018/wordml" xmlns:w16sdtdh="http://schemas.microsoft.com/office/word/2020/wordml/sdtdatahash" xmlns:w16se="http://schemas.microsoft.com/office/word/2015/wordml/symex" xmlns:wpg="http://schemas.microsoft.com/office/word/2010/wordprocessingGroup" xmlns:wpi="http://schemas.microsoft.com/office/word/2010/wordprocessingInk" xmlns:wne="http://schemas.microsoft.com/office/word/2006/wordml" xmlns:wps="http://schemas.microsoft.com/office/word/2010/wordprocessingShape" mc:Ignorable="w14 w15 w16se w16cid w16 w16cex w16sdtdh wp14">
+<w16cex:commentsExtensible xmlns:wpc="http://schemas.microsoft.com/office/word/2010/wordprocessingCanvas" xmlns:cx="http://schemas.microsoft.com/office/drawing/2014/chartex" xmlns:cx1="http://schemas.microsoft.com/office/drawing/2015/9/8/chartex" xmlns:cx2="http://schemas.microsoft.com/office/drawing/2015/10/21/chartex" xmlns:cx3="http://schemas.microsoft.com/office/drawing/2016/5/9/chartex" xmlns:cx4="http://schemas.microsoft.com/office/drawing/2016/5/10/chartex" xmlns:cx5="http://schemas.microsoft.com/office/drawing/2016/5/11/chartex" xmlns:cx6="http://schemas.microsoft.com/office/drawing/2016/5/12/chartex" xmlns:cx7="http://schemas.microsoft.com/office/drawing/2016/5/13/chartex" xmlns:cx8="http://schemas.microsoft.com/office/drawing/2016/5/14/chartex" xmlns:cr="http://schemas.microsoft.com/office/comments/2020/reactions" xmlns:mc="http://schemas.openxmlformats.org/markup-compatibility/2006" xmlns:aink="http://schemas.microsoft.com/office/drawing/2016/ink" xmlns:am3d="http://schemas.microsoft.com/office/drawing/2017/model3d" xmlns:o="urn:schemas-microsoft-com:office:office" xmlns:oel="http://schemas.microsoft.com/office/2019/extlst" xmlns:r="http://schemas.openxmlformats.org/officeDocument/2006/relationships" xmlns:m="http://schemas.openxmlformats.org/officeDocument/2006/math" xmlns:v="urn:schemas-microsoft-com:vml" xmlns:wp14="http://schemas.microsoft.com/office/word/2010/wordprocessingDrawing" xmlns:wp="http://schemas.openxmlformats.org/drawingml/2006/wordprocessingDrawing" xmlns:w10="urn:schemas-microsoft-com:office:word" xmlns:w="http://schemas.openxmlformats.org/wordprocessingml/2006/main" xmlns:w14="http://schemas.microsoft.com/office/word/2010/wordml" xmlns:w15="http://schemas.microsoft.com/office/word/2012/wordml" xmlns:w16cex="http://schemas.microsoft.com/office/word/2018/wordml/cex" xmlns:w16cid="http://schemas.microsoft.com/office/word/2016/wordml/cid" xmlns:w16="http://schemas.microsoft.com/office/word/2018/wordml" xmlns:w16du="http://schemas.microsoft.com/office/word/2023/wordml/word16du" xmlns:w16sdtdh="http://schemas.microsoft.com/office/word/2020/wordml/sdtdatahash" xmlns:w16sdtfl="http://schemas.microsoft.com/office/word/2024/wordml/sdtformatlock" xmlns:w16se="http://schemas.microsoft.com/office/word/2015/wordml/symex" xmlns:wpg="http://schemas.microsoft.com/office/word/2010/wordprocessingGroup" xmlns:wpi="http://schemas.microsoft.com/office/word/2010/wordprocessingInk" xmlns:wne="http://schemas.microsoft.com/office/word/2006/wordml" xmlns:wps="http://schemas.microsoft.com/office/word/2010/wordprocessingShape" mc:Ignorable="w14 w15 w16se w16cid w16 w16cex w16sdtdh w16sdtfl cr w16du wp14">
   <w16cex:commentExtensible w16cex:durableId="684248D6" w16cex:dateUtc="2024-08-24T23:46:00Z"/>
   <w16cex:commentExtensible w16cex:durableId="3D314C0A" w16cex:dateUtc="2024-09-01T21:28:00Z"/>
   <w16cex:commentExtensible w16cex:durableId="0D39F44C" w16cex:dateUtc="2024-09-01T22:01:00Z">
     <w16cex:extLst>
-      <w16:ext xmlns="" xmlns:cr="http://schemas.microsoft.com/office/comments/2020/reactions" xmlns:w16du="http://schemas.microsoft.com/office/word/2023/wordml/word16du" w16:uri="{CE6994B0-6A32-4C9F-8C6B-6E91EDA988CE}">
+      <w16:ext w16:uri="{CE6994B0-6A32-4C9F-8C6B-6E91EDA988CE}">
         <cr:reactions xmlns:cr="http://schemas.microsoft.com/office/comments/2020/reactions">
           <cr:reaction reactionType="1">
             <cr:reactionInfo dateUtc="2024-09-02T21:53:00Z">
@@ -18786,6 +19283,7 @@
   </w16cex:commentExtensible>
   <w16cex:commentExtensible w16cex:durableId="2A808FC9" w16cex:dateUtc="2024-09-01T21:39:00Z"/>
   <w16cex:commentExtensible w16cex:durableId="2A809648" w16cex:dateUtc="2024-09-01T22:17:00Z"/>
+  <w16cex:commentExtensible w16cex:durableId="57F7F21B" w16cex:dateUtc="2025-10-04T22:49:00Z"/>
   <w16cex:commentExtensible w16cex:durableId="2AF49246" w16cex:dateUtc="2024-11-29T22:19:00Z"/>
   <w16cex:commentExtensible w16cex:durableId="1C0E0DD2" w16cex:dateUtc="2024-09-11T15:19:00Z"/>
   <w16cex:commentExtensible w16cex:durableId="26B8D784" w16cex:dateUtc="2024-09-11T15:29:00Z"/>
@@ -18821,12 +19319,13 @@
 </file>
 
 <file path=word/commentsIds.xml><?xml version="1.0" encoding="utf-8"?>
-<w16cid:commentsIds xmlns:wpc="http://schemas.microsoft.com/office/word/2010/wordprocessingCanvas" xmlns:cx="http://schemas.microsoft.com/office/drawing/2014/chartex" xmlns:cx1="http://schemas.microsoft.com/office/drawing/2015/9/8/chartex" xmlns:cx2="http://schemas.microsoft.com/office/drawing/2015/10/21/chartex" xmlns:cx3="http://schemas.microsoft.com/office/drawing/2016/5/9/chartex" xmlns:cx4="http://schemas.microsoft.com/office/drawing/2016/5/10/chartex" xmlns:cx5="http://schemas.microsoft.com/office/drawing/2016/5/11/chartex" xmlns:cx6="http://schemas.microsoft.com/office/drawing/2016/5/12/chartex" xmlns:cx7="http://schemas.microsoft.com/office/drawing/2016/5/13/chartex" xmlns:cx8="http://schemas.microsoft.com/office/drawing/2016/5/14/chartex" xmlns:mc="http://schemas.openxmlformats.org/markup-compatibility/2006" xmlns:aink="http://schemas.microsoft.com/office/drawing/2016/ink" xmlns:am3d="http://schemas.microsoft.com/office/drawing/2017/model3d" xmlns:o="urn:schemas-microsoft-com:office:office" xmlns:oel="http://schemas.microsoft.com/office/2019/extlst" xmlns:r="http://schemas.openxmlformats.org/officeDocument/2006/relationships" xmlns:m="http://schemas.openxmlformats.org/officeDocument/2006/math" xmlns:v="urn:schemas-microsoft-com:vml" xmlns:wp14="http://schemas.microsoft.com/office/word/2010/wordprocessingDrawing" xmlns:wp="http://schemas.openxmlformats.org/drawingml/2006/wordprocessingDrawing" xmlns:w10="urn:schemas-microsoft-com:office:word" xmlns:w="http://schemas.openxmlformats.org/wordprocessingml/2006/main" xmlns:w14="http://schemas.microsoft.com/office/word/2010/wordml" xmlns:w15="http://schemas.microsoft.com/office/word/2012/wordml" xmlns:w16cex="http://schemas.microsoft.com/office/word/2018/wordml/cex" xmlns:w16cid="http://schemas.microsoft.com/office/word/2016/wordml/cid" xmlns:w16="http://schemas.microsoft.com/office/word/2018/wordml" xmlns:w16sdtdh="http://schemas.microsoft.com/office/word/2020/wordml/sdtdatahash" xmlns:w16se="http://schemas.microsoft.com/office/word/2015/wordml/symex" xmlns:wpg="http://schemas.microsoft.com/office/word/2010/wordprocessingGroup" xmlns:wpi="http://schemas.microsoft.com/office/word/2010/wordprocessingInk" xmlns:wne="http://schemas.microsoft.com/office/word/2006/wordml" xmlns:wps="http://schemas.microsoft.com/office/word/2010/wordprocessingShape" mc:Ignorable="w14 w15 w16se w16cid w16 w16cex w16sdtdh wp14">
+<w16cid:commentsIds xmlns:wpc="http://schemas.microsoft.com/office/word/2010/wordprocessingCanvas" xmlns:cx="http://schemas.microsoft.com/office/drawing/2014/chartex" xmlns:cx1="http://schemas.microsoft.com/office/drawing/2015/9/8/chartex" xmlns:cx2="http://schemas.microsoft.com/office/drawing/2015/10/21/chartex" xmlns:cx3="http://schemas.microsoft.com/office/drawing/2016/5/9/chartex" xmlns:cx4="http://schemas.microsoft.com/office/drawing/2016/5/10/chartex" xmlns:cx5="http://schemas.microsoft.com/office/drawing/2016/5/11/chartex" xmlns:cx6="http://schemas.microsoft.com/office/drawing/2016/5/12/chartex" xmlns:cx7="http://schemas.microsoft.com/office/drawing/2016/5/13/chartex" xmlns:cx8="http://schemas.microsoft.com/office/drawing/2016/5/14/chartex" xmlns:mc="http://schemas.openxmlformats.org/markup-compatibility/2006" xmlns:aink="http://schemas.microsoft.com/office/drawing/2016/ink" xmlns:am3d="http://schemas.microsoft.com/office/drawing/2017/model3d" xmlns:o="urn:schemas-microsoft-com:office:office" xmlns:oel="http://schemas.microsoft.com/office/2019/extlst" xmlns:r="http://schemas.openxmlformats.org/officeDocument/2006/relationships" xmlns:m="http://schemas.openxmlformats.org/officeDocument/2006/math" xmlns:v="urn:schemas-microsoft-com:vml" xmlns:wp14="http://schemas.microsoft.com/office/word/2010/wordprocessingDrawing" xmlns:wp="http://schemas.openxmlformats.org/drawingml/2006/wordprocessingDrawing" xmlns:w10="urn:schemas-microsoft-com:office:word" xmlns:w="http://schemas.openxmlformats.org/wordprocessingml/2006/main" xmlns:w14="http://schemas.microsoft.com/office/word/2010/wordml" xmlns:w15="http://schemas.microsoft.com/office/word/2012/wordml" xmlns:w16cex="http://schemas.microsoft.com/office/word/2018/wordml/cex" xmlns:w16cid="http://schemas.microsoft.com/office/word/2016/wordml/cid" xmlns:w16="http://schemas.microsoft.com/office/word/2018/wordml" xmlns:w16du="http://schemas.microsoft.com/office/word/2023/wordml/word16du" xmlns:w16sdtdh="http://schemas.microsoft.com/office/word/2020/wordml/sdtdatahash" xmlns:w16sdtfl="http://schemas.microsoft.com/office/word/2024/wordml/sdtformatlock" xmlns:w16se="http://schemas.microsoft.com/office/word/2015/wordml/symex" xmlns:wpg="http://schemas.microsoft.com/office/word/2010/wordprocessingGroup" xmlns:wpi="http://schemas.microsoft.com/office/word/2010/wordprocessingInk" xmlns:wne="http://schemas.microsoft.com/office/word/2006/wordml" xmlns:wps="http://schemas.microsoft.com/office/word/2010/wordprocessingShape" mc:Ignorable="w14 w15 w16se w16cid w16 w16cex w16sdtdh w16sdtfl w16du wp14">
   <w16cid:commentId w16cid:paraId="0395647E" w16cid:durableId="684248D6"/>
   <w16cid:commentId w16cid:paraId="0B6F7FA5" w16cid:durableId="3D314C0A"/>
   <w16cid:commentId w16cid:paraId="416F29C6" w16cid:durableId="0D39F44C"/>
   <w16cid:commentId w16cid:paraId="7D1E4800" w16cid:durableId="2A808FC9"/>
   <w16cid:commentId w16cid:paraId="3B83CF8F" w16cid:durableId="2A809648"/>
+  <w16cid:commentId w16cid:paraId="67606E2B" w16cid:durableId="57F7F21B"/>
   <w16cid:commentId w16cid:paraId="3CADE868" w16cid:durableId="2AF49246"/>
   <w16cid:commentId w16cid:paraId="448C1B2C" w16cid:durableId="1C0E0DD2"/>
   <w16cid:commentId w16cid:paraId="65818DD5" w16cid:durableId="26B8D784"/>
@@ -18862,7 +19361,7 @@
 </file>
 
 <file path=word/endnotes.xml><?xml version="1.0" encoding="utf-8"?>
-<w:endnotes xmlns:wpc="http://schemas.microsoft.com/office/word/2010/wordprocessingCanvas" xmlns:cx="http://schemas.microsoft.com/office/drawing/2014/chartex" xmlns:cx1="http://schemas.microsoft.com/office/drawing/2015/9/8/chartex" xmlns:cx2="http://schemas.microsoft.com/office/drawing/2015/10/21/chartex" xmlns:cx3="http://schemas.microsoft.com/office/drawing/2016/5/9/chartex" xmlns:cx4="http://schemas.microsoft.com/office/drawing/2016/5/10/chartex" xmlns:cx5="http://schemas.microsoft.com/office/drawing/2016/5/11/chartex" xmlns:cx6="http://schemas.microsoft.com/office/drawing/2016/5/12/chartex" xmlns:cx7="http://schemas.microsoft.com/office/drawing/2016/5/13/chartex" xmlns:cx8="http://schemas.microsoft.com/office/drawing/2016/5/14/chartex" xmlns:mc="http://schemas.openxmlformats.org/markup-compatibility/2006" xmlns:aink="http://schemas.microsoft.com/office/drawing/2016/ink" xmlns:am3d="http://schemas.microsoft.com/office/drawing/2017/model3d" xmlns:o="urn:schemas-microsoft-com:office:office" xmlns:oel="http://schemas.microsoft.com/office/2019/extlst" xmlns:r="http://schemas.openxmlformats.org/officeDocument/2006/relationships" xmlns:m="http://schemas.openxmlformats.org/officeDocument/2006/math" xmlns:v="urn:schemas-microsoft-com:vml" xmlns:wp14="http://schemas.microsoft.com/office/word/2010/wordprocessingDrawing" xmlns:wp="http://schemas.openxmlformats.org/drawingml/2006/wordprocessingDrawing" xmlns:w10="urn:schemas-microsoft-com:office:word" xmlns:w="http://schemas.openxmlformats.org/wordprocessingml/2006/main" xmlns:w14="http://schemas.microsoft.com/office/word/2010/wordml" xmlns:w15="http://schemas.microsoft.com/office/word/2012/wordml" xmlns:w16cex="http://schemas.microsoft.com/office/word/2018/wordml/cex" xmlns:w16cid="http://schemas.microsoft.com/office/word/2016/wordml/cid" xmlns:w16="http://schemas.microsoft.com/office/word/2018/wordml" xmlns:w16sdtdh="http://schemas.microsoft.com/office/word/2020/wordml/sdtdatahash" xmlns:w16se="http://schemas.microsoft.com/office/word/2015/wordml/symex" xmlns:wpg="http://schemas.microsoft.com/office/word/2010/wordprocessingGroup" xmlns:wpi="http://schemas.microsoft.com/office/word/2010/wordprocessingInk" xmlns:wne="http://schemas.microsoft.com/office/word/2006/wordml" xmlns:wps="http://schemas.microsoft.com/office/word/2010/wordprocessingShape" mc:Ignorable="w14 w15 w16se w16cid w16 w16cex w16sdtdh wp14">
+<w:endnotes xmlns:wpc="http://schemas.microsoft.com/office/word/2010/wordprocessingCanvas" xmlns:cx="http://schemas.microsoft.com/office/drawing/2014/chartex" xmlns:cx1="http://schemas.microsoft.com/office/drawing/2015/9/8/chartex" xmlns:cx2="http://schemas.microsoft.com/office/drawing/2015/10/21/chartex" xmlns:cx3="http://schemas.microsoft.com/office/drawing/2016/5/9/chartex" xmlns:cx4="http://schemas.microsoft.com/office/drawing/2016/5/10/chartex" xmlns:cx5="http://schemas.microsoft.com/office/drawing/2016/5/11/chartex" xmlns:cx6="http://schemas.microsoft.com/office/drawing/2016/5/12/chartex" xmlns:cx7="http://schemas.microsoft.com/office/drawing/2016/5/13/chartex" xmlns:cx8="http://schemas.microsoft.com/office/drawing/2016/5/14/chartex" xmlns:mc="http://schemas.openxmlformats.org/markup-compatibility/2006" xmlns:aink="http://schemas.microsoft.com/office/drawing/2016/ink" xmlns:am3d="http://schemas.microsoft.com/office/drawing/2017/model3d" xmlns:o="urn:schemas-microsoft-com:office:office" xmlns:oel="http://schemas.microsoft.com/office/2019/extlst" xmlns:r="http://schemas.openxmlformats.org/officeDocument/2006/relationships" xmlns:m="http://schemas.openxmlformats.org/officeDocument/2006/math" xmlns:v="urn:schemas-microsoft-com:vml" xmlns:wp14="http://schemas.microsoft.com/office/word/2010/wordprocessingDrawing" xmlns:wp="http://schemas.openxmlformats.org/drawingml/2006/wordprocessingDrawing" xmlns:w10="urn:schemas-microsoft-com:office:word" xmlns:w="http://schemas.openxmlformats.org/wordprocessingml/2006/main" xmlns:w14="http://schemas.microsoft.com/office/word/2010/wordml" xmlns:w15="http://schemas.microsoft.com/office/word/2012/wordml" xmlns:w16cex="http://schemas.microsoft.com/office/word/2018/wordml/cex" xmlns:w16cid="http://schemas.microsoft.com/office/word/2016/wordml/cid" xmlns:w16="http://schemas.microsoft.com/office/word/2018/wordml" xmlns:w16du="http://schemas.microsoft.com/office/word/2023/wordml/word16du" xmlns:w16sdtdh="http://schemas.microsoft.com/office/word/2020/wordml/sdtdatahash" xmlns:w16sdtfl="http://schemas.microsoft.com/office/word/2024/wordml/sdtformatlock" xmlns:w16se="http://schemas.microsoft.com/office/word/2015/wordml/symex" xmlns:wpg="http://schemas.microsoft.com/office/word/2010/wordprocessingGroup" xmlns:wpi="http://schemas.microsoft.com/office/word/2010/wordprocessingInk" xmlns:wne="http://schemas.microsoft.com/office/word/2006/wordml" xmlns:wps="http://schemas.microsoft.com/office/word/2010/wordprocessingShape" mc:Ignorable="w14 w15 w16se w16cid w16 w16cex w16sdtdh w16sdtfl w16du wp14">
   <w:endnote w:type="separator" w:id="-1">
     <w:p>
       <w:pPr>
@@ -18894,7 +19393,7 @@
 </file>
 
 <file path=word/footer1.xml><?xml version="1.0" encoding="utf-8"?>
-<w:ftr xmlns:wpc="http://schemas.microsoft.com/office/word/2010/wordprocessingCanvas" xmlns:cx="http://schemas.microsoft.com/office/drawing/2014/chartex" xmlns:cx1="http://schemas.microsoft.com/office/drawing/2015/9/8/chartex" xmlns:cx2="http://schemas.microsoft.com/office/drawing/2015/10/21/chartex" xmlns:cx3="http://schemas.microsoft.com/office/drawing/2016/5/9/chartex" xmlns:cx4="http://schemas.microsoft.com/office/drawing/2016/5/10/chartex" xmlns:cx5="http://schemas.microsoft.com/office/drawing/2016/5/11/chartex" xmlns:cx6="http://schemas.microsoft.com/office/drawing/2016/5/12/chartex" xmlns:cx7="http://schemas.microsoft.com/office/drawing/2016/5/13/chartex" xmlns:cx8="http://schemas.microsoft.com/office/drawing/2016/5/14/chartex" xmlns:mc="http://schemas.openxmlformats.org/markup-compatibility/2006" xmlns:aink="http://schemas.microsoft.com/office/drawing/2016/ink" xmlns:am3d="http://schemas.microsoft.com/office/drawing/2017/model3d" xmlns:o="urn:schemas-microsoft-com:office:office" xmlns:oel="http://schemas.microsoft.com/office/2019/extlst" xmlns:r="http://schemas.openxmlformats.org/officeDocument/2006/relationships" xmlns:m="http://schemas.openxmlformats.org/officeDocument/2006/math" xmlns:v="urn:schemas-microsoft-com:vml" xmlns:wp14="http://schemas.microsoft.com/office/word/2010/wordprocessingDrawing" xmlns:wp="http://schemas.openxmlformats.org/drawingml/2006/wordprocessingDrawing" xmlns:w10="urn:schemas-microsoft-com:office:word" xmlns:w="http://schemas.openxmlformats.org/wordprocessingml/2006/main" xmlns:w14="http://schemas.microsoft.com/office/word/2010/wordml" xmlns:w15="http://schemas.microsoft.com/office/word/2012/wordml" xmlns:w16cex="http://schemas.microsoft.com/office/word/2018/wordml/cex" xmlns:w16cid="http://schemas.microsoft.com/office/word/2016/wordml/cid" xmlns:w16="http://schemas.microsoft.com/office/word/2018/wordml" xmlns:w16sdtdh="http://schemas.microsoft.com/office/word/2020/wordml/sdtdatahash" xmlns:w16se="http://schemas.microsoft.com/office/word/2015/wordml/symex" xmlns:wpg="http://schemas.microsoft.com/office/word/2010/wordprocessingGroup" xmlns:wpi="http://schemas.microsoft.com/office/word/2010/wordprocessingInk" xmlns:wne="http://schemas.microsoft.com/office/word/2006/wordml" xmlns:wps="http://schemas.microsoft.com/office/word/2010/wordprocessingShape" mc:Ignorable="w14 w15 w16se w16cid w16 w16cex w16sdtdh wp14">
+<w:ftr xmlns:wpc="http://schemas.microsoft.com/office/word/2010/wordprocessingCanvas" xmlns:cx="http://schemas.microsoft.com/office/drawing/2014/chartex" xmlns:cx1="http://schemas.microsoft.com/office/drawing/2015/9/8/chartex" xmlns:cx2="http://schemas.microsoft.com/office/drawing/2015/10/21/chartex" xmlns:cx3="http://schemas.microsoft.com/office/drawing/2016/5/9/chartex" xmlns:cx4="http://schemas.microsoft.com/office/drawing/2016/5/10/chartex" xmlns:cx5="http://schemas.microsoft.com/office/drawing/2016/5/11/chartex" xmlns:cx6="http://schemas.microsoft.com/office/drawing/2016/5/12/chartex" xmlns:cx7="http://schemas.microsoft.com/office/drawing/2016/5/13/chartex" xmlns:cx8="http://schemas.microsoft.com/office/drawing/2016/5/14/chartex" xmlns:mc="http://schemas.openxmlformats.org/markup-compatibility/2006" xmlns:aink="http://schemas.microsoft.com/office/drawing/2016/ink" xmlns:am3d="http://schemas.microsoft.com/office/drawing/2017/model3d" xmlns:o="urn:schemas-microsoft-com:office:office" xmlns:oel="http://schemas.microsoft.com/office/2019/extlst" xmlns:r="http://schemas.openxmlformats.org/officeDocument/2006/relationships" xmlns:m="http://schemas.openxmlformats.org/officeDocument/2006/math" xmlns:v="urn:schemas-microsoft-com:vml" xmlns:wp14="http://schemas.microsoft.com/office/word/2010/wordprocessingDrawing" xmlns:wp="http://schemas.openxmlformats.org/drawingml/2006/wordprocessingDrawing" xmlns:w10="urn:schemas-microsoft-com:office:word" xmlns:w="http://schemas.openxmlformats.org/wordprocessingml/2006/main" xmlns:w14="http://schemas.microsoft.com/office/word/2010/wordml" xmlns:w15="http://schemas.microsoft.com/office/word/2012/wordml" xmlns:w16cex="http://schemas.microsoft.com/office/word/2018/wordml/cex" xmlns:w16cid="http://schemas.microsoft.com/office/word/2016/wordml/cid" xmlns:w16="http://schemas.microsoft.com/office/word/2018/wordml" xmlns:w16du="http://schemas.microsoft.com/office/word/2023/wordml/word16du" xmlns:w16sdtdh="http://schemas.microsoft.com/office/word/2020/wordml/sdtdatahash" xmlns:w16sdtfl="http://schemas.microsoft.com/office/word/2024/wordml/sdtformatlock" xmlns:w16se="http://schemas.microsoft.com/office/word/2015/wordml/symex" xmlns:wpg="http://schemas.microsoft.com/office/word/2010/wordprocessingGroup" xmlns:wpi="http://schemas.microsoft.com/office/word/2010/wordprocessingInk" xmlns:wne="http://schemas.microsoft.com/office/word/2006/wordml" xmlns:wps="http://schemas.microsoft.com/office/word/2010/wordprocessingShape" mc:Ignorable="w14 w15 w16se w16cid w16 w16cex w16sdtdh w16sdtfl w16du wp14">
   <w:p>
     <w:pPr>
       <w:pStyle w:val="Footer"/>
@@ -18959,7 +19458,7 @@
 </file>
 
 <file path=word/footer2.xml><?xml version="1.0" encoding="utf-8"?>
-<w:ftr xmlns:wpc="http://schemas.microsoft.com/office/word/2010/wordprocessingCanvas" xmlns:cx="http://schemas.microsoft.com/office/drawing/2014/chartex" xmlns:cx1="http://schemas.microsoft.com/office/drawing/2015/9/8/chartex" xmlns:cx2="http://schemas.microsoft.com/office/drawing/2015/10/21/chartex" xmlns:cx3="http://schemas.microsoft.com/office/drawing/2016/5/9/chartex" xmlns:cx4="http://schemas.microsoft.com/office/drawing/2016/5/10/chartex" xmlns:cx5="http://schemas.microsoft.com/office/drawing/2016/5/11/chartex" xmlns:cx6="http://schemas.microsoft.com/office/drawing/2016/5/12/chartex" xmlns:cx7="http://schemas.microsoft.com/office/drawing/2016/5/13/chartex" xmlns:cx8="http://schemas.microsoft.com/office/drawing/2016/5/14/chartex" xmlns:mc="http://schemas.openxmlformats.org/markup-compatibility/2006" xmlns:aink="http://schemas.microsoft.com/office/drawing/2016/ink" xmlns:am3d="http://schemas.microsoft.com/office/drawing/2017/model3d" xmlns:o="urn:schemas-microsoft-com:office:office" xmlns:oel="http://schemas.microsoft.com/office/2019/extlst" xmlns:r="http://schemas.openxmlformats.org/officeDocument/2006/relationships" xmlns:m="http://schemas.openxmlformats.org/officeDocument/2006/math" xmlns:v="urn:schemas-microsoft-com:vml" xmlns:wp14="http://schemas.microsoft.com/office/word/2010/wordprocessingDrawing" xmlns:wp="http://schemas.openxmlformats.org/drawingml/2006/wordprocessingDrawing" xmlns:w10="urn:schemas-microsoft-com:office:word" xmlns:w="http://schemas.openxmlformats.org/wordprocessingml/2006/main" xmlns:w14="http://schemas.microsoft.com/office/word/2010/wordml" xmlns:w15="http://schemas.microsoft.com/office/word/2012/wordml" xmlns:w16cex="http://schemas.microsoft.com/office/word/2018/wordml/cex" xmlns:w16cid="http://schemas.microsoft.com/office/word/2016/wordml/cid" xmlns:w16="http://schemas.microsoft.com/office/word/2018/wordml" xmlns:w16sdtdh="http://schemas.microsoft.com/office/word/2020/wordml/sdtdatahash" xmlns:w16se="http://schemas.microsoft.com/office/word/2015/wordml/symex" xmlns:wpg="http://schemas.microsoft.com/office/word/2010/wordprocessingGroup" xmlns:wpi="http://schemas.microsoft.com/office/word/2010/wordprocessingInk" xmlns:wne="http://schemas.microsoft.com/office/word/2006/wordml" xmlns:wps="http://schemas.microsoft.com/office/word/2010/wordprocessingShape" mc:Ignorable="w14 w15 w16se w16cid w16 w16cex w16sdtdh wp14">
+<w:ftr xmlns:wpc="http://schemas.microsoft.com/office/word/2010/wordprocessingCanvas" xmlns:cx="http://schemas.microsoft.com/office/drawing/2014/chartex" xmlns:cx1="http://schemas.microsoft.com/office/drawing/2015/9/8/chartex" xmlns:cx2="http://schemas.microsoft.com/office/drawing/2015/10/21/chartex" xmlns:cx3="http://schemas.microsoft.com/office/drawing/2016/5/9/chartex" xmlns:cx4="http://schemas.microsoft.com/office/drawing/2016/5/10/chartex" xmlns:cx5="http://schemas.microsoft.com/office/drawing/2016/5/11/chartex" xmlns:cx6="http://schemas.microsoft.com/office/drawing/2016/5/12/chartex" xmlns:cx7="http://schemas.microsoft.com/office/drawing/2016/5/13/chartex" xmlns:cx8="http://schemas.microsoft.com/office/drawing/2016/5/14/chartex" xmlns:mc="http://schemas.openxmlformats.org/markup-compatibility/2006" xmlns:aink="http://schemas.microsoft.com/office/drawing/2016/ink" xmlns:am3d="http://schemas.microsoft.com/office/drawing/2017/model3d" xmlns:o="urn:schemas-microsoft-com:office:office" xmlns:oel="http://schemas.microsoft.com/office/2019/extlst" xmlns:r="http://schemas.openxmlformats.org/officeDocument/2006/relationships" xmlns:m="http://schemas.openxmlformats.org/officeDocument/2006/math" xmlns:v="urn:schemas-microsoft-com:vml" xmlns:wp14="http://schemas.microsoft.com/office/word/2010/wordprocessingDrawing" xmlns:wp="http://schemas.openxmlformats.org/drawingml/2006/wordprocessingDrawing" xmlns:w10="urn:schemas-microsoft-com:office:word" xmlns:w="http://schemas.openxmlformats.org/wordprocessingml/2006/main" xmlns:w14="http://schemas.microsoft.com/office/word/2010/wordml" xmlns:w15="http://schemas.microsoft.com/office/word/2012/wordml" xmlns:w16cex="http://schemas.microsoft.com/office/word/2018/wordml/cex" xmlns:w16cid="http://schemas.microsoft.com/office/word/2016/wordml/cid" xmlns:w16="http://schemas.microsoft.com/office/word/2018/wordml" xmlns:w16du="http://schemas.microsoft.com/office/word/2023/wordml/word16du" xmlns:w16sdtdh="http://schemas.microsoft.com/office/word/2020/wordml/sdtdatahash" xmlns:w16sdtfl="http://schemas.microsoft.com/office/word/2024/wordml/sdtformatlock" xmlns:w16se="http://schemas.microsoft.com/office/word/2015/wordml/symex" xmlns:wpg="http://schemas.microsoft.com/office/word/2010/wordprocessingGroup" xmlns:wpi="http://schemas.microsoft.com/office/word/2010/wordprocessingInk" xmlns:wne="http://schemas.microsoft.com/office/word/2006/wordml" xmlns:wps="http://schemas.microsoft.com/office/word/2010/wordprocessingShape" mc:Ignorable="w14 w15 w16se w16cid w16 w16cex w16sdtdh w16sdtfl w16du wp14">
   <w:p>
     <w:pPr>
       <w:pStyle w:val="Footer"/>
@@ -19033,7 +19532,7 @@
 </file>
 
 <file path=word/footer3.xml><?xml version="1.0" encoding="utf-8"?>
-<w:ftr xmlns:wpc="http://schemas.microsoft.com/office/word/2010/wordprocessingCanvas" xmlns:cx="http://schemas.microsoft.com/office/drawing/2014/chartex" xmlns:cx1="http://schemas.microsoft.com/office/drawing/2015/9/8/chartex" xmlns:cx2="http://schemas.microsoft.com/office/drawing/2015/10/21/chartex" xmlns:cx3="http://schemas.microsoft.com/office/drawing/2016/5/9/chartex" xmlns:cx4="http://schemas.microsoft.com/office/drawing/2016/5/10/chartex" xmlns:cx5="http://schemas.microsoft.com/office/drawing/2016/5/11/chartex" xmlns:cx6="http://schemas.microsoft.com/office/drawing/2016/5/12/chartex" xmlns:cx7="http://schemas.microsoft.com/office/drawing/2016/5/13/chartex" xmlns:cx8="http://schemas.microsoft.com/office/drawing/2016/5/14/chartex" xmlns:mc="http://schemas.openxmlformats.org/markup-compatibility/2006" xmlns:aink="http://schemas.microsoft.com/office/drawing/2016/ink" xmlns:am3d="http://schemas.microsoft.com/office/drawing/2017/model3d" xmlns:o="urn:schemas-microsoft-com:office:office" xmlns:oel="http://schemas.microsoft.com/office/2019/extlst" xmlns:r="http://schemas.openxmlformats.org/officeDocument/2006/relationships" xmlns:m="http://schemas.openxmlformats.org/officeDocument/2006/math" xmlns:v="urn:schemas-microsoft-com:vml" xmlns:wp14="http://schemas.microsoft.com/office/word/2010/wordprocessingDrawing" xmlns:wp="http://schemas.openxmlformats.org/drawingml/2006/wordprocessingDrawing" xmlns:w10="urn:schemas-microsoft-com:office:word" xmlns:w="http://schemas.openxmlformats.org/wordprocessingml/2006/main" xmlns:w14="http://schemas.microsoft.com/office/word/2010/wordml" xmlns:w15="http://schemas.microsoft.com/office/word/2012/wordml" xmlns:w16cex="http://schemas.microsoft.com/office/word/2018/wordml/cex" xmlns:w16cid="http://schemas.microsoft.com/office/word/2016/wordml/cid" xmlns:w16="http://schemas.microsoft.com/office/word/2018/wordml" xmlns:w16sdtdh="http://schemas.microsoft.com/office/word/2020/wordml/sdtdatahash" xmlns:w16se="http://schemas.microsoft.com/office/word/2015/wordml/symex" xmlns:wpg="http://schemas.microsoft.com/office/word/2010/wordprocessingGroup" xmlns:wpi="http://schemas.microsoft.com/office/word/2010/wordprocessingInk" xmlns:wne="http://schemas.microsoft.com/office/word/2006/wordml" xmlns:wps="http://schemas.microsoft.com/office/word/2010/wordprocessingShape" mc:Ignorable="w14 w15 w16se w16cid w16 w16cex w16sdtdh wp14">
+<w:ftr xmlns:wpc="http://schemas.microsoft.com/office/word/2010/wordprocessingCanvas" xmlns:cx="http://schemas.microsoft.com/office/drawing/2014/chartex" xmlns:cx1="http://schemas.microsoft.com/office/drawing/2015/9/8/chartex" xmlns:cx2="http://schemas.microsoft.com/office/drawing/2015/10/21/chartex" xmlns:cx3="http://schemas.microsoft.com/office/drawing/2016/5/9/chartex" xmlns:cx4="http://schemas.microsoft.com/office/drawing/2016/5/10/chartex" xmlns:cx5="http://schemas.microsoft.com/office/drawing/2016/5/11/chartex" xmlns:cx6="http://schemas.microsoft.com/office/drawing/2016/5/12/chartex" xmlns:cx7="http://schemas.microsoft.com/office/drawing/2016/5/13/chartex" xmlns:cx8="http://schemas.microsoft.com/office/drawing/2016/5/14/chartex" xmlns:mc="http://schemas.openxmlformats.org/markup-compatibility/2006" xmlns:aink="http://schemas.microsoft.com/office/drawing/2016/ink" xmlns:am3d="http://schemas.microsoft.com/office/drawing/2017/model3d" xmlns:o="urn:schemas-microsoft-com:office:office" xmlns:oel="http://schemas.microsoft.com/office/2019/extlst" xmlns:r="http://schemas.openxmlformats.org/officeDocument/2006/relationships" xmlns:m="http://schemas.openxmlformats.org/officeDocument/2006/math" xmlns:v="urn:schemas-microsoft-com:vml" xmlns:wp14="http://schemas.microsoft.com/office/word/2010/wordprocessingDrawing" xmlns:wp="http://schemas.openxmlformats.org/drawingml/2006/wordprocessingDrawing" xmlns:w10="urn:schemas-microsoft-com:office:word" xmlns:w="http://schemas.openxmlformats.org/wordprocessingml/2006/main" xmlns:w14="http://schemas.microsoft.com/office/word/2010/wordml" xmlns:w15="http://schemas.microsoft.com/office/word/2012/wordml" xmlns:w16cex="http://schemas.microsoft.com/office/word/2018/wordml/cex" xmlns:w16cid="http://schemas.microsoft.com/office/word/2016/wordml/cid" xmlns:w16="http://schemas.microsoft.com/office/word/2018/wordml" xmlns:w16du="http://schemas.microsoft.com/office/word/2023/wordml/word16du" xmlns:w16sdtdh="http://schemas.microsoft.com/office/word/2020/wordml/sdtdatahash" xmlns:w16sdtfl="http://schemas.microsoft.com/office/word/2024/wordml/sdtformatlock" xmlns:w16se="http://schemas.microsoft.com/office/word/2015/wordml/symex" xmlns:wpg="http://schemas.microsoft.com/office/word/2010/wordprocessingGroup" xmlns:wpi="http://schemas.microsoft.com/office/word/2010/wordprocessingInk" xmlns:wne="http://schemas.microsoft.com/office/word/2006/wordml" xmlns:wps="http://schemas.microsoft.com/office/word/2010/wordprocessingShape" mc:Ignorable="w14 w15 w16se w16cid w16 w16cex w16sdtdh w16sdtfl w16du wp14">
   <w:p>
     <w:pPr>
       <w:pStyle w:val="Footer"/>
@@ -19050,7 +19549,7 @@
 </file>
 
 <file path=word/footer4.xml><?xml version="1.0" encoding="utf-8"?>
-<w:ftr xmlns:wpc="http://schemas.microsoft.com/office/word/2010/wordprocessingCanvas" xmlns:cx="http://schemas.microsoft.com/office/drawing/2014/chartex" xmlns:cx1="http://schemas.microsoft.com/office/drawing/2015/9/8/chartex" xmlns:cx2="http://schemas.microsoft.com/office/drawing/2015/10/21/chartex" xmlns:cx3="http://schemas.microsoft.com/office/drawing/2016/5/9/chartex" xmlns:cx4="http://schemas.microsoft.com/office/drawing/2016/5/10/chartex" xmlns:cx5="http://schemas.microsoft.com/office/drawing/2016/5/11/chartex" xmlns:cx6="http://schemas.microsoft.com/office/drawing/2016/5/12/chartex" xmlns:cx7="http://schemas.microsoft.com/office/drawing/2016/5/13/chartex" xmlns:cx8="http://schemas.microsoft.com/office/drawing/2016/5/14/chartex" xmlns:mc="http://schemas.openxmlformats.org/markup-compatibility/2006" xmlns:aink="http://schemas.microsoft.com/office/drawing/2016/ink" xmlns:am3d="http://schemas.microsoft.com/office/drawing/2017/model3d" xmlns:o="urn:schemas-microsoft-com:office:office" xmlns:oel="http://schemas.microsoft.com/office/2019/extlst" xmlns:r="http://schemas.openxmlformats.org/officeDocument/2006/relationships" xmlns:m="http://schemas.openxmlformats.org/officeDocument/2006/math" xmlns:v="urn:schemas-microsoft-com:vml" xmlns:wp14="http://schemas.microsoft.com/office/word/2010/wordprocessingDrawing" xmlns:wp="http://schemas.openxmlformats.org/drawingml/2006/wordprocessingDrawing" xmlns:w10="urn:schemas-microsoft-com:office:word" xmlns:w="http://schemas.openxmlformats.org/wordprocessingml/2006/main" xmlns:w14="http://schemas.microsoft.com/office/word/2010/wordml" xmlns:w15="http://schemas.microsoft.com/office/word/2012/wordml" xmlns:w16cex="http://schemas.microsoft.com/office/word/2018/wordml/cex" xmlns:w16cid="http://schemas.microsoft.com/office/word/2016/wordml/cid" xmlns:w16="http://schemas.microsoft.com/office/word/2018/wordml" xmlns:w16sdtdh="http://schemas.microsoft.com/office/word/2020/wordml/sdtdatahash" xmlns:w16se="http://schemas.microsoft.com/office/word/2015/wordml/symex" xmlns:wpg="http://schemas.microsoft.com/office/word/2010/wordprocessingGroup" xmlns:wpi="http://schemas.microsoft.com/office/word/2010/wordprocessingInk" xmlns:wne="http://schemas.microsoft.com/office/word/2006/wordml" xmlns:wps="http://schemas.microsoft.com/office/word/2010/wordprocessingShape" mc:Ignorable="w14 w15 w16se w16cid w16 w16cex w16sdtdh wp14">
+<w:ftr xmlns:wpc="http://schemas.microsoft.com/office/word/2010/wordprocessingCanvas" xmlns:cx="http://schemas.microsoft.com/office/drawing/2014/chartex" xmlns:cx1="http://schemas.microsoft.com/office/drawing/2015/9/8/chartex" xmlns:cx2="http://schemas.microsoft.com/office/drawing/2015/10/21/chartex" xmlns:cx3="http://schemas.microsoft.com/office/drawing/2016/5/9/chartex" xmlns:cx4="http://schemas.microsoft.com/office/drawing/2016/5/10/chartex" xmlns:cx5="http://schemas.microsoft.com/office/drawing/2016/5/11/chartex" xmlns:cx6="http://schemas.microsoft.com/office/drawing/2016/5/12/chartex" xmlns:cx7="http://schemas.microsoft.com/office/drawing/2016/5/13/chartex" xmlns:cx8="http://schemas.microsoft.com/office/drawing/2016/5/14/chartex" xmlns:mc="http://schemas.openxmlformats.org/markup-compatibility/2006" xmlns:aink="http://schemas.microsoft.com/office/drawing/2016/ink" xmlns:am3d="http://schemas.microsoft.com/office/drawing/2017/model3d" xmlns:o="urn:schemas-microsoft-com:office:office" xmlns:oel="http://schemas.microsoft.com/office/2019/extlst" xmlns:r="http://schemas.openxmlformats.org/officeDocument/2006/relationships" xmlns:m="http://schemas.openxmlformats.org/officeDocument/2006/math" xmlns:v="urn:schemas-microsoft-com:vml" xmlns:wp14="http://schemas.microsoft.com/office/word/2010/wordprocessingDrawing" xmlns:wp="http://schemas.openxmlformats.org/drawingml/2006/wordprocessingDrawing" xmlns:w10="urn:schemas-microsoft-com:office:word" xmlns:w="http://schemas.openxmlformats.org/wordprocessingml/2006/main" xmlns:w14="http://schemas.microsoft.com/office/word/2010/wordml" xmlns:w15="http://schemas.microsoft.com/office/word/2012/wordml" xmlns:w16cex="http://schemas.microsoft.com/office/word/2018/wordml/cex" xmlns:w16cid="http://schemas.microsoft.com/office/word/2016/wordml/cid" xmlns:w16="http://schemas.microsoft.com/office/word/2018/wordml" xmlns:w16du="http://schemas.microsoft.com/office/word/2023/wordml/word16du" xmlns:w16sdtdh="http://schemas.microsoft.com/office/word/2020/wordml/sdtdatahash" xmlns:w16sdtfl="http://schemas.microsoft.com/office/word/2024/wordml/sdtformatlock" xmlns:w16se="http://schemas.microsoft.com/office/word/2015/wordml/symex" xmlns:wpg="http://schemas.microsoft.com/office/word/2010/wordprocessingGroup" xmlns:wpi="http://schemas.microsoft.com/office/word/2010/wordprocessingInk" xmlns:wne="http://schemas.microsoft.com/office/word/2006/wordml" xmlns:wps="http://schemas.microsoft.com/office/word/2010/wordprocessingShape" mc:Ignorable="w14 w15 w16se w16cid w16 w16cex w16sdtdh w16sdtfl w16du wp14">
   <w:p>
     <w:pPr>
       <w:pStyle w:val="Footer"/>
@@ -19067,7 +19566,7 @@
 </file>
 
 <file path=word/footer5.xml><?xml version="1.0" encoding="utf-8"?>
-<w:ftr xmlns:wpc="http://schemas.microsoft.com/office/word/2010/wordprocessingCanvas" xmlns:cx="http://schemas.microsoft.com/office/drawing/2014/chartex" xmlns:cx1="http://schemas.microsoft.com/office/drawing/2015/9/8/chartex" xmlns:cx2="http://schemas.microsoft.com/office/drawing/2015/10/21/chartex" xmlns:cx3="http://schemas.microsoft.com/office/drawing/2016/5/9/chartex" xmlns:cx4="http://schemas.microsoft.com/office/drawing/2016/5/10/chartex" xmlns:cx5="http://schemas.microsoft.com/office/drawing/2016/5/11/chartex" xmlns:cx6="http://schemas.microsoft.com/office/drawing/2016/5/12/chartex" xmlns:cx7="http://schemas.microsoft.com/office/drawing/2016/5/13/chartex" xmlns:cx8="http://schemas.microsoft.com/office/drawing/2016/5/14/chartex" xmlns:mc="http://schemas.openxmlformats.org/markup-compatibility/2006" xmlns:aink="http://schemas.microsoft.com/office/drawing/2016/ink" xmlns:am3d="http://schemas.microsoft.com/office/drawing/2017/model3d" xmlns:o="urn:schemas-microsoft-com:office:office" xmlns:oel="http://schemas.microsoft.com/office/2019/extlst" xmlns:r="http://schemas.openxmlformats.org/officeDocument/2006/relationships" xmlns:m="http://schemas.openxmlformats.org/officeDocument/2006/math" xmlns:v="urn:schemas-microsoft-com:vml" xmlns:wp14="http://schemas.microsoft.com/office/word/2010/wordprocessingDrawing" xmlns:wp="http://schemas.openxmlformats.org/drawingml/2006/wordprocessingDrawing" xmlns:w10="urn:schemas-microsoft-com:office:word" xmlns:w="http://schemas.openxmlformats.org/wordprocessingml/2006/main" xmlns:w14="http://schemas.microsoft.com/office/word/2010/wordml" xmlns:w15="http://schemas.microsoft.com/office/word/2012/wordml" xmlns:w16cex="http://schemas.microsoft.com/office/word/2018/wordml/cex" xmlns:w16cid="http://schemas.microsoft.com/office/word/2016/wordml/cid" xmlns:w16="http://schemas.microsoft.com/office/word/2018/wordml" xmlns:w16sdtdh="http://schemas.microsoft.com/office/word/2020/wordml/sdtdatahash" xmlns:w16se="http://schemas.microsoft.com/office/word/2015/wordml/symex" xmlns:wpg="http://schemas.microsoft.com/office/word/2010/wordprocessingGroup" xmlns:wpi="http://schemas.microsoft.com/office/word/2010/wordprocessingInk" xmlns:wne="http://schemas.microsoft.com/office/word/2006/wordml" xmlns:wps="http://schemas.microsoft.com/office/word/2010/wordprocessingShape" mc:Ignorable="w14 w15 w16se w16cid w16 w16cex w16sdtdh wp14">
+<w:ftr xmlns:wpc="http://schemas.microsoft.com/office/word/2010/wordprocessingCanvas" xmlns:cx="http://schemas.microsoft.com/office/drawing/2014/chartex" xmlns:cx1="http://schemas.microsoft.com/office/drawing/2015/9/8/chartex" xmlns:cx2="http://schemas.microsoft.com/office/drawing/2015/10/21/chartex" xmlns:cx3="http://schemas.microsoft.com/office/drawing/2016/5/9/chartex" xmlns:cx4="http://schemas.microsoft.com/office/drawing/2016/5/10/chartex" xmlns:cx5="http://schemas.microsoft.com/office/drawing/2016/5/11/chartex" xmlns:cx6="http://schemas.microsoft.com/office/drawing/2016/5/12/chartex" xmlns:cx7="http://schemas.microsoft.com/office/drawing/2016/5/13/chartex" xmlns:cx8="http://schemas.microsoft.com/office/drawing/2016/5/14/chartex" xmlns:mc="http://schemas.openxmlformats.org/markup-compatibility/2006" xmlns:aink="http://schemas.microsoft.com/office/drawing/2016/ink" xmlns:am3d="http://schemas.microsoft.com/office/drawing/2017/model3d" xmlns:o="urn:schemas-microsoft-com:office:office" xmlns:oel="http://schemas.microsoft.com/office/2019/extlst" xmlns:r="http://schemas.openxmlformats.org/officeDocument/2006/relationships" xmlns:m="http://schemas.openxmlformats.org/officeDocument/2006/math" xmlns:v="urn:schemas-microsoft-com:vml" xmlns:wp14="http://schemas.microsoft.com/office/word/2010/wordprocessingDrawing" xmlns:wp="http://schemas.openxmlformats.org/drawingml/2006/wordprocessingDrawing" xmlns:w10="urn:schemas-microsoft-com:office:word" xmlns:w="http://schemas.openxmlformats.org/wordprocessingml/2006/main" xmlns:w14="http://schemas.microsoft.com/office/word/2010/wordml" xmlns:w15="http://schemas.microsoft.com/office/word/2012/wordml" xmlns:w16cex="http://schemas.microsoft.com/office/word/2018/wordml/cex" xmlns:w16cid="http://schemas.microsoft.com/office/word/2016/wordml/cid" xmlns:w16="http://schemas.microsoft.com/office/word/2018/wordml" xmlns:w16du="http://schemas.microsoft.com/office/word/2023/wordml/word16du" xmlns:w16sdtdh="http://schemas.microsoft.com/office/word/2020/wordml/sdtdatahash" xmlns:w16sdtfl="http://schemas.microsoft.com/office/word/2024/wordml/sdtformatlock" xmlns:w16se="http://schemas.microsoft.com/office/word/2015/wordml/symex" xmlns:wpg="http://schemas.microsoft.com/office/word/2010/wordprocessingGroup" xmlns:wpi="http://schemas.microsoft.com/office/word/2010/wordprocessingInk" xmlns:wne="http://schemas.microsoft.com/office/word/2006/wordml" xmlns:wps="http://schemas.microsoft.com/office/word/2010/wordprocessingShape" mc:Ignorable="w14 w15 w16se w16cid w16 w16cex w16sdtdh w16sdtfl w16du wp14">
   <w:p>
     <w:pPr>
       <w:pStyle w:val="Footer"/>
@@ -19084,7 +19583,7 @@
 </file>
 
 <file path=word/footer6.xml><?xml version="1.0" encoding="utf-8"?>
-<w:ftr xmlns:wpc="http://schemas.microsoft.com/office/word/2010/wordprocessingCanvas" xmlns:cx="http://schemas.microsoft.com/office/drawing/2014/chartex" xmlns:cx1="http://schemas.microsoft.com/office/drawing/2015/9/8/chartex" xmlns:cx2="http://schemas.microsoft.com/office/drawing/2015/10/21/chartex" xmlns:cx3="http://schemas.microsoft.com/office/drawing/2016/5/9/chartex" xmlns:cx4="http://schemas.microsoft.com/office/drawing/2016/5/10/chartex" xmlns:cx5="http://schemas.microsoft.com/office/drawing/2016/5/11/chartex" xmlns:cx6="http://schemas.microsoft.com/office/drawing/2016/5/12/chartex" xmlns:cx7="http://schemas.microsoft.com/office/drawing/2016/5/13/chartex" xmlns:cx8="http://schemas.microsoft.com/office/drawing/2016/5/14/chartex" xmlns:mc="http://schemas.openxmlformats.org/markup-compatibility/2006" xmlns:aink="http://schemas.microsoft.com/office/drawing/2016/ink" xmlns:am3d="http://schemas.microsoft.com/office/drawing/2017/model3d" xmlns:o="urn:schemas-microsoft-com:office:office" xmlns:oel="http://schemas.microsoft.com/office/2019/extlst" xmlns:r="http://schemas.openxmlformats.org/officeDocument/2006/relationships" xmlns:m="http://schemas.openxmlformats.org/officeDocument/2006/math" xmlns:v="urn:schemas-microsoft-com:vml" xmlns:wp14="http://schemas.microsoft.com/office/word/2010/wordprocessingDrawing" xmlns:wp="http://schemas.openxmlformats.org/drawingml/2006/wordprocessingDrawing" xmlns:w10="urn:schemas-microsoft-com:office:word" xmlns:w="http://schemas.openxmlformats.org/wordprocessingml/2006/main" xmlns:w14="http://schemas.microsoft.com/office/word/2010/wordml" xmlns:w15="http://schemas.microsoft.com/office/word/2012/wordml" xmlns:w16cex="http://schemas.microsoft.com/office/word/2018/wordml/cex" xmlns:w16cid="http://schemas.microsoft.com/office/word/2016/wordml/cid" xmlns:w16="http://schemas.microsoft.com/office/word/2018/wordml" xmlns:w16sdtdh="http://schemas.microsoft.com/office/word/2020/wordml/sdtdatahash" xmlns:w16se="http://schemas.microsoft.com/office/word/2015/wordml/symex" xmlns:wpg="http://schemas.microsoft.com/office/word/2010/wordprocessingGroup" xmlns:wpi="http://schemas.microsoft.com/office/word/2010/wordprocessingInk" xmlns:wne="http://schemas.microsoft.com/office/word/2006/wordml" xmlns:wps="http://schemas.microsoft.com/office/word/2010/wordprocessingShape" mc:Ignorable="w14 w15 w16se w16cid w16 w16cex w16sdtdh wp14">
+<w:ftr xmlns:wpc="http://schemas.microsoft.com/office/word/2010/wordprocessingCanvas" xmlns:cx="http://schemas.microsoft.com/office/drawing/2014/chartex" xmlns:cx1="http://schemas.microsoft.com/office/drawing/2015/9/8/chartex" xmlns:cx2="http://schemas.microsoft.com/office/drawing/2015/10/21/chartex" xmlns:cx3="http://schemas.microsoft.com/office/drawing/2016/5/9/chartex" xmlns:cx4="http://schemas.microsoft.com/office/drawing/2016/5/10/chartex" xmlns:cx5="http://schemas.microsoft.com/office/drawing/2016/5/11/chartex" xmlns:cx6="http://schemas.microsoft.com/office/drawing/2016/5/12/chartex" xmlns:cx7="http://schemas.microsoft.com/office/drawing/2016/5/13/chartex" xmlns:cx8="http://schemas.microsoft.com/office/drawing/2016/5/14/chartex" xmlns:mc="http://schemas.openxmlformats.org/markup-compatibility/2006" xmlns:aink="http://schemas.microsoft.com/office/drawing/2016/ink" xmlns:am3d="http://schemas.microsoft.com/office/drawing/2017/model3d" xmlns:o="urn:schemas-microsoft-com:office:office" xmlns:oel="http://schemas.microsoft.com/office/2019/extlst" xmlns:r="http://schemas.openxmlformats.org/officeDocument/2006/relationships" xmlns:m="http://schemas.openxmlformats.org/officeDocument/2006/math" xmlns:v="urn:schemas-microsoft-com:vml" xmlns:wp14="http://schemas.microsoft.com/office/word/2010/wordprocessingDrawing" xmlns:wp="http://schemas.openxmlformats.org/drawingml/2006/wordprocessingDrawing" xmlns:w10="urn:schemas-microsoft-com:office:word" xmlns:w="http://schemas.openxmlformats.org/wordprocessingml/2006/main" xmlns:w14="http://schemas.microsoft.com/office/word/2010/wordml" xmlns:w15="http://schemas.microsoft.com/office/word/2012/wordml" xmlns:w16cex="http://schemas.microsoft.com/office/word/2018/wordml/cex" xmlns:w16cid="http://schemas.microsoft.com/office/word/2016/wordml/cid" xmlns:w16="http://schemas.microsoft.com/office/word/2018/wordml" xmlns:w16du="http://schemas.microsoft.com/office/word/2023/wordml/word16du" xmlns:w16sdtdh="http://schemas.microsoft.com/office/word/2020/wordml/sdtdatahash" xmlns:w16sdtfl="http://schemas.microsoft.com/office/word/2024/wordml/sdtformatlock" xmlns:w16se="http://schemas.microsoft.com/office/word/2015/wordml/symex" xmlns:wpg="http://schemas.microsoft.com/office/word/2010/wordprocessingGroup" xmlns:wpi="http://schemas.microsoft.com/office/word/2010/wordprocessingInk" xmlns:wne="http://schemas.microsoft.com/office/word/2006/wordml" xmlns:wps="http://schemas.microsoft.com/office/word/2010/wordprocessingShape" mc:Ignorable="w14 w15 w16se w16cid w16 w16cex w16sdtdh w16sdtfl w16du wp14">
   <w:p>
     <w:pPr>
       <w:pStyle w:val="Footer"/>
@@ -19101,7 +19600,7 @@
 </file>
 
 <file path=word/footnotes.xml><?xml version="1.0" encoding="utf-8"?>
-<w:footnotes xmlns:wpc="http://schemas.microsoft.com/office/word/2010/wordprocessingCanvas" xmlns:cx="http://schemas.microsoft.com/office/drawing/2014/chartex" xmlns:cx1="http://schemas.microsoft.com/office/drawing/2015/9/8/chartex" xmlns:cx2="http://schemas.microsoft.com/office/drawing/2015/10/21/chartex" xmlns:cx3="http://schemas.microsoft.com/office/drawing/2016/5/9/chartex" xmlns:cx4="http://schemas.microsoft.com/office/drawing/2016/5/10/chartex" xmlns:cx5="http://schemas.microsoft.com/office/drawing/2016/5/11/chartex" xmlns:cx6="http://schemas.microsoft.com/office/drawing/2016/5/12/chartex" xmlns:cx7="http://schemas.microsoft.com/office/drawing/2016/5/13/chartex" xmlns:cx8="http://schemas.microsoft.com/office/drawing/2016/5/14/chartex" xmlns:mc="http://schemas.openxmlformats.org/markup-compatibility/2006" xmlns:aink="http://schemas.microsoft.com/office/drawing/2016/ink" xmlns:am3d="http://schemas.microsoft.com/office/drawing/2017/model3d" xmlns:o="urn:schemas-microsoft-com:office:office" xmlns:oel="http://schemas.microsoft.com/office/2019/extlst" xmlns:r="http://schemas.openxmlformats.org/officeDocument/2006/relationships" xmlns:m="http://schemas.openxmlformats.org/officeDocument/2006/math" xmlns:v="urn:schemas-microsoft-com:vml" xmlns:wp14="http://schemas.microsoft.com/office/word/2010/wordprocessingDrawing" xmlns:wp="http://schemas.openxmlformats.org/drawingml/2006/wordprocessingDrawing" xmlns:w10="urn:schemas-microsoft-com:office:word" xmlns:w="http://schemas.openxmlformats.org/wordprocessingml/2006/main" xmlns:w14="http://schemas.microsoft.com/office/word/2010/wordml" xmlns:w15="http://schemas.microsoft.com/office/word/2012/wordml" xmlns:w16cex="http://schemas.microsoft.com/office/word/2018/wordml/cex" xmlns:w16cid="http://schemas.microsoft.com/office/word/2016/wordml/cid" xmlns:w16="http://schemas.microsoft.com/office/word/2018/wordml" xmlns:w16sdtdh="http://schemas.microsoft.com/office/word/2020/wordml/sdtdatahash" xmlns:w16se="http://schemas.microsoft.com/office/word/2015/wordml/symex" xmlns:wpg="http://schemas.microsoft.com/office/word/2010/wordprocessingGroup" xmlns:wpi="http://schemas.microsoft.com/office/word/2010/wordprocessingInk" xmlns:wne="http://schemas.microsoft.com/office/word/2006/wordml" xmlns:wps="http://schemas.microsoft.com/office/word/2010/wordprocessingShape" mc:Ignorable="w14 w15 w16se w16cid w16 w16cex w16sdtdh wp14">
+<w:footnotes xmlns:wpc="http://schemas.microsoft.com/office/word/2010/wordprocessingCanvas" xmlns:cx="http://schemas.microsoft.com/office/drawing/2014/chartex" xmlns:cx1="http://schemas.microsoft.com/office/drawing/2015/9/8/chartex" xmlns:cx2="http://schemas.microsoft.com/office/drawing/2015/10/21/chartex" xmlns:cx3="http://schemas.microsoft.com/office/drawing/2016/5/9/chartex" xmlns:cx4="http://schemas.microsoft.com/office/drawing/2016/5/10/chartex" xmlns:cx5="http://schemas.microsoft.com/office/drawing/2016/5/11/chartex" xmlns:cx6="http://schemas.microsoft.com/office/drawing/2016/5/12/chartex" xmlns:cx7="http://schemas.microsoft.com/office/drawing/2016/5/13/chartex" xmlns:cx8="http://schemas.microsoft.com/office/drawing/2016/5/14/chartex" xmlns:mc="http://schemas.openxmlformats.org/markup-compatibility/2006" xmlns:aink="http://schemas.microsoft.com/office/drawing/2016/ink" xmlns:am3d="http://schemas.microsoft.com/office/drawing/2017/model3d" xmlns:o="urn:schemas-microsoft-com:office:office" xmlns:oel="http://schemas.microsoft.com/office/2019/extlst" xmlns:r="http://schemas.openxmlformats.org/officeDocument/2006/relationships" xmlns:m="http://schemas.openxmlformats.org/officeDocument/2006/math" xmlns:v="urn:schemas-microsoft-com:vml" xmlns:wp14="http://schemas.microsoft.com/office/word/2010/wordprocessingDrawing" xmlns:wp="http://schemas.openxmlformats.org/drawingml/2006/wordprocessingDrawing" xmlns:w10="urn:schemas-microsoft-com:office:word" xmlns:w="http://schemas.openxmlformats.org/wordprocessingml/2006/main" xmlns:w14="http://schemas.microsoft.com/office/word/2010/wordml" xmlns:w15="http://schemas.microsoft.com/office/word/2012/wordml" xmlns:w16cex="http://schemas.microsoft.com/office/word/2018/wordml/cex" xmlns:w16cid="http://schemas.microsoft.com/office/word/2016/wordml/cid" xmlns:w16="http://schemas.microsoft.com/office/word/2018/wordml" xmlns:w16du="http://schemas.microsoft.com/office/word/2023/wordml/word16du" xmlns:w16sdtdh="http://schemas.microsoft.com/office/word/2020/wordml/sdtdatahash" xmlns:w16sdtfl="http://schemas.microsoft.com/office/word/2024/wordml/sdtformatlock" xmlns:w16se="http://schemas.microsoft.com/office/word/2015/wordml/symex" xmlns:wpg="http://schemas.microsoft.com/office/word/2010/wordprocessingGroup" xmlns:wpi="http://schemas.microsoft.com/office/word/2010/wordprocessingInk" xmlns:wne="http://schemas.microsoft.com/office/word/2006/wordml" xmlns:wps="http://schemas.microsoft.com/office/word/2010/wordprocessingShape" mc:Ignorable="w14 w15 w16se w16cid w16 w16cex w16sdtdh w16sdtfl w16du wp14">
   <w:footnote w:type="separator" w:id="-1">
     <w:p>
       <w:pPr>
@@ -19133,38 +19632,48 @@
     <w:p>
       <w:pPr>
         <w:pStyle w:val="FootnoteText"/>
-      </w:pPr>
-      <w:r>
-        <w:rPr>
-          <w:rStyle w:val="FootnoteReference"/>
-        </w:rPr>
-        <w:footnoteRef/>
-      </w:r>
-      <w:r>
-        <w:t xml:space="preserve"> </w:t>
-      </w:r>
-      <w:r>
-        <w:t>https://www.google.com/</w:t>
-      </w:r>
+        <w:rPr>
+          <w:del w:id="28" w:author="RAUL MARTINS FURTADO FERNANDES" w:date="2025-10-04T19:50:00Z" w16du:dateUtc="2025-10-04T22:50:00Z"/>
+        </w:rPr>
+      </w:pPr>
+      <w:del w:id="29" w:author="RAUL MARTINS FURTADO FERNANDES" w:date="2025-10-04T19:50:00Z" w16du:dateUtc="2025-10-04T22:50:00Z">
+        <w:r>
+          <w:rPr>
+            <w:rStyle w:val="FootnoteReference"/>
+          </w:rPr>
+          <w:footnoteRef/>
+        </w:r>
+        <w:r>
+          <w:delText xml:space="preserve"> </w:delText>
+        </w:r>
+        <w:r>
+          <w:delText>https://www.google.com/</w:delText>
+        </w:r>
+      </w:del>
     </w:p>
   </w:footnote>
   <w:footnote w:id="3">
     <w:p>
       <w:pPr>
         <w:pStyle w:val="FootnoteText"/>
-      </w:pPr>
-      <w:r>
-        <w:rPr>
-          <w:rStyle w:val="FootnoteReference"/>
-        </w:rPr>
-        <w:footnoteRef/>
-      </w:r>
-      <w:r>
-        <w:t xml:space="preserve"> </w:t>
-      </w:r>
-      <w:r>
-        <w:t>https://web.facebook.com/</w:t>
-      </w:r>
+        <w:rPr>
+          <w:del w:id="30" w:author="RAUL MARTINS FURTADO FERNANDES" w:date="2025-10-04T19:50:00Z" w16du:dateUtc="2025-10-04T22:50:00Z"/>
+        </w:rPr>
+      </w:pPr>
+      <w:del w:id="31" w:author="RAUL MARTINS FURTADO FERNANDES" w:date="2025-10-04T19:50:00Z" w16du:dateUtc="2025-10-04T22:50:00Z">
+        <w:r>
+          <w:rPr>
+            <w:rStyle w:val="FootnoteReference"/>
+          </w:rPr>
+          <w:footnoteRef/>
+        </w:r>
+        <w:r>
+          <w:delText xml:space="preserve"> </w:delText>
+        </w:r>
+        <w:r>
+          <w:delText>https://web.facebook.com/</w:delText>
+        </w:r>
+      </w:del>
     </w:p>
   </w:footnote>
   <w:footnote w:id="4">
@@ -19421,7 +19930,7 @@
 </file>
 
 <file path=word/header1.xml><?xml version="1.0" encoding="utf-8"?>
-<w:hdr xmlns:wpc="http://schemas.microsoft.com/office/word/2010/wordprocessingCanvas" xmlns:cx="http://schemas.microsoft.com/office/drawing/2014/chartex" xmlns:cx1="http://schemas.microsoft.com/office/drawing/2015/9/8/chartex" xmlns:cx2="http://schemas.microsoft.com/office/drawing/2015/10/21/chartex" xmlns:cx3="http://schemas.microsoft.com/office/drawing/2016/5/9/chartex" xmlns:cx4="http://schemas.microsoft.com/office/drawing/2016/5/10/chartex" xmlns:cx5="http://schemas.microsoft.com/office/drawing/2016/5/11/chartex" xmlns:cx6="http://schemas.microsoft.com/office/drawing/2016/5/12/chartex" xmlns:cx7="http://schemas.microsoft.com/office/drawing/2016/5/13/chartex" xmlns:cx8="http://schemas.microsoft.com/office/drawing/2016/5/14/chartex" xmlns:mc="http://schemas.openxmlformats.org/markup-compatibility/2006" xmlns:aink="http://schemas.microsoft.com/office/drawing/2016/ink" xmlns:am3d="http://schemas.microsoft.com/office/drawing/2017/model3d" xmlns:o="urn:schemas-microsoft-com:office:office" xmlns:oel="http://schemas.microsoft.com/office/2019/extlst" xmlns:r="http://schemas.openxmlformats.org/officeDocument/2006/relationships" xmlns:m="http://schemas.openxmlformats.org/officeDocument/2006/math" xmlns:v="urn:schemas-microsoft-com:vml" xmlns:wp14="http://schemas.microsoft.com/office/word/2010/wordprocessingDrawing" xmlns:wp="http://schemas.openxmlformats.org/drawingml/2006/wordprocessingDrawing" xmlns:w10="urn:schemas-microsoft-com:office:word" xmlns:w="http://schemas.openxmlformats.org/wordprocessingml/2006/main" xmlns:w14="http://schemas.microsoft.com/office/word/2010/wordml" xmlns:w15="http://schemas.microsoft.com/office/word/2012/wordml" xmlns:w16cex="http://schemas.microsoft.com/office/word/2018/wordml/cex" xmlns:w16cid="http://schemas.microsoft.com/office/word/2016/wordml/cid" xmlns:w16="http://schemas.microsoft.com/office/word/2018/wordml" xmlns:w16sdtdh="http://schemas.microsoft.com/office/word/2020/wordml/sdtdatahash" xmlns:w16se="http://schemas.microsoft.com/office/word/2015/wordml/symex" xmlns:wpg="http://schemas.microsoft.com/office/word/2010/wordprocessingGroup" xmlns:wpi="http://schemas.microsoft.com/office/word/2010/wordprocessingInk" xmlns:wne="http://schemas.microsoft.com/office/word/2006/wordml" xmlns:wps="http://schemas.microsoft.com/office/word/2010/wordprocessingShape" mc:Ignorable="w14 w15 w16se w16cid w16 w16cex w16sdtdh wp14">
+<w:hdr xmlns:wpc="http://schemas.microsoft.com/office/word/2010/wordprocessingCanvas" xmlns:cx="http://schemas.microsoft.com/office/drawing/2014/chartex" xmlns:cx1="http://schemas.microsoft.com/office/drawing/2015/9/8/chartex" xmlns:cx2="http://schemas.microsoft.com/office/drawing/2015/10/21/chartex" xmlns:cx3="http://schemas.microsoft.com/office/drawing/2016/5/9/chartex" xmlns:cx4="http://schemas.microsoft.com/office/drawing/2016/5/10/chartex" xmlns:cx5="http://schemas.microsoft.com/office/drawing/2016/5/11/chartex" xmlns:cx6="http://schemas.microsoft.com/office/drawing/2016/5/12/chartex" xmlns:cx7="http://schemas.microsoft.com/office/drawing/2016/5/13/chartex" xmlns:cx8="http://schemas.microsoft.com/office/drawing/2016/5/14/chartex" xmlns:mc="http://schemas.openxmlformats.org/markup-compatibility/2006" xmlns:aink="http://schemas.microsoft.com/office/drawing/2016/ink" xmlns:am3d="http://schemas.microsoft.com/office/drawing/2017/model3d" xmlns:o="urn:schemas-microsoft-com:office:office" xmlns:oel="http://schemas.microsoft.com/office/2019/extlst" xmlns:r="http://schemas.openxmlformats.org/officeDocument/2006/relationships" xmlns:m="http://schemas.openxmlformats.org/officeDocument/2006/math" xmlns:v="urn:schemas-microsoft-com:vml" xmlns:wp14="http://schemas.microsoft.com/office/word/2010/wordprocessingDrawing" xmlns:wp="http://schemas.openxmlformats.org/drawingml/2006/wordprocessingDrawing" xmlns:w10="urn:schemas-microsoft-com:office:word" xmlns:w="http://schemas.openxmlformats.org/wordprocessingml/2006/main" xmlns:w14="http://schemas.microsoft.com/office/word/2010/wordml" xmlns:w15="http://schemas.microsoft.com/office/word/2012/wordml" xmlns:w16cex="http://schemas.microsoft.com/office/word/2018/wordml/cex" xmlns:w16cid="http://schemas.microsoft.com/office/word/2016/wordml/cid" xmlns:w16="http://schemas.microsoft.com/office/word/2018/wordml" xmlns:w16du="http://schemas.microsoft.com/office/word/2023/wordml/word16du" xmlns:w16sdtdh="http://schemas.microsoft.com/office/word/2020/wordml/sdtdatahash" xmlns:w16sdtfl="http://schemas.microsoft.com/office/word/2024/wordml/sdtformatlock" xmlns:w16se="http://schemas.microsoft.com/office/word/2015/wordml/symex" xmlns:wpg="http://schemas.microsoft.com/office/word/2010/wordprocessingGroup" xmlns:wpi="http://schemas.microsoft.com/office/word/2010/wordprocessingInk" xmlns:wne="http://schemas.microsoft.com/office/word/2006/wordml" xmlns:wps="http://schemas.microsoft.com/office/word/2010/wordprocessingShape" mc:Ignorable="w14 w15 w16se w16cid w16 w16cex w16sdtdh w16sdtfl w16du wp14">
   <w:sdt>
     <w:sdtPr>
       <w:id w:val="1691642158"/>
@@ -19520,7 +20029,7 @@
 </file>
 
 <file path=word/header2.xml><?xml version="1.0" encoding="utf-8"?>
-<w:hdr xmlns:wpc="http://schemas.microsoft.com/office/word/2010/wordprocessingCanvas" xmlns:cx="http://schemas.microsoft.com/office/drawing/2014/chartex" xmlns:cx1="http://schemas.microsoft.com/office/drawing/2015/9/8/chartex" xmlns:cx2="http://schemas.microsoft.com/office/drawing/2015/10/21/chartex" xmlns:cx3="http://schemas.microsoft.com/office/drawing/2016/5/9/chartex" xmlns:cx4="http://schemas.microsoft.com/office/drawing/2016/5/10/chartex" xmlns:cx5="http://schemas.microsoft.com/office/drawing/2016/5/11/chartex" xmlns:cx6="http://schemas.microsoft.com/office/drawing/2016/5/12/chartex" xmlns:cx7="http://schemas.microsoft.com/office/drawing/2016/5/13/chartex" xmlns:cx8="http://schemas.microsoft.com/office/drawing/2016/5/14/chartex" xmlns:mc="http://schemas.openxmlformats.org/markup-compatibility/2006" xmlns:aink="http://schemas.microsoft.com/office/drawing/2016/ink" xmlns:am3d="http://schemas.microsoft.com/office/drawing/2017/model3d" xmlns:o="urn:schemas-microsoft-com:office:office" xmlns:oel="http://schemas.microsoft.com/office/2019/extlst" xmlns:r="http://schemas.openxmlformats.org/officeDocument/2006/relationships" xmlns:m="http://schemas.openxmlformats.org/officeDocument/2006/math" xmlns:v="urn:schemas-microsoft-com:vml" xmlns:wp14="http://schemas.microsoft.com/office/word/2010/wordprocessingDrawing" xmlns:wp="http://schemas.openxmlformats.org/drawingml/2006/wordprocessingDrawing" xmlns:w10="urn:schemas-microsoft-com:office:word" xmlns:w="http://schemas.openxmlformats.org/wordprocessingml/2006/main" xmlns:w14="http://schemas.microsoft.com/office/word/2010/wordml" xmlns:w15="http://schemas.microsoft.com/office/word/2012/wordml" xmlns:w16cex="http://schemas.microsoft.com/office/word/2018/wordml/cex" xmlns:w16cid="http://schemas.microsoft.com/office/word/2016/wordml/cid" xmlns:w16="http://schemas.microsoft.com/office/word/2018/wordml" xmlns:w16sdtdh="http://schemas.microsoft.com/office/word/2020/wordml/sdtdatahash" xmlns:w16se="http://schemas.microsoft.com/office/word/2015/wordml/symex" xmlns:wpg="http://schemas.microsoft.com/office/word/2010/wordprocessingGroup" xmlns:wpi="http://schemas.microsoft.com/office/word/2010/wordprocessingInk" xmlns:wne="http://schemas.microsoft.com/office/word/2006/wordml" xmlns:wps="http://schemas.microsoft.com/office/word/2010/wordprocessingShape" mc:Ignorable="w14 w15 w16se w16cid w16 w16cex w16sdtdh wp14">
+<w:hdr xmlns:wpc="http://schemas.microsoft.com/office/word/2010/wordprocessingCanvas" xmlns:cx="http://schemas.microsoft.com/office/drawing/2014/chartex" xmlns:cx1="http://schemas.microsoft.com/office/drawing/2015/9/8/chartex" xmlns:cx2="http://schemas.microsoft.com/office/drawing/2015/10/21/chartex" xmlns:cx3="http://schemas.microsoft.com/office/drawing/2016/5/9/chartex" xmlns:cx4="http://schemas.microsoft.com/office/drawing/2016/5/10/chartex" xmlns:cx5="http://schemas.microsoft.com/office/drawing/2016/5/11/chartex" xmlns:cx6="http://schemas.microsoft.com/office/drawing/2016/5/12/chartex" xmlns:cx7="http://schemas.microsoft.com/office/drawing/2016/5/13/chartex" xmlns:cx8="http://schemas.microsoft.com/office/drawing/2016/5/14/chartex" xmlns:mc="http://schemas.openxmlformats.org/markup-compatibility/2006" xmlns:aink="http://schemas.microsoft.com/office/drawing/2016/ink" xmlns:am3d="http://schemas.microsoft.com/office/drawing/2017/model3d" xmlns:o="urn:schemas-microsoft-com:office:office" xmlns:oel="http://schemas.microsoft.com/office/2019/extlst" xmlns:r="http://schemas.openxmlformats.org/officeDocument/2006/relationships" xmlns:m="http://schemas.openxmlformats.org/officeDocument/2006/math" xmlns:v="urn:schemas-microsoft-com:vml" xmlns:wp14="http://schemas.microsoft.com/office/word/2010/wordprocessingDrawing" xmlns:wp="http://schemas.openxmlformats.org/drawingml/2006/wordprocessingDrawing" xmlns:w10="urn:schemas-microsoft-com:office:word" xmlns:w="http://schemas.openxmlformats.org/wordprocessingml/2006/main" xmlns:w14="http://schemas.microsoft.com/office/word/2010/wordml" xmlns:w15="http://schemas.microsoft.com/office/word/2012/wordml" xmlns:w16cex="http://schemas.microsoft.com/office/word/2018/wordml/cex" xmlns:w16cid="http://schemas.microsoft.com/office/word/2016/wordml/cid" xmlns:w16="http://schemas.microsoft.com/office/word/2018/wordml" xmlns:w16du="http://schemas.microsoft.com/office/word/2023/wordml/word16du" xmlns:w16sdtdh="http://schemas.microsoft.com/office/word/2020/wordml/sdtdatahash" xmlns:w16sdtfl="http://schemas.microsoft.com/office/word/2024/wordml/sdtformatlock" xmlns:w16se="http://schemas.microsoft.com/office/word/2015/wordml/symex" xmlns:wpg="http://schemas.microsoft.com/office/word/2010/wordprocessingGroup" xmlns:wpi="http://schemas.microsoft.com/office/word/2010/wordprocessingInk" xmlns:wne="http://schemas.microsoft.com/office/word/2006/wordml" xmlns:wps="http://schemas.microsoft.com/office/word/2010/wordprocessingShape" mc:Ignorable="w14 w15 w16se w16cid w16 w16cex w16sdtdh w16sdtfl w16du wp14">
   <w:p>
     <w:pPr>
       <w:pStyle w:val="Header"/>
@@ -19536,7 +20045,7 @@
 </file>
 
 <file path=word/header3.xml><?xml version="1.0" encoding="utf-8"?>
-<w:hdr xmlns:wpc="http://schemas.microsoft.com/office/word/2010/wordprocessingCanvas" xmlns:cx="http://schemas.microsoft.com/office/drawing/2014/chartex" xmlns:cx1="http://schemas.microsoft.com/office/drawing/2015/9/8/chartex" xmlns:cx2="http://schemas.microsoft.com/office/drawing/2015/10/21/chartex" xmlns:cx3="http://schemas.microsoft.com/office/drawing/2016/5/9/chartex" xmlns:cx4="http://schemas.microsoft.com/office/drawing/2016/5/10/chartex" xmlns:cx5="http://schemas.microsoft.com/office/drawing/2016/5/11/chartex" xmlns:cx6="http://schemas.microsoft.com/office/drawing/2016/5/12/chartex" xmlns:cx7="http://schemas.microsoft.com/office/drawing/2016/5/13/chartex" xmlns:cx8="http://schemas.microsoft.com/office/drawing/2016/5/14/chartex" xmlns:mc="http://schemas.openxmlformats.org/markup-compatibility/2006" xmlns:aink="http://schemas.microsoft.com/office/drawing/2016/ink" xmlns:am3d="http://schemas.microsoft.com/office/drawing/2017/model3d" xmlns:o="urn:schemas-microsoft-com:office:office" xmlns:oel="http://schemas.microsoft.com/office/2019/extlst" xmlns:r="http://schemas.openxmlformats.org/officeDocument/2006/relationships" xmlns:m="http://schemas.openxmlformats.org/officeDocument/2006/math" xmlns:v="urn:schemas-microsoft-com:vml" xmlns:wp14="http://schemas.microsoft.com/office/word/2010/wordprocessingDrawing" xmlns:wp="http://schemas.openxmlformats.org/drawingml/2006/wordprocessingDrawing" xmlns:w10="urn:schemas-microsoft-com:office:word" xmlns:w="http://schemas.openxmlformats.org/wordprocessingml/2006/main" xmlns:w14="http://schemas.microsoft.com/office/word/2010/wordml" xmlns:w15="http://schemas.microsoft.com/office/word/2012/wordml" xmlns:w16cex="http://schemas.microsoft.com/office/word/2018/wordml/cex" xmlns:w16cid="http://schemas.microsoft.com/office/word/2016/wordml/cid" xmlns:w16="http://schemas.microsoft.com/office/word/2018/wordml" xmlns:w16sdtdh="http://schemas.microsoft.com/office/word/2020/wordml/sdtdatahash" xmlns:w16se="http://schemas.microsoft.com/office/word/2015/wordml/symex" xmlns:wpg="http://schemas.microsoft.com/office/word/2010/wordprocessingGroup" xmlns:wpi="http://schemas.microsoft.com/office/word/2010/wordprocessingInk" xmlns:wne="http://schemas.microsoft.com/office/word/2006/wordml" xmlns:wps="http://schemas.microsoft.com/office/word/2010/wordprocessingShape" mc:Ignorable="w14 w15 w16se w16cid w16 w16cex w16sdtdh wp14">
+<w:hdr xmlns:wpc="http://schemas.microsoft.com/office/word/2010/wordprocessingCanvas" xmlns:cx="http://schemas.microsoft.com/office/drawing/2014/chartex" xmlns:cx1="http://schemas.microsoft.com/office/drawing/2015/9/8/chartex" xmlns:cx2="http://schemas.microsoft.com/office/drawing/2015/10/21/chartex" xmlns:cx3="http://schemas.microsoft.com/office/drawing/2016/5/9/chartex" xmlns:cx4="http://schemas.microsoft.com/office/drawing/2016/5/10/chartex" xmlns:cx5="http://schemas.microsoft.com/office/drawing/2016/5/11/chartex" xmlns:cx6="http://schemas.microsoft.com/office/drawing/2016/5/12/chartex" xmlns:cx7="http://schemas.microsoft.com/office/drawing/2016/5/13/chartex" xmlns:cx8="http://schemas.microsoft.com/office/drawing/2016/5/14/chartex" xmlns:mc="http://schemas.openxmlformats.org/markup-compatibility/2006" xmlns:aink="http://schemas.microsoft.com/office/drawing/2016/ink" xmlns:am3d="http://schemas.microsoft.com/office/drawing/2017/model3d" xmlns:o="urn:schemas-microsoft-com:office:office" xmlns:oel="http://schemas.microsoft.com/office/2019/extlst" xmlns:r="http://schemas.openxmlformats.org/officeDocument/2006/relationships" xmlns:m="http://schemas.openxmlformats.org/officeDocument/2006/math" xmlns:v="urn:schemas-microsoft-com:vml" xmlns:wp14="http://schemas.microsoft.com/office/word/2010/wordprocessingDrawing" xmlns:wp="http://schemas.openxmlformats.org/drawingml/2006/wordprocessingDrawing" xmlns:w10="urn:schemas-microsoft-com:office:word" xmlns:w="http://schemas.openxmlformats.org/wordprocessingml/2006/main" xmlns:w14="http://schemas.microsoft.com/office/word/2010/wordml" xmlns:w15="http://schemas.microsoft.com/office/word/2012/wordml" xmlns:w16cex="http://schemas.microsoft.com/office/word/2018/wordml/cex" xmlns:w16cid="http://schemas.microsoft.com/office/word/2016/wordml/cid" xmlns:w16="http://schemas.microsoft.com/office/word/2018/wordml" xmlns:w16du="http://schemas.microsoft.com/office/word/2023/wordml/word16du" xmlns:w16sdtdh="http://schemas.microsoft.com/office/word/2020/wordml/sdtdatahash" xmlns:w16sdtfl="http://schemas.microsoft.com/office/word/2024/wordml/sdtformatlock" xmlns:w16se="http://schemas.microsoft.com/office/word/2015/wordml/symex" xmlns:wpg="http://schemas.microsoft.com/office/word/2010/wordprocessingGroup" xmlns:wpi="http://schemas.microsoft.com/office/word/2010/wordprocessingInk" xmlns:wne="http://schemas.microsoft.com/office/word/2006/wordml" xmlns:wps="http://schemas.microsoft.com/office/word/2010/wordprocessingShape" mc:Ignorable="w14 w15 w16se w16cid w16 w16cex w16sdtdh w16sdtfl w16du wp14">
   <w:p>
     <w:pPr>
       <w:pStyle w:val="Header"/>
@@ -19680,7 +20189,7 @@
 </file>
 
 <file path=word/numbering.xml><?xml version="1.0" encoding="utf-8"?>
-<w:numbering xmlns:wpc="http://schemas.microsoft.com/office/word/2010/wordprocessingCanvas" xmlns:cx="http://schemas.microsoft.com/office/drawing/2014/chartex" xmlns:cx1="http://schemas.microsoft.com/office/drawing/2015/9/8/chartex" xmlns:cx2="http://schemas.microsoft.com/office/drawing/2015/10/21/chartex" xmlns:cx3="http://schemas.microsoft.com/office/drawing/2016/5/9/chartex" xmlns:cx4="http://schemas.microsoft.com/office/drawing/2016/5/10/chartex" xmlns:cx5="http://schemas.microsoft.com/office/drawing/2016/5/11/chartex" xmlns:cx6="http://schemas.microsoft.com/office/drawing/2016/5/12/chartex" xmlns:cx7="http://schemas.microsoft.com/office/drawing/2016/5/13/chartex" xmlns:cx8="http://schemas.microsoft.com/office/drawing/2016/5/14/chartex" xmlns:mc="http://schemas.openxmlformats.org/markup-compatibility/2006" xmlns:aink="http://schemas.microsoft.com/office/drawing/2016/ink" xmlns:am3d="http://schemas.microsoft.com/office/drawing/2017/model3d" xmlns:o="urn:schemas-microsoft-com:office:office" xmlns:oel="http://schemas.microsoft.com/office/2019/extlst" xmlns:r="http://schemas.openxmlformats.org/officeDocument/2006/relationships" xmlns:m="http://schemas.openxmlformats.org/officeDocument/2006/math" xmlns:v="urn:schemas-microsoft-com:vml" xmlns:wp14="http://schemas.microsoft.com/office/word/2010/wordprocessingDrawing" xmlns:wp="http://schemas.openxmlformats.org/drawingml/2006/wordprocessingDrawing" xmlns:w10="urn:schemas-microsoft-com:office:word" xmlns:w="http://schemas.openxmlformats.org/wordprocessingml/2006/main" xmlns:w14="http://schemas.microsoft.com/office/word/2010/wordml" xmlns:w15="http://schemas.microsoft.com/office/word/2012/wordml" xmlns:w16cex="http://schemas.microsoft.com/office/word/2018/wordml/cex" xmlns:w16cid="http://schemas.microsoft.com/office/word/2016/wordml/cid" xmlns:w16="http://schemas.microsoft.com/office/word/2018/wordml" xmlns:w16sdtdh="http://schemas.microsoft.com/office/word/2020/wordml/sdtdatahash" xmlns:w16se="http://schemas.microsoft.com/office/word/2015/wordml/symex" xmlns:wpg="http://schemas.microsoft.com/office/word/2010/wordprocessingGroup" xmlns:wpi="http://schemas.microsoft.com/office/word/2010/wordprocessingInk" xmlns:wne="http://schemas.microsoft.com/office/word/2006/wordml" xmlns:wps="http://schemas.microsoft.com/office/word/2010/wordprocessingShape" mc:Ignorable="w14 w15 w16se w16cid w16 w16cex w16sdtdh wp14">
+<w:numbering xmlns:wpc="http://schemas.microsoft.com/office/word/2010/wordprocessingCanvas" xmlns:cx="http://schemas.microsoft.com/office/drawing/2014/chartex" xmlns:cx1="http://schemas.microsoft.com/office/drawing/2015/9/8/chartex" xmlns:cx2="http://schemas.microsoft.com/office/drawing/2015/10/21/chartex" xmlns:cx3="http://schemas.microsoft.com/office/drawing/2016/5/9/chartex" xmlns:cx4="http://schemas.microsoft.com/office/drawing/2016/5/10/chartex" xmlns:cx5="http://schemas.microsoft.com/office/drawing/2016/5/11/chartex" xmlns:cx6="http://schemas.microsoft.com/office/drawing/2016/5/12/chartex" xmlns:cx7="http://schemas.microsoft.com/office/drawing/2016/5/13/chartex" xmlns:cx8="http://schemas.microsoft.com/office/drawing/2016/5/14/chartex" xmlns:mc="http://schemas.openxmlformats.org/markup-compatibility/2006" xmlns:aink="http://schemas.microsoft.com/office/drawing/2016/ink" xmlns:am3d="http://schemas.microsoft.com/office/drawing/2017/model3d" xmlns:o="urn:schemas-microsoft-com:office:office" xmlns:oel="http://schemas.microsoft.com/office/2019/extlst" xmlns:r="http://schemas.openxmlformats.org/officeDocument/2006/relationships" xmlns:m="http://schemas.openxmlformats.org/officeDocument/2006/math" xmlns:v="urn:schemas-microsoft-com:vml" xmlns:wp14="http://schemas.microsoft.com/office/word/2010/wordprocessingDrawing" xmlns:wp="http://schemas.openxmlformats.org/drawingml/2006/wordprocessingDrawing" xmlns:w10="urn:schemas-microsoft-com:office:word" xmlns:w="http://schemas.openxmlformats.org/wordprocessingml/2006/main" xmlns:w14="http://schemas.microsoft.com/office/word/2010/wordml" xmlns:w15="http://schemas.microsoft.com/office/word/2012/wordml" xmlns:w16cex="http://schemas.microsoft.com/office/word/2018/wordml/cex" xmlns:w16cid="http://schemas.microsoft.com/office/word/2016/wordml/cid" xmlns:w16="http://schemas.microsoft.com/office/word/2018/wordml" xmlns:w16du="http://schemas.microsoft.com/office/word/2023/wordml/word16du" xmlns:w16sdtdh="http://schemas.microsoft.com/office/word/2020/wordml/sdtdatahash" xmlns:w16sdtfl="http://schemas.microsoft.com/office/word/2024/wordml/sdtformatlock" xmlns:w16se="http://schemas.microsoft.com/office/word/2015/wordml/symex" xmlns:wpg="http://schemas.microsoft.com/office/word/2010/wordprocessingGroup" xmlns:wpi="http://schemas.microsoft.com/office/word/2010/wordprocessingInk" xmlns:wne="http://schemas.microsoft.com/office/word/2006/wordml" xmlns:wps="http://schemas.microsoft.com/office/word/2010/wordprocessingShape" mc:Ignorable="w14 w15 w16se w16cid w16 w16cex w16sdtdh w16sdtfl w16du wp14">
   <w:abstractNum w:abstractNumId="0" w15:restartNumberingAfterBreak="0">
     <w:nsid w:val="01B813B5"/>
     <w:multiLevelType w:val="hybridMultilevel"/>
@@ -21714,6 +22223,92 @@
     </w:lvl>
   </w:abstractNum>
   <w:abstractNum w:abstractNumId="21" w15:restartNumberingAfterBreak="0">
+    <w:nsid w:val="4A01539F"/>
+    <w:multiLevelType w:val="hybridMultilevel"/>
+    <w:tmpl w:val="4ADE76A6"/>
+    <w:lvl w:ilvl="0" w:tplc="04090019">
+      <w:start w:val="1"/>
+      <w:numFmt w:val="lowerLetter"/>
+      <w:lvlText w:val="%1."/>
+      <w:lvlJc w:val="left"/>
+      <w:pPr>
+        <w:ind w:left="1152" w:hanging="360"/>
+      </w:pPr>
+    </w:lvl>
+    <w:lvl w:ilvl="1" w:tplc="04090019" w:tentative="1">
+      <w:start w:val="1"/>
+      <w:numFmt w:val="lowerLetter"/>
+      <w:lvlText w:val="%2."/>
+      <w:lvlJc w:val="left"/>
+      <w:pPr>
+        <w:ind w:left="1872" w:hanging="360"/>
+      </w:pPr>
+    </w:lvl>
+    <w:lvl w:ilvl="2" w:tplc="0409001B" w:tentative="1">
+      <w:start w:val="1"/>
+      <w:numFmt w:val="lowerRoman"/>
+      <w:lvlText w:val="%3."/>
+      <w:lvlJc w:val="right"/>
+      <w:pPr>
+        <w:ind w:left="2592" w:hanging="180"/>
+      </w:pPr>
+    </w:lvl>
+    <w:lvl w:ilvl="3" w:tplc="0409000F" w:tentative="1">
+      <w:start w:val="1"/>
+      <w:numFmt w:val="decimal"/>
+      <w:lvlText w:val="%4."/>
+      <w:lvlJc w:val="left"/>
+      <w:pPr>
+        <w:ind w:left="3312" w:hanging="360"/>
+      </w:pPr>
+    </w:lvl>
+    <w:lvl w:ilvl="4" w:tplc="04090019" w:tentative="1">
+      <w:start w:val="1"/>
+      <w:numFmt w:val="lowerLetter"/>
+      <w:lvlText w:val="%5."/>
+      <w:lvlJc w:val="left"/>
+      <w:pPr>
+        <w:ind w:left="4032" w:hanging="360"/>
+      </w:pPr>
+    </w:lvl>
+    <w:lvl w:ilvl="5" w:tplc="0409001B" w:tentative="1">
+      <w:start w:val="1"/>
+      <w:numFmt w:val="lowerRoman"/>
+      <w:lvlText w:val="%6."/>
+      <w:lvlJc w:val="right"/>
+      <w:pPr>
+        <w:ind w:left="4752" w:hanging="180"/>
+      </w:pPr>
+    </w:lvl>
+    <w:lvl w:ilvl="6" w:tplc="0409000F" w:tentative="1">
+      <w:start w:val="1"/>
+      <w:numFmt w:val="decimal"/>
+      <w:lvlText w:val="%7."/>
+      <w:lvlJc w:val="left"/>
+      <w:pPr>
+        <w:ind w:left="5472" w:hanging="360"/>
+      </w:pPr>
+    </w:lvl>
+    <w:lvl w:ilvl="7" w:tplc="04090019" w:tentative="1">
+      <w:start w:val="1"/>
+      <w:numFmt w:val="lowerLetter"/>
+      <w:lvlText w:val="%8."/>
+      <w:lvlJc w:val="left"/>
+      <w:pPr>
+        <w:ind w:left="6192" w:hanging="360"/>
+      </w:pPr>
+    </w:lvl>
+    <w:lvl w:ilvl="8" w:tplc="0409001B" w:tentative="1">
+      <w:start w:val="1"/>
+      <w:numFmt w:val="lowerRoman"/>
+      <w:lvlText w:val="%9."/>
+      <w:lvlJc w:val="right"/>
+      <w:pPr>
+        <w:ind w:left="6912" w:hanging="180"/>
+      </w:pPr>
+    </w:lvl>
+  </w:abstractNum>
+  <w:abstractNum w:abstractNumId="22" w15:restartNumberingAfterBreak="0">
     <w:nsid w:val="4A8234DA"/>
     <w:multiLevelType w:val="hybridMultilevel"/>
     <w:tmpl w:val="8544EF1E"/>
@@ -21799,7 +22394,7 @@
       </w:pPr>
     </w:lvl>
   </w:abstractNum>
-  <w:abstractNum w:abstractNumId="22" w15:restartNumberingAfterBreak="0">
+  <w:abstractNum w:abstractNumId="23" w15:restartNumberingAfterBreak="0">
     <w:nsid w:val="56762A87"/>
     <w:multiLevelType w:val="hybridMultilevel"/>
     <w:tmpl w:val="6F241252"/>
@@ -21888,7 +22483,7 @@
       </w:pPr>
     </w:lvl>
   </w:abstractNum>
-  <w:abstractNum w:abstractNumId="23" w15:restartNumberingAfterBreak="0">
+  <w:abstractNum w:abstractNumId="24" w15:restartNumberingAfterBreak="0">
     <w:nsid w:val="5C270AF5"/>
     <w:multiLevelType w:val="hybridMultilevel"/>
     <w:tmpl w:val="544A2A0A"/>
@@ -21980,7 +22575,7 @@
       </w:pPr>
     </w:lvl>
   </w:abstractNum>
-  <w:abstractNum w:abstractNumId="24" w15:restartNumberingAfterBreak="0">
+  <w:abstractNum w:abstractNumId="25" w15:restartNumberingAfterBreak="0">
     <w:nsid w:val="5D8A3835"/>
     <w:multiLevelType w:val="multilevel"/>
     <w:tmpl w:val="0409001F"/>
@@ -22066,7 +22661,7 @@
       </w:pPr>
     </w:lvl>
   </w:abstractNum>
-  <w:abstractNum w:abstractNumId="25" w15:restartNumberingAfterBreak="0">
+  <w:abstractNum w:abstractNumId="26" w15:restartNumberingAfterBreak="0">
     <w:nsid w:val="5E831AD5"/>
     <w:multiLevelType w:val="hybridMultilevel"/>
     <w:tmpl w:val="318C21A2"/>
@@ -22152,7 +22747,7 @@
       </w:pPr>
     </w:lvl>
   </w:abstractNum>
-  <w:abstractNum w:abstractNumId="26" w15:restartNumberingAfterBreak="0">
+  <w:abstractNum w:abstractNumId="27" w15:restartNumberingAfterBreak="0">
     <w:nsid w:val="5FFE5091"/>
     <w:multiLevelType w:val="multilevel"/>
     <w:tmpl w:val="CAB2C4A6"/>
@@ -22266,7 +22861,7 @@
       </w:rPr>
     </w:lvl>
   </w:abstractNum>
-  <w:abstractNum w:abstractNumId="27" w15:restartNumberingAfterBreak="0">
+  <w:abstractNum w:abstractNumId="28" w15:restartNumberingAfterBreak="0">
     <w:nsid w:val="61EE3616"/>
     <w:multiLevelType w:val="hybridMultilevel"/>
     <w:tmpl w:val="157C99EC"/>
@@ -22355,7 +22950,7 @@
       </w:pPr>
     </w:lvl>
   </w:abstractNum>
-  <w:abstractNum w:abstractNumId="28" w15:restartNumberingAfterBreak="0">
+  <w:abstractNum w:abstractNumId="29" w15:restartNumberingAfterBreak="0">
     <w:nsid w:val="62C57D10"/>
     <w:multiLevelType w:val="hybridMultilevel"/>
     <w:tmpl w:val="D77C3432"/>
@@ -22468,7 +23063,7 @@
       </w:rPr>
     </w:lvl>
   </w:abstractNum>
-  <w:abstractNum w:abstractNumId="29" w15:restartNumberingAfterBreak="0">
+  <w:abstractNum w:abstractNumId="30" w15:restartNumberingAfterBreak="0">
     <w:nsid w:val="70F70740"/>
     <w:multiLevelType w:val="hybridMultilevel"/>
     <w:tmpl w:val="23083858"/>
@@ -22557,7 +23152,7 @@
       </w:pPr>
     </w:lvl>
   </w:abstractNum>
-  <w:abstractNum w:abstractNumId="30" w15:restartNumberingAfterBreak="0">
+  <w:abstractNum w:abstractNumId="31" w15:restartNumberingAfterBreak="0">
     <w:nsid w:val="732526CF"/>
     <w:multiLevelType w:val="hybridMultilevel"/>
     <w:tmpl w:val="21AE7866"/>
@@ -22670,7 +23265,7 @@
       </w:rPr>
     </w:lvl>
   </w:abstractNum>
-  <w:abstractNum w:abstractNumId="31" w15:restartNumberingAfterBreak="0">
+  <w:abstractNum w:abstractNumId="32" w15:restartNumberingAfterBreak="0">
     <w:nsid w:val="74622F33"/>
     <w:multiLevelType w:val="hybridMultilevel"/>
     <w:tmpl w:val="F4E20FDE"/>
@@ -22759,7 +23354,7 @@
       </w:pPr>
     </w:lvl>
   </w:abstractNum>
-  <w:abstractNum w:abstractNumId="32" w15:restartNumberingAfterBreak="0">
+  <w:abstractNum w:abstractNumId="33" w15:restartNumberingAfterBreak="0">
     <w:nsid w:val="77153816"/>
     <w:multiLevelType w:val="multilevel"/>
     <w:tmpl w:val="0409001F"/>
@@ -22873,7 +23468,7 @@
       </w:rPr>
     </w:lvl>
   </w:abstractNum>
-  <w:abstractNum w:abstractNumId="33" w15:restartNumberingAfterBreak="0">
+  <w:abstractNum w:abstractNumId="34" w15:restartNumberingAfterBreak="0">
     <w:nsid w:val="78A51625"/>
     <w:multiLevelType w:val="hybridMultilevel"/>
     <w:tmpl w:val="A2503F66"/>
@@ -22966,37 +23561,37 @@
     <w:abstractNumId w:val="19"/>
   </w:num>
   <w:num w:numId="2" w16cid:durableId="2011986536">
-    <w:abstractNumId w:val="22"/>
+    <w:abstractNumId w:val="23"/>
   </w:num>
   <w:num w:numId="3" w16cid:durableId="462622805">
     <w:abstractNumId w:val="1"/>
   </w:num>
   <w:num w:numId="4" w16cid:durableId="412240836">
-    <w:abstractNumId w:val="33"/>
+    <w:abstractNumId w:val="34"/>
   </w:num>
   <w:num w:numId="5" w16cid:durableId="65031875">
     <w:abstractNumId w:val="14"/>
   </w:num>
   <w:num w:numId="6" w16cid:durableId="1421104859">
-    <w:abstractNumId w:val="26"/>
+    <w:abstractNumId w:val="27"/>
   </w:num>
   <w:num w:numId="7" w16cid:durableId="207646942">
-    <w:abstractNumId w:val="29"/>
+    <w:abstractNumId w:val="30"/>
   </w:num>
   <w:num w:numId="8" w16cid:durableId="126440319">
     <w:abstractNumId w:val="0"/>
   </w:num>
   <w:num w:numId="9" w16cid:durableId="1304234471">
-    <w:abstractNumId w:val="27"/>
+    <w:abstractNumId w:val="28"/>
   </w:num>
   <w:num w:numId="10" w16cid:durableId="555630545">
-    <w:abstractNumId w:val="31"/>
+    <w:abstractNumId w:val="32"/>
   </w:num>
   <w:num w:numId="11" w16cid:durableId="2041471790">
     <w:abstractNumId w:val="13"/>
   </w:num>
   <w:num w:numId="12" w16cid:durableId="1976982183">
-    <w:abstractNumId w:val="30"/>
+    <w:abstractNumId w:val="31"/>
   </w:num>
   <w:num w:numId="13" w16cid:durableId="809126983">
     <w:abstractNumId w:val="18"/>
@@ -23017,13 +23612,13 @@
     <w:abstractNumId w:val="7"/>
   </w:num>
   <w:num w:numId="19" w16cid:durableId="388266748">
-    <w:abstractNumId w:val="32"/>
+    <w:abstractNumId w:val="33"/>
   </w:num>
   <w:num w:numId="20" w16cid:durableId="92481425">
     <w:abstractNumId w:val="5"/>
   </w:num>
   <w:num w:numId="21" w16cid:durableId="1572958714">
-    <w:abstractNumId w:val="23"/>
+    <w:abstractNumId w:val="24"/>
   </w:num>
   <w:num w:numId="22" w16cid:durableId="2068411012">
     <w:abstractNumId w:val="4"/>
@@ -23032,7 +23627,7 @@
     <w:abstractNumId w:val="20"/>
   </w:num>
   <w:num w:numId="24" w16cid:durableId="29576469">
-    <w:abstractNumId w:val="24"/>
+    <w:abstractNumId w:val="25"/>
   </w:num>
   <w:num w:numId="25" w16cid:durableId="1897810589">
     <w:abstractNumId w:val="9"/>
@@ -23047,28 +23642,31 @@
     <w:abstractNumId w:val="10"/>
   </w:num>
   <w:num w:numId="29" w16cid:durableId="1019281950">
-    <w:abstractNumId w:val="28"/>
+    <w:abstractNumId w:val="29"/>
   </w:num>
   <w:num w:numId="30" w16cid:durableId="1747218530">
     <w:abstractNumId w:val="12"/>
   </w:num>
   <w:num w:numId="31" w16cid:durableId="1859343501">
-    <w:abstractNumId w:val="25"/>
+    <w:abstractNumId w:val="26"/>
   </w:num>
   <w:num w:numId="32" w16cid:durableId="735783005">
     <w:abstractNumId w:val="15"/>
   </w:num>
   <w:num w:numId="33" w16cid:durableId="1927807674">
-    <w:abstractNumId w:val="21"/>
+    <w:abstractNumId w:val="22"/>
   </w:num>
   <w:num w:numId="34" w16cid:durableId="2100178687">
     <w:abstractNumId w:val="8"/>
+  </w:num>
+  <w:num w:numId="35" w16cid:durableId="619648226">
+    <w:abstractNumId w:val="21"/>
   </w:num>
 </w:numbering>
 </file>
 
 <file path=word/people.xml><?xml version="1.0" encoding="utf-8"?>
-<w15:people xmlns:wpc="http://schemas.microsoft.com/office/word/2010/wordprocessingCanvas" xmlns:cx="http://schemas.microsoft.com/office/drawing/2014/chartex" xmlns:cx1="http://schemas.microsoft.com/office/drawing/2015/9/8/chartex" xmlns:cx2="http://schemas.microsoft.com/office/drawing/2015/10/21/chartex" xmlns:cx3="http://schemas.microsoft.com/office/drawing/2016/5/9/chartex" xmlns:cx4="http://schemas.microsoft.com/office/drawing/2016/5/10/chartex" xmlns:cx5="http://schemas.microsoft.com/office/drawing/2016/5/11/chartex" xmlns:cx6="http://schemas.microsoft.com/office/drawing/2016/5/12/chartex" xmlns:cx7="http://schemas.microsoft.com/office/drawing/2016/5/13/chartex" xmlns:cx8="http://schemas.microsoft.com/office/drawing/2016/5/14/chartex" xmlns:mc="http://schemas.openxmlformats.org/markup-compatibility/2006" xmlns:aink="http://schemas.microsoft.com/office/drawing/2016/ink" xmlns:am3d="http://schemas.microsoft.com/office/drawing/2017/model3d" xmlns:o="urn:schemas-microsoft-com:office:office" xmlns:oel="http://schemas.microsoft.com/office/2019/extlst" xmlns:r="http://schemas.openxmlformats.org/officeDocument/2006/relationships" xmlns:m="http://schemas.openxmlformats.org/officeDocument/2006/math" xmlns:v="urn:schemas-microsoft-com:vml" xmlns:wp14="http://schemas.microsoft.com/office/word/2010/wordprocessingDrawing" xmlns:wp="http://schemas.openxmlformats.org/drawingml/2006/wordprocessingDrawing" xmlns:w10="urn:schemas-microsoft-com:office:word" xmlns:w="http://schemas.openxmlformats.org/wordprocessingml/2006/main" xmlns:w14="http://schemas.microsoft.com/office/word/2010/wordml" xmlns:w15="http://schemas.microsoft.com/office/word/2012/wordml" xmlns:w16cex="http://schemas.microsoft.com/office/word/2018/wordml/cex" xmlns:w16cid="http://schemas.microsoft.com/office/word/2016/wordml/cid" xmlns:w16="http://schemas.microsoft.com/office/word/2018/wordml" xmlns:w16sdtdh="http://schemas.microsoft.com/office/word/2020/wordml/sdtdatahash" xmlns:w16se="http://schemas.microsoft.com/office/word/2015/wordml/symex" xmlns:wpg="http://schemas.microsoft.com/office/word/2010/wordprocessingGroup" xmlns:wpi="http://schemas.microsoft.com/office/word/2010/wordprocessingInk" xmlns:wne="http://schemas.microsoft.com/office/word/2006/wordml" xmlns:wps="http://schemas.microsoft.com/office/word/2010/wordprocessingShape" mc:Ignorable="w14 w15 w16se w16cid w16 w16cex w16sdtdh wp14">
+<w15:people xmlns:wpc="http://schemas.microsoft.com/office/word/2010/wordprocessingCanvas" xmlns:cx="http://schemas.microsoft.com/office/drawing/2014/chartex" xmlns:cx1="http://schemas.microsoft.com/office/drawing/2015/9/8/chartex" xmlns:cx2="http://schemas.microsoft.com/office/drawing/2015/10/21/chartex" xmlns:cx3="http://schemas.microsoft.com/office/drawing/2016/5/9/chartex" xmlns:cx4="http://schemas.microsoft.com/office/drawing/2016/5/10/chartex" xmlns:cx5="http://schemas.microsoft.com/office/drawing/2016/5/11/chartex" xmlns:cx6="http://schemas.microsoft.com/office/drawing/2016/5/12/chartex" xmlns:cx7="http://schemas.microsoft.com/office/drawing/2016/5/13/chartex" xmlns:cx8="http://schemas.microsoft.com/office/drawing/2016/5/14/chartex" xmlns:mc="http://schemas.openxmlformats.org/markup-compatibility/2006" xmlns:aink="http://schemas.microsoft.com/office/drawing/2016/ink" xmlns:am3d="http://schemas.microsoft.com/office/drawing/2017/model3d" xmlns:o="urn:schemas-microsoft-com:office:office" xmlns:oel="http://schemas.microsoft.com/office/2019/extlst" xmlns:r="http://schemas.openxmlformats.org/officeDocument/2006/relationships" xmlns:m="http://schemas.openxmlformats.org/officeDocument/2006/math" xmlns:v="urn:schemas-microsoft-com:vml" xmlns:wp14="http://schemas.microsoft.com/office/word/2010/wordprocessingDrawing" xmlns:wp="http://schemas.openxmlformats.org/drawingml/2006/wordprocessingDrawing" xmlns:w10="urn:schemas-microsoft-com:office:word" xmlns:w="http://schemas.openxmlformats.org/wordprocessingml/2006/main" xmlns:w14="http://schemas.microsoft.com/office/word/2010/wordml" xmlns:w15="http://schemas.microsoft.com/office/word/2012/wordml" xmlns:w16cex="http://schemas.microsoft.com/office/word/2018/wordml/cex" xmlns:w16cid="http://schemas.microsoft.com/office/word/2016/wordml/cid" xmlns:w16="http://schemas.microsoft.com/office/word/2018/wordml" xmlns:w16du="http://schemas.microsoft.com/office/word/2023/wordml/word16du" xmlns:w16sdtdh="http://schemas.microsoft.com/office/word/2020/wordml/sdtdatahash" xmlns:w16sdtfl="http://schemas.microsoft.com/office/word/2024/wordml/sdtformatlock" xmlns:w16se="http://schemas.microsoft.com/office/word/2015/wordml/symex" xmlns:wpg="http://schemas.microsoft.com/office/word/2010/wordprocessingGroup" xmlns:wpi="http://schemas.microsoft.com/office/word/2010/wordprocessingInk" xmlns:wne="http://schemas.microsoft.com/office/word/2006/wordml" xmlns:wps="http://schemas.microsoft.com/office/word/2010/wordprocessingShape" mc:Ignorable="w14 w15 w16se w16cid w16 w16cex w16sdtdh w16sdtfl w16du wp14">
   <w15:person w15:author="RAUL MARTINS FURTADO FERNANDES">
     <w15:presenceInfo w15:providerId="AD" w15:userId="S::06214836725@cefet-rj.br::92e73b0a-61b4-4efc-b3e7-44b81f05f735"/>
   </w15:person>
@@ -23082,7 +23680,7 @@
 </file>
 
 <file path=word/styles.xml><?xml version="1.0" encoding="utf-8"?>
-<w:styles xmlns:mc="http://schemas.openxmlformats.org/markup-compatibility/2006" xmlns:r="http://schemas.openxmlformats.org/officeDocument/2006/relationships" xmlns:w="http://schemas.openxmlformats.org/wordprocessingml/2006/main" xmlns:w14="http://schemas.microsoft.com/office/word/2010/wordml" xmlns:w15="http://schemas.microsoft.com/office/word/2012/wordml" xmlns:w16cex="http://schemas.microsoft.com/office/word/2018/wordml/cex" xmlns:w16cid="http://schemas.microsoft.com/office/word/2016/wordml/cid" xmlns:w16="http://schemas.microsoft.com/office/word/2018/wordml" xmlns:w16sdtdh="http://schemas.microsoft.com/office/word/2020/wordml/sdtdatahash" xmlns:w16se="http://schemas.microsoft.com/office/word/2015/wordml/symex" mc:Ignorable="w14 w15 w16se w16cid w16 w16cex w16sdtdh">
+<w:styles xmlns:mc="http://schemas.openxmlformats.org/markup-compatibility/2006" xmlns:r="http://schemas.openxmlformats.org/officeDocument/2006/relationships" xmlns:w="http://schemas.openxmlformats.org/wordprocessingml/2006/main" xmlns:w14="http://schemas.microsoft.com/office/word/2010/wordml" xmlns:w15="http://schemas.microsoft.com/office/word/2012/wordml" xmlns:w16cex="http://schemas.microsoft.com/office/word/2018/wordml/cex" xmlns:w16cid="http://schemas.microsoft.com/office/word/2016/wordml/cid" xmlns:w16="http://schemas.microsoft.com/office/word/2018/wordml" xmlns:w16du="http://schemas.microsoft.com/office/word/2023/wordml/word16du" xmlns:w16sdtdh="http://schemas.microsoft.com/office/word/2020/wordml/sdtdatahash" xmlns:w16sdtfl="http://schemas.microsoft.com/office/word/2024/wordml/sdtformatlock" xmlns:w16se="http://schemas.microsoft.com/office/word/2015/wordml/symex" mc:Ignorable="w14 w15 w16se w16cid w16 w16cex w16sdtdh w16sdtfl w16du">
   <w:docDefaults>
     <w:rPrDefault>
       <w:rPr>
@@ -24880,12 +25478,6 @@
 </file>
 
 <file path=customXml/item1.xml><?xml version="1.0" encoding="utf-8"?>
-<p:properties xmlns:p="http://schemas.microsoft.com/office/2006/metadata/properties" xmlns:xsi="http://www.w3.org/2001/XMLSchema-instance" xmlns:pc="http://schemas.microsoft.com/office/infopath/2007/PartnerControls">
-  <documentManagement/>
-</p:properties>
-</file>
-
-<file path=customXml/item2.xml><?xml version="1.0" encoding="utf-8"?>
 <?mso-contentType ?>
 <FormTemplates xmlns="http://schemas.microsoft.com/sharepoint/v3/contenttype/forms">
   <Display>DocumentLibraryForm</Display>
@@ -24894,7 +25486,157 @@
 </FormTemplates>
 </file>
 
+<file path=customXml/item2.xml><?xml version="1.0" encoding="utf-8"?>
+<p:properties xmlns:p="http://schemas.microsoft.com/office/2006/metadata/properties" xmlns:xsi="http://www.w3.org/2001/XMLSchema-instance" xmlns:pc="http://schemas.microsoft.com/office/infopath/2007/PartnerControls">
+  <documentManagement/>
+</p:properties>
+</file>
+
 <file path=customXml/item3.xml><?xml version="1.0" encoding="utf-8"?>
+<ct:contentTypeSchema xmlns:ct="http://schemas.microsoft.com/office/2006/metadata/contentType" xmlns:ma="http://schemas.microsoft.com/office/2006/metadata/properties/metaAttributes" ct:_="" ma:_="" ma:contentTypeName="Documento" ma:contentTypeID="0x0101008C17FAEAF4656242BD13630056EC5247" ma:contentTypeVersion="4" ma:contentTypeDescription="Crie um novo documento." ma:contentTypeScope="" ma:versionID="b39eb55568434e02426cd054b9569065">
+  <xsd:schema xmlns:xsd="http://www.w3.org/2001/XMLSchema" xmlns:xs="http://www.w3.org/2001/XMLSchema" xmlns:p="http://schemas.microsoft.com/office/2006/metadata/properties" xmlns:ns2="7d5ec78f-8869-4aed-af0c-866c2d9c56b8" targetNamespace="http://schemas.microsoft.com/office/2006/metadata/properties" ma:root="true" ma:fieldsID="e5b6988ca1830fe38cc4c38434d356bb" ns2:_="">
+    <xsd:import namespace="7d5ec78f-8869-4aed-af0c-866c2d9c56b8"/>
+    <xsd:element name="properties">
+      <xsd:complexType>
+        <xsd:sequence>
+          <xsd:element name="documentManagement">
+            <xsd:complexType>
+              <xsd:all>
+                <xsd:element ref="ns2:MediaServiceMetadata" minOccurs="0"/>
+                <xsd:element ref="ns2:MediaServiceFastMetadata" minOccurs="0"/>
+                <xsd:element ref="ns2:MediaServiceSearchProperties" minOccurs="0"/>
+                <xsd:element ref="ns2:MediaServiceObjectDetectorVersions" minOccurs="0"/>
+              </xsd:all>
+            </xsd:complexType>
+          </xsd:element>
+        </xsd:sequence>
+      </xsd:complexType>
+    </xsd:element>
+  </xsd:schema>
+  <xsd:schema xmlns:xsd="http://www.w3.org/2001/XMLSchema" xmlns:xs="http://www.w3.org/2001/XMLSchema" xmlns:dms="http://schemas.microsoft.com/office/2006/documentManagement/types" xmlns:pc="http://schemas.microsoft.com/office/infopath/2007/PartnerControls" targetNamespace="7d5ec78f-8869-4aed-af0c-866c2d9c56b8" elementFormDefault="qualified">
+    <xsd:import namespace="http://schemas.microsoft.com/office/2006/documentManagement/types"/>
+    <xsd:import namespace="http://schemas.microsoft.com/office/infopath/2007/PartnerControls"/>
+    <xsd:element name="MediaServiceMetadata" ma:index="8" nillable="true" ma:displayName="MediaServiceMetadata" ma:hidden="true" ma:internalName="MediaServiceMetadata" ma:readOnly="true">
+      <xsd:simpleType>
+        <xsd:restriction base="dms:Note"/>
+      </xsd:simpleType>
+    </xsd:element>
+    <xsd:element name="MediaServiceFastMetadata" ma:index="9" nillable="true" ma:displayName="MediaServiceFastMetadata" ma:hidden="true" ma:internalName="MediaServiceFastMetadata" ma:readOnly="true">
+      <xsd:simpleType>
+        <xsd:restriction base="dms:Note"/>
+      </xsd:simpleType>
+    </xsd:element>
+    <xsd:element name="MediaServiceSearchProperties" ma:index="10" nillable="true" ma:displayName="MediaServiceSearchProperties" ma:hidden="true" ma:internalName="MediaServiceSearchProperties" ma:readOnly="true">
+      <xsd:simpleType>
+        <xsd:restriction base="dms:Note"/>
+      </xsd:simpleType>
+    </xsd:element>
+    <xsd:element name="MediaServiceObjectDetectorVersions" ma:index="11" nillable="true" ma:displayName="MediaServiceObjectDetectorVersions" ma:hidden="true" ma:indexed="true" ma:internalName="MediaServiceObjectDetectorVersions" ma:readOnly="true">
+      <xsd:simpleType>
+        <xsd:restriction base="dms:Text"/>
+      </xsd:simpleType>
+    </xsd:element>
+  </xsd:schema>
+  <xsd:schema xmlns="http://schemas.openxmlformats.org/package/2006/metadata/core-properties" xmlns:xsd="http://www.w3.org/2001/XMLSchema" xmlns:xsi="http://www.w3.org/2001/XMLSchema-instance" xmlns:dc="http://purl.org/dc/elements/1.1/" xmlns:dcterms="http://purl.org/dc/terms/" xmlns:odoc="http://schemas.microsoft.com/internal/obd" targetNamespace="http://schemas.openxmlformats.org/package/2006/metadata/core-properties" elementFormDefault="qualified" attributeFormDefault="unqualified" blockDefault="#all">
+    <xsd:import namespace="http://purl.org/dc/elements/1.1/" schemaLocation="http://dublincore.org/schemas/xmls/qdc/2003/04/02/dc.xsd"/>
+    <xsd:import namespace="http://purl.org/dc/terms/" schemaLocation="http://dublincore.org/schemas/xmls/qdc/2003/04/02/dcterms.xsd"/>
+    <xsd:element name="coreProperties" type="CT_coreProperties"/>
+    <xsd:complexType name="CT_coreProperties">
+      <xsd:all>
+        <xsd:element ref="dc:creator" minOccurs="0" maxOccurs="1"/>
+        <xsd:element ref="dcterms:created" minOccurs="0" maxOccurs="1"/>
+        <xsd:element ref="dc:identifier" minOccurs="0" maxOccurs="1"/>
+        <xsd:element name="contentType" minOccurs="0" maxOccurs="1" type="xsd:string" ma:index="0" ma:displayName="Tipo de Conteúdo"/>
+        <xsd:element ref="dc:title" minOccurs="0" maxOccurs="1" ma:index="4" ma:displayName="Título"/>
+        <xsd:element ref="dc:subject" minOccurs="0" maxOccurs="1"/>
+        <xsd:element ref="dc:description" minOccurs="0" maxOccurs="1"/>
+        <xsd:element name="keywords" minOccurs="0" maxOccurs="1" type="xsd:string"/>
+        <xsd:element ref="dc:language" minOccurs="0" maxOccurs="1"/>
+        <xsd:element name="category" minOccurs="0" maxOccurs="1" type="xsd:string"/>
+        <xsd:element name="version" minOccurs="0" maxOccurs="1" type="xsd:string"/>
+        <xsd:element name="revision" minOccurs="0" maxOccurs="1" type="xsd:string">
+          <xsd:annotation>
+            <xsd:documentation>
+                        This value indicates the number of saves or revisions. The application is responsible for updating this value after each revision.
+                    </xsd:documentation>
+          </xsd:annotation>
+        </xsd:element>
+        <xsd:element name="lastModifiedBy" minOccurs="0" maxOccurs="1" type="xsd:string"/>
+        <xsd:element ref="dcterms:modified" minOccurs="0" maxOccurs="1"/>
+        <xsd:element name="contentStatus" minOccurs="0" maxOccurs="1" type="xsd:string"/>
+      </xsd:all>
+    </xsd:complexType>
+  </xsd:schema>
+  <xs:schema xmlns:pc="http://schemas.microsoft.com/office/infopath/2007/PartnerControls" xmlns:xs="http://www.w3.org/2001/XMLSchema" targetNamespace="http://schemas.microsoft.com/office/infopath/2007/PartnerControls" elementFormDefault="qualified" attributeFormDefault="unqualified">
+    <xs:element name="Person">
+      <xs:complexType>
+        <xs:sequence>
+          <xs:element ref="pc:DisplayName" minOccurs="0"/>
+          <xs:element ref="pc:AccountId" minOccurs="0"/>
+          <xs:element ref="pc:AccountType" minOccurs="0"/>
+        </xs:sequence>
+      </xs:complexType>
+    </xs:element>
+    <xs:element name="DisplayName" type="xs:string"/>
+    <xs:element name="AccountId" type="xs:string"/>
+    <xs:element name="AccountType" type="xs:string"/>
+    <xs:element name="BDCAssociatedEntity">
+      <xs:complexType>
+        <xs:sequence>
+          <xs:element ref="pc:BDCEntity" minOccurs="0" maxOccurs="unbounded"/>
+        </xs:sequence>
+        <xs:attribute ref="pc:EntityNamespace"/>
+        <xs:attribute ref="pc:EntityName"/>
+        <xs:attribute ref="pc:SystemInstanceName"/>
+        <xs:attribute ref="pc:AssociationName"/>
+      </xs:complexType>
+    </xs:element>
+    <xs:attribute name="EntityNamespace" type="xs:string"/>
+    <xs:attribute name="EntityName" type="xs:string"/>
+    <xs:attribute name="SystemInstanceName" type="xs:string"/>
+    <xs:attribute name="AssociationName" type="xs:string"/>
+    <xs:element name="BDCEntity">
+      <xs:complexType>
+        <xs:sequence>
+          <xs:element ref="pc:EntityDisplayName" minOccurs="0"/>
+          <xs:element ref="pc:EntityInstanceReference" minOccurs="0"/>
+          <xs:element ref="pc:EntityId1" minOccurs="0"/>
+          <xs:element ref="pc:EntityId2" minOccurs="0"/>
+          <xs:element ref="pc:EntityId3" minOccurs="0"/>
+          <xs:element ref="pc:EntityId4" minOccurs="0"/>
+          <xs:element ref="pc:EntityId5" minOccurs="0"/>
+        </xs:sequence>
+      </xs:complexType>
+    </xs:element>
+    <xs:element name="EntityDisplayName" type="xs:string"/>
+    <xs:element name="EntityInstanceReference" type="xs:string"/>
+    <xs:element name="EntityId1" type="xs:string"/>
+    <xs:element name="EntityId2" type="xs:string"/>
+    <xs:element name="EntityId3" type="xs:string"/>
+    <xs:element name="EntityId4" type="xs:string"/>
+    <xs:element name="EntityId5" type="xs:string"/>
+    <xs:element name="Terms">
+      <xs:complexType>
+        <xs:sequence>
+          <xs:element ref="pc:TermInfo" minOccurs="0" maxOccurs="unbounded"/>
+        </xs:sequence>
+      </xs:complexType>
+    </xs:element>
+    <xs:element name="TermInfo">
+      <xs:complexType>
+        <xs:sequence>
+          <xs:element ref="pc:TermName" minOccurs="0"/>
+          <xs:element ref="pc:TermId" minOccurs="0"/>
+        </xs:sequence>
+      </xs:complexType>
+    </xs:element>
+    <xs:element name="TermName" type="xs:string"/>
+    <xs:element name="TermId" type="xs:string"/>
+  </xs:schema>
+</ct:contentTypeSchema>
+</file>
+
+<file path=customXml/item4.xml><?xml version="1.0" encoding="utf-8"?>
 <b:Sources xmlns:b="http://schemas.openxmlformats.org/officeDocument/2006/bibliography" xmlns="http://schemas.openxmlformats.org/officeDocument/2006/bibliography" SelectedStyle="\HarvardAnglia2008OfficeOnline.xsl" StyleName="Harvard - Anglia" Version="2008">
   <b:Source>
     <b:Tag>HoraDaLibras</b:Tag>
@@ -25136,151 +25878,15 @@
 </b:Sources>
 </file>
 
-<file path=customXml/item4.xml><?xml version="1.0" encoding="utf-8"?>
-<ct:contentTypeSchema xmlns:ct="http://schemas.microsoft.com/office/2006/metadata/contentType" xmlns:ma="http://schemas.microsoft.com/office/2006/metadata/properties/metaAttributes" ct:_="" ma:_="" ma:contentTypeName="Documento" ma:contentTypeID="0x0101008C17FAEAF4656242BD13630056EC5247" ma:contentTypeVersion="4" ma:contentTypeDescription="Crie um novo documento." ma:contentTypeScope="" ma:versionID="b39eb55568434e02426cd054b9569065">
-  <xsd:schema xmlns:xsd="http://www.w3.org/2001/XMLSchema" xmlns:xs="http://www.w3.org/2001/XMLSchema" xmlns:p="http://schemas.microsoft.com/office/2006/metadata/properties" xmlns:ns2="7d5ec78f-8869-4aed-af0c-866c2d9c56b8" targetNamespace="http://schemas.microsoft.com/office/2006/metadata/properties" ma:root="true" ma:fieldsID="e5b6988ca1830fe38cc4c38434d356bb" ns2:_="">
-    <xsd:import namespace="7d5ec78f-8869-4aed-af0c-866c2d9c56b8"/>
-    <xsd:element name="properties">
-      <xsd:complexType>
-        <xsd:sequence>
-          <xsd:element name="documentManagement">
-            <xsd:complexType>
-              <xsd:all>
-                <xsd:element ref="ns2:MediaServiceMetadata" minOccurs="0"/>
-                <xsd:element ref="ns2:MediaServiceFastMetadata" minOccurs="0"/>
-                <xsd:element ref="ns2:MediaServiceSearchProperties" minOccurs="0"/>
-                <xsd:element ref="ns2:MediaServiceObjectDetectorVersions" minOccurs="0"/>
-              </xsd:all>
-            </xsd:complexType>
-          </xsd:element>
-        </xsd:sequence>
-      </xsd:complexType>
-    </xsd:element>
-  </xsd:schema>
-  <xsd:schema xmlns:xsd="http://www.w3.org/2001/XMLSchema" xmlns:xs="http://www.w3.org/2001/XMLSchema" xmlns:dms="http://schemas.microsoft.com/office/2006/documentManagement/types" xmlns:pc="http://schemas.microsoft.com/office/infopath/2007/PartnerControls" targetNamespace="7d5ec78f-8869-4aed-af0c-866c2d9c56b8" elementFormDefault="qualified">
-    <xsd:import namespace="http://schemas.microsoft.com/office/2006/documentManagement/types"/>
-    <xsd:import namespace="http://schemas.microsoft.com/office/infopath/2007/PartnerControls"/>
-    <xsd:element name="MediaServiceMetadata" ma:index="8" nillable="true" ma:displayName="MediaServiceMetadata" ma:hidden="true" ma:internalName="MediaServiceMetadata" ma:readOnly="true">
-      <xsd:simpleType>
-        <xsd:restriction base="dms:Note"/>
-      </xsd:simpleType>
-    </xsd:element>
-    <xsd:element name="MediaServiceFastMetadata" ma:index="9" nillable="true" ma:displayName="MediaServiceFastMetadata" ma:hidden="true" ma:internalName="MediaServiceFastMetadata" ma:readOnly="true">
-      <xsd:simpleType>
-        <xsd:restriction base="dms:Note"/>
-      </xsd:simpleType>
-    </xsd:element>
-    <xsd:element name="MediaServiceSearchProperties" ma:index="10" nillable="true" ma:displayName="MediaServiceSearchProperties" ma:hidden="true" ma:internalName="MediaServiceSearchProperties" ma:readOnly="true">
-      <xsd:simpleType>
-        <xsd:restriction base="dms:Note"/>
-      </xsd:simpleType>
-    </xsd:element>
-    <xsd:element name="MediaServiceObjectDetectorVersions" ma:index="11" nillable="true" ma:displayName="MediaServiceObjectDetectorVersions" ma:hidden="true" ma:indexed="true" ma:internalName="MediaServiceObjectDetectorVersions" ma:readOnly="true">
-      <xsd:simpleType>
-        <xsd:restriction base="dms:Text"/>
-      </xsd:simpleType>
-    </xsd:element>
-  </xsd:schema>
-  <xsd:schema xmlns="http://schemas.openxmlformats.org/package/2006/metadata/core-properties" xmlns:xsd="http://www.w3.org/2001/XMLSchema" xmlns:xsi="http://www.w3.org/2001/XMLSchema-instance" xmlns:dc="http://purl.org/dc/elements/1.1/" xmlns:dcterms="http://purl.org/dc/terms/" xmlns:odoc="http://schemas.microsoft.com/internal/obd" targetNamespace="http://schemas.openxmlformats.org/package/2006/metadata/core-properties" elementFormDefault="qualified" attributeFormDefault="unqualified" blockDefault="#all">
-    <xsd:import namespace="http://purl.org/dc/elements/1.1/" schemaLocation="http://dublincore.org/schemas/xmls/qdc/2003/04/02/dc.xsd"/>
-    <xsd:import namespace="http://purl.org/dc/terms/" schemaLocation="http://dublincore.org/schemas/xmls/qdc/2003/04/02/dcterms.xsd"/>
-    <xsd:element name="coreProperties" type="CT_coreProperties"/>
-    <xsd:complexType name="CT_coreProperties">
-      <xsd:all>
-        <xsd:element ref="dc:creator" minOccurs="0" maxOccurs="1"/>
-        <xsd:element ref="dcterms:created" minOccurs="0" maxOccurs="1"/>
-        <xsd:element ref="dc:identifier" minOccurs="0" maxOccurs="1"/>
-        <xsd:element name="contentType" minOccurs="0" maxOccurs="1" type="xsd:string" ma:index="0" ma:displayName="Tipo de Conteúdo"/>
-        <xsd:element ref="dc:title" minOccurs="0" maxOccurs="1" ma:index="4" ma:displayName="Título"/>
-        <xsd:element ref="dc:subject" minOccurs="0" maxOccurs="1"/>
-        <xsd:element ref="dc:description" minOccurs="0" maxOccurs="1"/>
-        <xsd:element name="keywords" minOccurs="0" maxOccurs="1" type="xsd:string"/>
-        <xsd:element ref="dc:language" minOccurs="0" maxOccurs="1"/>
-        <xsd:element name="category" minOccurs="0" maxOccurs="1" type="xsd:string"/>
-        <xsd:element name="version" minOccurs="0" maxOccurs="1" type="xsd:string"/>
-        <xsd:element name="revision" minOccurs="0" maxOccurs="1" type="xsd:string">
-          <xsd:annotation>
-            <xsd:documentation>
-                        This value indicates the number of saves or revisions. The application is responsible for updating this value after each revision.
-                    </xsd:documentation>
-          </xsd:annotation>
-        </xsd:element>
-        <xsd:element name="lastModifiedBy" minOccurs="0" maxOccurs="1" type="xsd:string"/>
-        <xsd:element ref="dcterms:modified" minOccurs="0" maxOccurs="1"/>
-        <xsd:element name="contentStatus" minOccurs="0" maxOccurs="1" type="xsd:string"/>
-      </xsd:all>
-    </xsd:complexType>
-  </xsd:schema>
-  <xs:schema xmlns:pc="http://schemas.microsoft.com/office/infopath/2007/PartnerControls" xmlns:xs="http://www.w3.org/2001/XMLSchema" targetNamespace="http://schemas.microsoft.com/office/infopath/2007/PartnerControls" elementFormDefault="qualified" attributeFormDefault="unqualified">
-    <xs:element name="Person">
-      <xs:complexType>
-        <xs:sequence>
-          <xs:element ref="pc:DisplayName" minOccurs="0"/>
-          <xs:element ref="pc:AccountId" minOccurs="0"/>
-          <xs:element ref="pc:AccountType" minOccurs="0"/>
-        </xs:sequence>
-      </xs:complexType>
-    </xs:element>
-    <xs:element name="DisplayName" type="xs:string"/>
-    <xs:element name="AccountId" type="xs:string"/>
-    <xs:element name="AccountType" type="xs:string"/>
-    <xs:element name="BDCAssociatedEntity">
-      <xs:complexType>
-        <xs:sequence>
-          <xs:element ref="pc:BDCEntity" minOccurs="0" maxOccurs="unbounded"/>
-        </xs:sequence>
-        <xs:attribute ref="pc:EntityNamespace"/>
-        <xs:attribute ref="pc:EntityName"/>
-        <xs:attribute ref="pc:SystemInstanceName"/>
-        <xs:attribute ref="pc:AssociationName"/>
-      </xs:complexType>
-    </xs:element>
-    <xs:attribute name="EntityNamespace" type="xs:string"/>
-    <xs:attribute name="EntityName" type="xs:string"/>
-    <xs:attribute name="SystemInstanceName" type="xs:string"/>
-    <xs:attribute name="AssociationName" type="xs:string"/>
-    <xs:element name="BDCEntity">
-      <xs:complexType>
-        <xs:sequence>
-          <xs:element ref="pc:EntityDisplayName" minOccurs="0"/>
-          <xs:element ref="pc:EntityInstanceReference" minOccurs="0"/>
-          <xs:element ref="pc:EntityId1" minOccurs="0"/>
-          <xs:element ref="pc:EntityId2" minOccurs="0"/>
-          <xs:element ref="pc:EntityId3" minOccurs="0"/>
-          <xs:element ref="pc:EntityId4" minOccurs="0"/>
-          <xs:element ref="pc:EntityId5" minOccurs="0"/>
-        </xs:sequence>
-      </xs:complexType>
-    </xs:element>
-    <xs:element name="EntityDisplayName" type="xs:string"/>
-    <xs:element name="EntityInstanceReference" type="xs:string"/>
-    <xs:element name="EntityId1" type="xs:string"/>
-    <xs:element name="EntityId2" type="xs:string"/>
-    <xs:element name="EntityId3" type="xs:string"/>
-    <xs:element name="EntityId4" type="xs:string"/>
-    <xs:element name="EntityId5" type="xs:string"/>
-    <xs:element name="Terms">
-      <xs:complexType>
-        <xs:sequence>
-          <xs:element ref="pc:TermInfo" minOccurs="0" maxOccurs="unbounded"/>
-        </xs:sequence>
-      </xs:complexType>
-    </xs:element>
-    <xs:element name="TermInfo">
-      <xs:complexType>
-        <xs:sequence>
-          <xs:element ref="pc:TermName" minOccurs="0"/>
-          <xs:element ref="pc:TermId" minOccurs="0"/>
-        </xs:sequence>
-      </xs:complexType>
-    </xs:element>
-    <xs:element name="TermName" type="xs:string"/>
-    <xs:element name="TermId" type="xs:string"/>
-  </xs:schema>
-</ct:contentTypeSchema>
+<file path=customXml/itemProps1.xml><?xml version="1.0" encoding="utf-8"?>
+<ds:datastoreItem xmlns:ds="http://schemas.openxmlformats.org/officeDocument/2006/customXml" ds:itemID="{7EDEFC0D-24EF-4706-AE9E-8BE3E64CB279}">
+  <ds:schemaRefs>
+    <ds:schemaRef ds:uri="http://schemas.microsoft.com/sharepoint/v3/contenttype/forms"/>
+  </ds:schemaRefs>
+</ds:datastoreItem>
 </file>
 
-<file path=customXml/itemProps1.xml><?xml version="1.0" encoding="utf-8"?>
+<file path=customXml/itemProps2.xml><?xml version="1.0" encoding="utf-8"?>
 <ds:datastoreItem xmlns:ds="http://schemas.openxmlformats.org/officeDocument/2006/customXml" ds:itemID="{0B589911-BE48-4E4C-A482-0CFB51BF584C}">
   <ds:schemaRefs>
     <ds:schemaRef ds:uri="http://schemas.microsoft.com/office/2006/metadata/properties"/>
@@ -25289,23 +25895,7 @@
 </ds:datastoreItem>
 </file>
 
-<file path=customXml/itemProps2.xml><?xml version="1.0" encoding="utf-8"?>
-<ds:datastoreItem xmlns:ds="http://schemas.openxmlformats.org/officeDocument/2006/customXml" ds:itemID="{7EDEFC0D-24EF-4706-AE9E-8BE3E64CB279}">
-  <ds:schemaRefs>
-    <ds:schemaRef ds:uri="http://schemas.microsoft.com/sharepoint/v3/contenttype/forms"/>
-  </ds:schemaRefs>
-</ds:datastoreItem>
-</file>
-
 <file path=customXml/itemProps3.xml><?xml version="1.0" encoding="utf-8"?>
-<ds:datastoreItem xmlns:ds="http://schemas.openxmlformats.org/officeDocument/2006/customXml" ds:itemID="{49C062D4-B40B-4831-8AD8-0DE385C1D4DC}">
-  <ds:schemaRefs>
-    <ds:schemaRef ds:uri="http://schemas.openxmlformats.org/officeDocument/2006/bibliography"/>
-  </ds:schemaRefs>
-</ds:datastoreItem>
-</file>
-
-<file path=customXml/itemProps4.xml><?xml version="1.0" encoding="utf-8"?>
 <ds:datastoreItem xmlns:ds="http://schemas.openxmlformats.org/officeDocument/2006/customXml" ds:itemID="{82D037F4-519E-4430-8FD9-37A2F33BF702}">
   <ds:schemaRefs>
     <ds:schemaRef ds:uri="http://schemas.microsoft.com/office/2006/metadata/contentType"/>
@@ -25321,4 +25911,12 @@
     <ds:schemaRef ds:uri="http://schemas.microsoft.com/internal/obd"/>
   </ds:schemaRefs>
 </ds:datastoreItem>
+</file>
+
+<file path=customXml/itemProps4.xml><?xml version="1.0" encoding="utf-8"?>
+<ds:datastoreItem xmlns:ds="http://schemas.openxmlformats.org/officeDocument/2006/customXml" ds:itemID="{49C062D4-B40B-4831-8AD8-0DE385C1D4DC}">
+  <ds:schemaRefs>
+    <ds:schemaRef ds:uri="http://schemas.openxmlformats.org/officeDocument/2006/bibliography"/>
+  </ds:schemaRefs>
+</ds:datastoreItem>
 </file>